--- a/docs/SmartReadAgent_软件详细设计说明书_初稿.docx
+++ b/docs/SmartReadAgent_软件详细设计说明书_初稿.docx
@@ -1,3557 +1,3557 @@
 
 <file path=word/document.xml><?xml version="1.0" encoding="utf-8"?>
-<w:document xmlns:wpc="http://schemas.microsoft.com/office/word/2010/wordprocessingCanvas" xmlns:mo="http://schemas.microsoft.com/office/mac/office/2008/main" xmlns:mc="http://schemas.openxmlformats.org/markup-compatibility/2006" xmlns:mv="urn:schemas-microsoft-com:mac:vml" xmlns:o="urn:schemas-microsoft-com:office:office" xmlns:r="http://schemas.openxmlformats.org/officeDocument/2006/relationships" xmlns:m="http://schemas.openxmlformats.org/officeDocument/2006/math" xmlns:v="urn:schemas-microsoft-com:vml" xmlns:wp14="http://schemas.microsoft.com/office/word/2010/wordprocessingDrawing" xmlns:wp="http://schemas.openxmlformats.org/drawingml/2006/wordprocessingDrawing" xmlns:w10="urn:schemas-microsoft-com:office:word" xmlns:w="http://schemas.openxmlformats.org/wordprocessingml/2006/main" xmlns:w14="http://schemas.microsoft.com/office/word/2010/wordml" xmlns:wpg="http://schemas.microsoft.com/office/word/2010/wordprocessingGroup" xmlns:wpi="http://schemas.microsoft.com/office/word/2010/wordprocessingInk" xmlns:wne="http://schemas.microsoft.com/office/word/2006/wordml" xmlns:wps="http://schemas.microsoft.com/office/word/2010/wordprocessingShape" mc:Ignorable="w14 wp14">
-  <w:body>
-    <w:p>
-      <w:pPr>
-        <w:jc w:val="center"/>
-      </w:pPr>
-      <w:r>
-        <w:rPr>
-          <w:b/>
-          <w:sz w:val="44"/>
-        </w:rPr>
-        <w:t>SmartRead Agent 系统</w:t>
-      </w:r>
-    </w:p>
-    <w:p>
-      <w:pPr>
-        <w:jc w:val="center"/>
-      </w:pPr>
-      <w:r>
-        <w:rPr>
-          <w:b/>
-          <w:sz w:val="52"/>
-        </w:rPr>
-        <w:t>软件详细设计说明书</w:t>
-      </w:r>
-    </w:p>
-    <w:p>
-      <w:pPr>
-        <w:jc w:val="center"/>
-      </w:pPr>
-      <w:r>
-        <w:rPr>
-          <w:b w:val="0"/>
-          <w:sz w:val="28"/>
-        </w:rPr>
-        <w:t>Version 1.0</w:t>
-      </w:r>
-    </w:p>
-    <w:p>
-      <w:pPr>
-        <w:jc w:val="center"/>
-      </w:pPr>
-      <w:r>
-        <w:rPr>
-          <w:b w:val="0"/>
-          <w:sz w:val="24"/>
-        </w:rPr>
-        <w:t>文档名称：SmartReadAgent_软件详细设计说明书_模板版.docx</w:t>
-      </w:r>
-    </w:p>
-    <w:p>
-      <w:pPr>
-        <w:jc w:val="center"/>
-      </w:pPr>
-      <w:r>
-        <w:rPr>
-          <w:b w:val="0"/>
-          <w:sz w:val="24"/>
-        </w:rPr>
-        <w:t>课程：软件项目研发实践（3）</w:t>
-      </w:r>
-    </w:p>
-    <w:p>
-      <w:pPr>
-        <w:jc w:val="center"/>
-      </w:pPr>
-      <w:r>
-        <w:rPr>
-          <w:b w:val="0"/>
-          <w:sz w:val="24"/>
-        </w:rPr>
-        <w:t>指导老师：林立老师</w:t>
-      </w:r>
-    </w:p>
-    <w:p>
-      <w:pPr>
-        <w:jc w:val="center"/>
-      </w:pPr>
-      <w:r>
-        <w:rPr>
-          <w:b w:val="0"/>
-          <w:sz w:val="24"/>
-        </w:rPr>
-        <w:t>小组成员：林立洲（121072021030）、江轩宇（121052023075）</w:t>
-      </w:r>
-    </w:p>
-    <w:p>
-      <w:pPr>
-        <w:jc w:val="center"/>
-      </w:pPr>
-      <w:r>
-        <w:rPr>
-          <w:b w:val="0"/>
-          <w:sz w:val="24"/>
-        </w:rPr>
-        <w:t>提交说明：电子版与纸质版于 2026-07-10 前提交</w:t>
-      </w:r>
-    </w:p>
-    <w:p>
-      <w:r>
-        <w:br w:type="page"/>
-      </w:r>
-    </w:p>
-    <w:p>
-      <w:pPr>
-        <w:pStyle w:val="Heading1"/>
-      </w:pPr>
-      <w:r>
-        <w:t>修订历史记录</w:t>
-      </w:r>
-    </w:p>
-    <w:tbl>
-      <w:tblPr>
-        <w:tblStyle w:val="TableGrid"/>
-        <w:tblW w:type="auto" w:w="0"/>
-        <w:tblLook w:firstColumn="1" w:firstRow="1" w:lastColumn="0" w:lastRow="0" w:noHBand="0" w:noVBand="1" w:val="04A0"/>
-      </w:tblPr>
-      <w:tblGrid>
-        <w:gridCol w:w="1930"/>
-        <w:gridCol w:w="1930"/>
-        <w:gridCol w:w="1930"/>
-        <w:gridCol w:w="1930"/>
-        <w:gridCol w:w="1930"/>
-      </w:tblGrid>
-      <w:tr>
-        <w:tc>
-          <w:tcPr>
-            <w:tcW w:type="dxa" w:w="1930"/>
-          </w:tcPr>
-          <w:p>
-            <w:r>
-              <w:t>日期</w:t>
-            </w:r>
-          </w:p>
-        </w:tc>
-        <w:tc>
-          <w:tcPr>
-            <w:tcW w:type="dxa" w:w="1930"/>
-          </w:tcPr>
-          <w:p>
-            <w:r>
-              <w:t>版本号</w:t>
-            </w:r>
-          </w:p>
-        </w:tc>
-        <w:tc>
-          <w:tcPr>
-            <w:tcW w:type="dxa" w:w="1930"/>
-          </w:tcPr>
-          <w:p>
-            <w:r>
-              <w:t>修改说明</w:t>
-            </w:r>
-          </w:p>
-        </w:tc>
-        <w:tc>
-          <w:tcPr>
-            <w:tcW w:type="dxa" w:w="1930"/>
-          </w:tcPr>
-          <w:p>
-            <w:r>
-              <w:t>修改人</w:t>
-            </w:r>
-          </w:p>
-        </w:tc>
-        <w:tc>
-          <w:tcPr>
-            <w:tcW w:type="dxa" w:w="1930"/>
-          </w:tcPr>
-          <w:p>
-            <w:r>
-              <w:t>核准人</w:t>
-            </w:r>
-          </w:p>
-        </w:tc>
-      </w:tr>
-      <w:tr>
-        <w:tc>
-          <w:tcPr>
-            <w:tcW w:type="dxa" w:w="1930"/>
-          </w:tcPr>
-          <w:p>
-            <w:r>
-              <w:t>2026-05-11</w:t>
-            </w:r>
-          </w:p>
-        </w:tc>
-        <w:tc>
-          <w:tcPr>
-            <w:tcW w:type="dxa" w:w="1930"/>
-          </w:tcPr>
-          <w:p>
-            <w:r>
-              <w:t>V0.1</w:t>
-            </w:r>
-          </w:p>
-        </w:tc>
-        <w:tc>
-          <w:tcPr>
-            <w:tcW w:type="dxa" w:w="1930"/>
-          </w:tcPr>
-          <w:p>
-            <w:r>
-              <w:t>项目立项、目录和 Git/Gitee/GitHub 初始化</w:t>
-            </w:r>
-          </w:p>
-        </w:tc>
-        <w:tc>
-          <w:tcPr>
-            <w:tcW w:type="dxa" w:w="1930"/>
-          </w:tcPr>
-          <w:p>
-            <w:r>
-              <w:t>林立洲</w:t>
-            </w:r>
-          </w:p>
-        </w:tc>
-        <w:tc>
-          <w:tcPr>
-            <w:tcW w:type="dxa" w:w="1930"/>
-          </w:tcPr>
-          <w:p>
-            <w:r>
-              <w:t>林立洲</w:t>
-            </w:r>
-          </w:p>
-        </w:tc>
-      </w:tr>
-      <w:tr>
-        <w:tc>
-          <w:tcPr>
-            <w:tcW w:type="dxa" w:w="1930"/>
-          </w:tcPr>
-          <w:p>
-            <w:r>
-              <w:t>2026-05-12</w:t>
-            </w:r>
-          </w:p>
-        </w:tc>
-        <w:tc>
-          <w:tcPr>
-            <w:tcW w:type="dxa" w:w="1930"/>
-          </w:tcPr>
-          <w:p>
-            <w:r>
-              <w:t>V0.2</w:t>
-            </w:r>
-          </w:p>
-        </w:tc>
-        <w:tc>
-          <w:tcPr>
-            <w:tcW w:type="dxa" w:w="1930"/>
-          </w:tcPr>
-          <w:p>
-            <w:r>
-              <w:t>完成文本输入、本地摘要、关键词和分点摘要 MVP</w:t>
-            </w:r>
-          </w:p>
-        </w:tc>
-        <w:tc>
-          <w:tcPr>
-            <w:tcW w:type="dxa" w:w="1930"/>
-          </w:tcPr>
-          <w:p>
-            <w:r>
-              <w:t>林立洲</w:t>
-            </w:r>
-          </w:p>
-        </w:tc>
-        <w:tc>
-          <w:tcPr>
-            <w:tcW w:type="dxa" w:w="1930"/>
-          </w:tcPr>
-          <w:p>
-            <w:r>
-              <w:t>林立洲</w:t>
-            </w:r>
-          </w:p>
-        </w:tc>
-      </w:tr>
-      <w:tr>
-        <w:tc>
-          <w:tcPr>
-            <w:tcW w:type="dxa" w:w="1930"/>
-          </w:tcPr>
-          <w:p>
-            <w:r>
-              <w:t>2026-05-12</w:t>
-            </w:r>
-          </w:p>
-        </w:tc>
-        <w:tc>
-          <w:tcPr>
-            <w:tcW w:type="dxa" w:w="1930"/>
-          </w:tcPr>
-          <w:p>
-            <w:r>
-              <w:t>V0.3</w:t>
-            </w:r>
-          </w:p>
-        </w:tc>
-        <w:tc>
-          <w:tcPr>
-            <w:tcW w:type="dxa" w:w="1930"/>
-          </w:tcPr>
-          <w:p>
-            <w:r>
-              <w:t>增加 Agent 问答、知识卡片和复习题</w:t>
-            </w:r>
-          </w:p>
-        </w:tc>
-        <w:tc>
-          <w:tcPr>
-            <w:tcW w:type="dxa" w:w="1930"/>
-          </w:tcPr>
-          <w:p>
-            <w:r>
-              <w:t>林立洲</w:t>
-            </w:r>
-          </w:p>
-        </w:tc>
-        <w:tc>
-          <w:tcPr>
-            <w:tcW w:type="dxa" w:w="1930"/>
-          </w:tcPr>
-          <w:p>
-            <w:r>
-              <w:t>林立洲</w:t>
-            </w:r>
-          </w:p>
-        </w:tc>
-      </w:tr>
-      <w:tr>
-        <w:tc>
-          <w:tcPr>
-            <w:tcW w:type="dxa" w:w="1930"/>
-          </w:tcPr>
-          <w:p>
-            <w:r>
-              <w:t>2026-05-12</w:t>
-            </w:r>
-          </w:p>
-        </w:tc>
-        <w:tc>
-          <w:tcPr>
-            <w:tcW w:type="dxa" w:w="1930"/>
-          </w:tcPr>
-          <w:p>
-            <w:r>
-              <w:t>V0.4</w:t>
-            </w:r>
-          </w:p>
-        </w:tc>
-        <w:tc>
-          <w:tcPr>
-            <w:tcW w:type="dxa" w:w="1930"/>
-          </w:tcPr>
-          <w:p>
-            <w:r>
-              <w:t>增加 LiteRT 端侧句子重要性分析模型</w:t>
-            </w:r>
-          </w:p>
-        </w:tc>
-        <w:tc>
-          <w:tcPr>
-            <w:tcW w:type="dxa" w:w="1930"/>
-          </w:tcPr>
-          <w:p>
-            <w:r>
-              <w:t>林立洲</w:t>
-            </w:r>
-          </w:p>
-        </w:tc>
-        <w:tc>
-          <w:tcPr>
-            <w:tcW w:type="dxa" w:w="1930"/>
-          </w:tcPr>
-          <w:p>
-            <w:r>
-              <w:t>林立洲</w:t>
-            </w:r>
-          </w:p>
-        </w:tc>
-      </w:tr>
-      <w:tr>
-        <w:tc>
-          <w:tcPr>
-            <w:tcW w:type="dxa" w:w="1930"/>
-          </w:tcPr>
-          <w:p>
-            <w:r>
-              <w:t>2026-05-12</w:t>
-            </w:r>
-          </w:p>
-        </w:tc>
-        <w:tc>
-          <w:tcPr>
-            <w:tcW w:type="dxa" w:w="1930"/>
-          </w:tcPr>
-          <w:p>
-            <w:r>
-              <w:t>V0.5</w:t>
-            </w:r>
-          </w:p>
-        </w:tc>
-        <w:tc>
-          <w:tcPr>
-            <w:tcW w:type="dxa" w:w="1930"/>
-          </w:tcPr>
-          <w:p>
-            <w:r>
-              <w:t>增加本地历史记录保存、恢复和清空</w:t>
-            </w:r>
-          </w:p>
-        </w:tc>
-        <w:tc>
-          <w:tcPr>
-            <w:tcW w:type="dxa" w:w="1930"/>
-          </w:tcPr>
-          <w:p>
-            <w:r>
-              <w:t>林立洲</w:t>
-            </w:r>
-          </w:p>
-        </w:tc>
-        <w:tc>
-          <w:tcPr>
-            <w:tcW w:type="dxa" w:w="1930"/>
-          </w:tcPr>
-          <w:p>
-            <w:r>
-              <w:t>林立洲</w:t>
-            </w:r>
-          </w:p>
-        </w:tc>
-      </w:tr>
-      <w:tr>
-        <w:tc>
-          <w:tcPr>
-            <w:tcW w:type="dxa" w:w="1930"/>
-          </w:tcPr>
-          <w:p>
-            <w:r>
-              <w:t>2026-05-13</w:t>
-            </w:r>
-          </w:p>
-        </w:tc>
-        <w:tc>
-          <w:tcPr>
-            <w:tcW w:type="dxa" w:w="1930"/>
-          </w:tcPr>
-          <w:p>
-            <w:r>
-              <w:t>V1.0</w:t>
-            </w:r>
-          </w:p>
-        </w:tc>
-        <w:tc>
-          <w:tcPr>
-            <w:tcW w:type="dxa" w:w="1930"/>
-          </w:tcPr>
-          <w:p>
-            <w:r>
-              <w:t>收口期末演示稳定版、APK、截图、测试和说明材料</w:t>
-            </w:r>
-          </w:p>
-        </w:tc>
-        <w:tc>
-          <w:tcPr>
-            <w:tcW w:type="dxa" w:w="1930"/>
-          </w:tcPr>
-          <w:p>
-            <w:r>
-              <w:t>林立洲、江轩宇</w:t>
-            </w:r>
-          </w:p>
-        </w:tc>
-        <w:tc>
-          <w:tcPr>
-            <w:tcW w:type="dxa" w:w="1930"/>
-          </w:tcPr>
-          <w:p>
-            <w:r>
-              <w:t>林立洲</w:t>
-            </w:r>
-          </w:p>
-        </w:tc>
-      </w:tr>
-      <w:tr>
-        <w:tc>
-          <w:tcPr>
-            <w:tcW w:type="dxa" w:w="1930"/>
-          </w:tcPr>
-          <w:p>
-            <w:r>
-              <w:t>2026-06-29</w:t>
-            </w:r>
-          </w:p>
-        </w:tc>
-        <w:tc>
-          <w:tcPr>
-            <w:tcW w:type="dxa" w:w="1930"/>
-          </w:tcPr>
-          <w:p>
-            <w:r>
-              <w:t>V1.0 初稿</w:t>
-            </w:r>
-          </w:p>
-        </w:tc>
-        <w:tc>
-          <w:tcPr>
-            <w:tcW w:type="dxa" w:w="1930"/>
-          </w:tcPr>
-          <w:p>
-            <w:r>
-              <w:t>按课程模板整理软件详细设计说明书</w:t>
-            </w:r>
-          </w:p>
-        </w:tc>
-        <w:tc>
-          <w:tcPr>
-            <w:tcW w:type="dxa" w:w="1930"/>
-          </w:tcPr>
-          <w:p>
-            <w:r>
-              <w:t>林立洲</w:t>
-            </w:r>
-          </w:p>
-        </w:tc>
-        <w:tc>
-          <w:tcPr>
-            <w:tcW w:type="dxa" w:w="1930"/>
-          </w:tcPr>
-          <w:p>
-            <w:r>
-              <w:t>林立洲</w:t>
-            </w:r>
-          </w:p>
-        </w:tc>
-      </w:tr>
-    </w:tbl>
-    <w:p/>
-    <w:p>
-      <w:pPr>
-        <w:pStyle w:val="Heading1"/>
-      </w:pPr>
-      <w:r>
-        <w:t>目录</w:t>
-      </w:r>
-    </w:p>
-    <w:p>
-      <w:r>
-        <w:t>1 引言</w:t>
-      </w:r>
-    </w:p>
-    <w:p>
-      <w:r>
-        <w:t>1.1 目的与范围</w:t>
-      </w:r>
-    </w:p>
-    <w:p>
-      <w:r>
-        <w:t>1.2 预期的读者</w:t>
-      </w:r>
-    </w:p>
-    <w:p>
-      <w:r>
-        <w:t>1.3 系统的范围</w:t>
-      </w:r>
-    </w:p>
-    <w:p>
-      <w:r>
-        <w:t>1.4 参考资料</w:t>
-      </w:r>
-    </w:p>
-    <w:p>
-      <w:r>
-        <w:t>1.5 术语、缩写词</w:t>
-      </w:r>
-    </w:p>
-    <w:p>
-      <w:r>
-        <w:t>1.6 模块命名规则</w:t>
-      </w:r>
-    </w:p>
-    <w:p>
-      <w:r>
-        <w:t>2 建议的系统</w:t>
-      </w:r>
-    </w:p>
-    <w:p>
-      <w:r>
-        <w:t>2.1 建议系统概述</w:t>
-      </w:r>
-    </w:p>
-    <w:p>
-      <w:r>
-        <w:t>2.2 功能性需求概述</w:t>
-      </w:r>
-    </w:p>
-    <w:p>
-      <w:r>
-        <w:t>2.3 非功能性需求</w:t>
-      </w:r>
-    </w:p>
-    <w:p>
-      <w:r>
-        <w:t>2.3.1 用户界面与人员因素</w:t>
-      </w:r>
-    </w:p>
-    <w:p>
-      <w:r>
-        <w:t>2.3.2 错误处理与极端情况</w:t>
-      </w:r>
-    </w:p>
-    <w:p>
-      <w:r>
-        <w:t>2.3.3 质量要求</w:t>
-      </w:r>
-    </w:p>
-    <w:p>
-      <w:r>
-        <w:t>2.3.4 用例模型</w:t>
-      </w:r>
-    </w:p>
-    <w:p>
-      <w:r>
-        <w:t>2.3.5 对象模型</w:t>
-      </w:r>
-    </w:p>
-    <w:p>
-      <w:r>
-        <w:t>3 模块总汇</w:t>
-      </w:r>
-    </w:p>
-    <w:p>
-      <w:r>
-        <w:t>3.1 模块总汇表</w:t>
-      </w:r>
-    </w:p>
-    <w:p>
-      <w:r>
-        <w:t>3.2 模块关系图</w:t>
-      </w:r>
-    </w:p>
-    <w:p>
-      <w:r>
-        <w:t>3.3 模块设计清单</w:t>
-      </w:r>
-    </w:p>
-    <w:p>
-      <w:r>
-        <w:t>3.4 附录：数据存储结构设计</w:t>
-      </w:r>
-    </w:p>
-    <w:p>
-      <w:r>
-        <w:br w:type="page"/>
-      </w:r>
-    </w:p>
-    <w:p>
-      <w:pPr>
-        <w:pStyle w:val="Heading1"/>
-      </w:pPr>
-      <w:r>
-        <w:t>1 引言</w:t>
-      </w:r>
-    </w:p>
-    <w:p>
-      <w:pPr>
-        <w:pStyle w:val="Heading2"/>
-      </w:pPr>
-      <w:r>
-        <w:t>1.1 目的与范围</w:t>
-      </w:r>
-    </w:p>
-    <w:p>
-      <w:r>
-        <w:t>本文档是 SmartRead Agent 系统的详细设计说明书，按照课程提供的“软件详细设计说明书模板”结构编写。文档用于说明系统设计目标、功能范围、非功能需求、用例模型、对象模型、模块关系、模块设计清单和数据存储结构，为《软件项目研发实践（3）》期末演示后的电子版与纸质版提交提供依据。</w:t>
-      </w:r>
-    </w:p>
-    <w:p>
-      <w:r>
-        <w:t>SmartRead Agent 当前版本为 V1.0 期末演示稳定版，已生成课程演示用 debug APK：release/SmartReadAgent-v1.0-debug.apk。该 APK 用于课程验收、真机测试和现场演示，不作为应用商店正式商业发布版本。本文档只描述当前已实现的功能，不把 OCR、云端大模型、登录、服务器、多设备同步等后续设想写成已实现内容。</w:t>
-      </w:r>
-    </w:p>
-    <w:p>
-      <w:r>
-        <w:t>本文档覆盖 Android/Kotlin 客户端、Jetpack Compose 界面、本地文本分析、本地规则型阅读 Agent、LiteRT 端侧句子重要性分析、本地历史记录和演示部署流程。重点突出移动端机器学习在应用中的真实整合方式，即模型文件随 APK 集成并在 Android 端侧完成推理。</w:t>
-      </w:r>
-    </w:p>
-    <w:p>
-      <w:pPr>
-        <w:pStyle w:val="Heading2"/>
-      </w:pPr>
-      <w:r>
-        <w:t>1.2 预期的读者</w:t>
-      </w:r>
-    </w:p>
-    <w:p>
-      <w:r>
-        <w:t>本文档的预期读者包括课程指导老师、期末演示评审人员、小组成员、后续查看仓库的同学，以及需要理解系统模块设计和代码结构的人。读者不需要提前阅读所有源代码，但应能通过本文档理解系统主要模块、数据对象和运行流程。对于评分人员，本文档也可作为核对项目是否真实实现 LiteRT、Agent、历史记录和移动端演示能力的依据。</w:t>
-      </w:r>
-    </w:p>
-    <w:p>
-      <w:pPr>
-        <w:pStyle w:val="Heading2"/>
-      </w:pPr>
-      <w:r>
-        <w:t>1.3 系统的范围</w:t>
-      </w:r>
-    </w:p>
-    <w:p>
-      <w:r>
-        <w:t>SmartRead Agent 面向学生阅读教材、课堂资料、技术文章和项目说明文档的场景，提供移动端阅读辅助能力。系统当前范围包括：文本输入、示例文本、本地摘要、关键词提取、分点摘要、LiteRT 端侧句子重要性分析、Agent 问答、知识卡片、复习题、本地历史记录保存、历史记录恢复和清空历史记录。</w:t>
-      </w:r>
-    </w:p>
-    <w:p>
-      <w:r>
-        <w:t>系统当前不包括：用户注册登录、云端同步、服务器后台、OCR 图片识别、语音输入、多设备同步、商业发布版签名包和真实云端大模型 API。这些内容不在当前演示范围内，后续可以作为扩展方向。</w:t>
-      </w:r>
-    </w:p>
-    <w:p>
-      <w:pPr>
-        <w:pStyle w:val="Heading2"/>
-      </w:pPr>
-      <w:r>
-        <w:t>1.4 参考资料</w:t>
-      </w:r>
-    </w:p>
-    <w:p>
-      <w:pPr>
-        <w:pStyle w:val="ListBullet"/>
-      </w:pPr>
-      <w:r>
-        <w:t>《2023级软工期末考核说明.pdf》</w:t>
-      </w:r>
-    </w:p>
-    <w:p>
-      <w:pPr>
-        <w:pStyle w:val="ListBullet"/>
-      </w:pPr>
-      <w:r>
-        <w:t>《2023级软工期末课程演示流程.pdf》</w:t>
-      </w:r>
-    </w:p>
-    <w:p>
-      <w:pPr>
-        <w:pStyle w:val="ListBullet"/>
-      </w:pPr>
-      <w:r>
-        <w:t>《2023级期末演示评分表.xlsx》</w:t>
-      </w:r>
-    </w:p>
-    <w:p>
-      <w:pPr>
-        <w:pStyle w:val="ListBullet"/>
-      </w:pPr>
-      <w:r>
-        <w:t>README.md、docs/V0.4_LiteRT端侧模型集成说明.md、docs/关键代码与实现方法说明.md</w:t>
-      </w:r>
-    </w:p>
-    <w:p>
-      <w:pPr>
-        <w:pStyle w:val="ListBullet"/>
-      </w:pPr>
-      <w:r>
-        <w:t>Android / Kotlin / Jetpack Compose 相关开发资料</w:t>
-      </w:r>
-    </w:p>
-    <w:p>
-      <w:pPr>
-        <w:pStyle w:val="ListBullet"/>
-      </w:pPr>
-      <w:r>
-        <w:t>TensorFlow Lite / LiteRT Android 端侧推理相关资料</w:t>
-      </w:r>
-    </w:p>
-    <w:p>
-      <w:pPr>
-        <w:pStyle w:val="Heading2"/>
-      </w:pPr>
-      <w:r>
-        <w:t>1.5 术语、缩写词</w:t>
-      </w:r>
-    </w:p>
-    <w:tbl>
-      <w:tblPr>
-        <w:tblStyle w:val="TableGrid"/>
-        <w:tblW w:type="auto" w:w="0"/>
-        <w:tblLook w:firstColumn="1" w:firstRow="1" w:lastColumn="0" w:lastRow="0" w:noHBand="0" w:noVBand="1" w:val="04A0"/>
-      </w:tblPr>
-      <w:tblGrid>
-        <w:gridCol w:w="4824"/>
-        <w:gridCol w:w="4824"/>
-      </w:tblGrid>
-      <w:tr>
-        <w:tc>
-          <w:tcPr>
-            <w:tcW w:type="dxa" w:w="4824"/>
-          </w:tcPr>
-          <w:p>
-            <w:r>
-              <w:t>术语</w:t>
-            </w:r>
-          </w:p>
-        </w:tc>
-        <w:tc>
-          <w:tcPr>
-            <w:tcW w:type="dxa" w:w="4824"/>
-          </w:tcPr>
-          <w:p>
-            <w:r>
-              <w:t>说明</w:t>
-            </w:r>
-          </w:p>
-        </w:tc>
-      </w:tr>
-      <w:tr>
-        <w:tc>
-          <w:tcPr>
-            <w:tcW w:type="dxa" w:w="4824"/>
-          </w:tcPr>
-          <w:p>
-            <w:r>
-              <w:t>SmartRead Agent</w:t>
-            </w:r>
-          </w:p>
-        </w:tc>
-        <w:tc>
-          <w:tcPr>
-            <w:tcW w:type="dxa" w:w="4824"/>
-          </w:tcPr>
-          <w:p>
-            <w:r>
-              <w:t>本项目名称，表示面向阅读场景的智能辅助 App。</w:t>
-            </w:r>
-          </w:p>
-        </w:tc>
-      </w:tr>
-      <w:tr>
-        <w:tc>
-          <w:tcPr>
-            <w:tcW w:type="dxa" w:w="4824"/>
-          </w:tcPr>
-          <w:p>
-            <w:r>
-              <w:t>LiteRT / TensorFlow Lite</w:t>
-            </w:r>
-          </w:p>
-        </w:tc>
-        <w:tc>
-          <w:tcPr>
-            <w:tcW w:type="dxa" w:w="4824"/>
-          </w:tcPr>
-          <w:p>
-            <w:r>
-              <w:t>移动端轻量模型推理框架。</w:t>
-            </w:r>
-          </w:p>
-        </w:tc>
-      </w:tr>
-      <w:tr>
-        <w:tc>
-          <w:tcPr>
-            <w:tcW w:type="dxa" w:w="4824"/>
-          </w:tcPr>
-          <w:p>
-            <w:r>
-              <w:t>本地规则型阅读 Agent</w:t>
-            </w:r>
-          </w:p>
-        </w:tc>
-        <w:tc>
-          <w:tcPr>
-            <w:tcW w:type="dxa" w:w="4824"/>
-          </w:tcPr>
-          <w:p>
-            <w:r>
-              <w:t>当前版本 Agent 实现方式，主要使用本地规则和文章分析结果。</w:t>
-            </w:r>
-          </w:p>
-        </w:tc>
-      </w:tr>
-      <w:tr>
-        <w:tc>
-          <w:tcPr>
-            <w:tcW w:type="dxa" w:w="4824"/>
-          </w:tcPr>
-          <w:p>
-            <w:r>
-              <w:t>ArticleAnalysis</w:t>
-            </w:r>
-          </w:p>
-        </w:tc>
-        <w:tc>
-          <w:tcPr>
-            <w:tcW w:type="dxa" w:w="4824"/>
-          </w:tcPr>
-          <w:p>
-            <w:r>
-              <w:t>文章分析结果数据对象。</w:t>
-            </w:r>
-          </w:p>
-        </w:tc>
-      </w:tr>
-      <w:tr>
-        <w:tc>
-          <w:tcPr>
-            <w:tcW w:type="dxa" w:w="4824"/>
-          </w:tcPr>
-          <w:p>
-            <w:r>
-              <w:t>SentenceImportance</w:t>
-            </w:r>
-          </w:p>
-        </w:tc>
-        <w:tc>
-          <w:tcPr>
-            <w:tcW w:type="dxa" w:w="4824"/>
-          </w:tcPr>
-          <w:p>
-            <w:r>
-              <w:t>句子重要性评分结果对象。</w:t>
-            </w:r>
-          </w:p>
-        </w:tc>
-      </w:tr>
-      <w:tr>
-        <w:tc>
-          <w:tcPr>
-            <w:tcW w:type="dxa" w:w="4824"/>
-          </w:tcPr>
-          <w:p>
-            <w:r>
-              <w:t>APK</w:t>
-            </w:r>
-          </w:p>
-        </w:tc>
-        <w:tc>
-          <w:tcPr>
-            <w:tcW w:type="dxa" w:w="4824"/>
-          </w:tcPr>
-          <w:p>
-            <w:r>
-              <w:t>Android 安装包。</w:t>
-            </w:r>
-          </w:p>
-        </w:tc>
-      </w:tr>
-      <w:tr>
-        <w:tc>
-          <w:tcPr>
-            <w:tcW w:type="dxa" w:w="4824"/>
-          </w:tcPr>
-          <w:p>
-            <w:r>
-              <w:t>SharedPreferences</w:t>
-            </w:r>
-          </w:p>
-        </w:tc>
-        <w:tc>
-          <w:tcPr>
-            <w:tcW w:type="dxa" w:w="4824"/>
-          </w:tcPr>
-          <w:p>
-            <w:r>
-              <w:t>Android 本地轻量键值存储。</w:t>
-            </w:r>
-          </w:p>
-        </w:tc>
-      </w:tr>
-    </w:tbl>
-    <w:p/>
-    <w:p>
-      <w:pPr>
-        <w:pStyle w:val="Heading2"/>
-      </w:pPr>
-      <w:r>
-        <w:t>1.6 模块命名规则</w:t>
-      </w:r>
-    </w:p>
-    <w:p>
-      <w:r>
-        <w:t>系统代码采用 Kotlin 命名规范。数据对象使用名词型 PascalCase，例如 ArticleAnalysis、SentenceImportance、KnowledgeCard、HistoryRecord。功能对象或仓库对象使用职责名加后缀，例如 TextAnalyzer、SentenceImportanceAnalyzer、SentenceImportanceClassifier、LocalReadingAgent、HistoryRepository。Compose 页面函数使用页面含义命名，例如 AgentChatScreen、KnowledgeCardsScreen、HistoryScreen。资源文件使用能够说明功能的名称，例如 sentence_importance_model.tflite。</w:t>
-      </w:r>
-    </w:p>
-    <w:p>
-      <w:pPr>
-        <w:pStyle w:val="Heading1"/>
-      </w:pPr>
-      <w:r>
-        <w:t>2 建议的系统</w:t>
-      </w:r>
-    </w:p>
-    <w:p>
-      <w:pPr>
-        <w:pStyle w:val="Heading2"/>
-      </w:pPr>
-      <w:r>
-        <w:t>2.1 建议系统概述</w:t>
-      </w:r>
-    </w:p>
-    <w:p>
-      <w:r>
-        <w:t>SmartRead Agent 是一个 Android/Kotlin 移动端 AI 阅读辅助应用。用户可以在首页输入文本或点击示例文本，然后点击“开始智能分析”。系统会在本地生成一句话总结、关键词和分点摘要，同时调用 LiteRT 模型对句子重要性进行端侧评分。分析完成后，用户可以进入 Agent 问答页面围绕当前文章提问，也可以进入知识卡片页面查看复习卡片和复习题，还可以在历史记录页面恢复最近的分析结果。</w:t>
-      </w:r>
-    </w:p>
-    <w:p>
-      <w:r>
-        <w:t>系统设计强调“轻量、稳定、可解释、适合课堂演示”。当前版本的 Agent 问答基于当前文章分析结果和本地规则实现，不依赖外部大模型接口，因此在没有网络的情况下也能完成演示。LiteRT 模块是系统移动机器学习部分的核心，模型文件放入 Android assets，运行时由 SentenceImportanceClassifier 加载并推理。</w:t>
-      </w:r>
-    </w:p>
-    <w:p>
-      <w:pPr>
-        <w:pStyle w:val="Heading2"/>
-      </w:pPr>
-      <w:r>
-        <w:t>2.2 功能性需求概述</w:t>
-      </w:r>
-    </w:p>
-    <w:p>
-      <w:pPr>
-        <w:pStyle w:val="ListNumber"/>
-      </w:pPr>
-      <w:r>
-        <w:t>用户可以手动输入待分析文本。</w:t>
-      </w:r>
-    </w:p>
-    <w:p>
-      <w:pPr>
-        <w:pStyle w:val="ListNumber"/>
-      </w:pPr>
-      <w:r>
-        <w:t>用户可以选择内置示例文本，保证课堂演示稳定。</w:t>
-      </w:r>
-    </w:p>
-    <w:p>
-      <w:pPr>
-        <w:pStyle w:val="ListNumber"/>
-      </w:pPr>
-      <w:r>
-        <w:t>系统可以生成一句话总结、关键词和分点摘要。</w:t>
-      </w:r>
-    </w:p>
-    <w:p>
-      <w:pPr>
-        <w:pStyle w:val="ListNumber"/>
-      </w:pPr>
-      <w:r>
-        <w:t>系统可以显示字符数、句子数等基础统计信息。</w:t>
-      </w:r>
-    </w:p>
-    <w:p>
-      <w:pPr>
-        <w:pStyle w:val="ListNumber"/>
-      </w:pPr>
-      <w:r>
-        <w:t>系统可以调用 LiteRT 端侧模型，对文章句子进行重要性评分。</w:t>
-      </w:r>
-    </w:p>
-    <w:p>
-      <w:pPr>
-        <w:pStyle w:val="ListNumber"/>
-      </w:pPr>
-      <w:r>
-        <w:t>系统可以在模型加载失败时使用规则评分兜底，避免演示中断。</w:t>
-      </w:r>
-    </w:p>
-    <w:p>
-      <w:pPr>
-        <w:pStyle w:val="ListNumber"/>
-      </w:pPr>
-      <w:r>
-        <w:t>系统可以进入 Agent 问答页面，支持快捷问题和手动提问。</w:t>
-      </w:r>
-    </w:p>
-    <w:p>
-      <w:pPr>
-        <w:pStyle w:val="ListNumber"/>
-      </w:pPr>
-      <w:r>
-        <w:t>系统可以生成知识卡片和复习题。</w:t>
-      </w:r>
-    </w:p>
-    <w:p>
-      <w:pPr>
-        <w:pStyle w:val="ListNumber"/>
-      </w:pPr>
-      <w:r>
-        <w:t>系统可以保存最近 12 条历史分析记录。</w:t>
-      </w:r>
-    </w:p>
-    <w:p>
-      <w:pPr>
-        <w:pStyle w:val="ListNumber"/>
-      </w:pPr>
-      <w:r>
-        <w:t>用户可以恢复历史记录，也可以清空历史记录。</w:t>
-      </w:r>
-    </w:p>
-    <w:p>
-      <w:pPr>
-        <w:pStyle w:val="Heading2"/>
-      </w:pPr>
-      <w:r>
-        <w:t>2.3 非功能性需求</w:t>
-      </w:r>
-    </w:p>
-    <w:p>
-      <w:r>
-        <w:t>系统需要满足现场可演示、离线可用、响应及时、界面清晰、异常可控和材料可追溯等非功能需求。由于课程演示每组不超过 15 分钟，App 操作路径必须简洁，示例文本必须可直接触发完整功能链路。由于教室网络环境不一定稳定，核心功能不依赖网络。</w:t>
-      </w:r>
-    </w:p>
-    <w:p>
-      <w:pPr>
-        <w:pStyle w:val="Heading3"/>
-      </w:pPr>
-      <w:r>
-        <w:t>2.3.1 用户界面与人员因素</w:t>
-      </w:r>
-    </w:p>
-    <w:p>
-      <w:r>
-        <w:t>界面采用 Jetpack Compose 实现，整体为移动端纵向滚动布局。首页突出项目名称、版本号、输入区、示例文本按钮和“开始智能分析”按钮。分析结果以卡片方式展示，包含摘要、关键词、LiteRT 评分和功能入口。Agent、知识卡片和历史记录作为独立页面，便于演示时逐个展示。</w:t>
-      </w:r>
-    </w:p>
-    <w:p>
-      <w:r>
-        <w:t>用户角色主要是学生用户和小组演示者。学生用户关注能否快速理解文章；演示者关注流程是否稳定、老师是否能看清楚功能和机器学习亮点。江轩宇在现场负责手机端实际操作，林立洲负责同步讲解和答辩。</w:t>
-      </w:r>
-    </w:p>
-    <w:tbl>
-      <w:tblPr>
-        <w:tblStyle w:val="TableGrid"/>
-        <w:tblW w:type="auto" w:w="0"/>
-        <w:tblLook w:firstColumn="1" w:firstRow="1" w:lastColumn="0" w:lastRow="0" w:noHBand="0" w:noVBand="1" w:val="04A0"/>
-      </w:tblPr>
-      <w:tblGrid>
-        <w:gridCol w:w="4824"/>
-        <w:gridCol w:w="4824"/>
-      </w:tblGrid>
-      <w:tr>
-        <w:tc>
-          <w:tcPr>
-            <w:tcW w:type="dxa" w:w="4824"/>
-          </w:tcPr>
-          <w:p>
-            <w:pPr>
-              <w:jc w:val="center"/>
-            </w:pPr>
-            <w:r>
-              <w:rPr>
-                <w:b/>
-              </w:rPr>
-              <w:t>首页</w:t>
-            </w:r>
-          </w:p>
-          <w:p>
-            <w:pPr>
-              <w:jc w:val="center"/>
-            </w:pPr>
-            <w:r>
-              <w:drawing>
-                <wp:inline xmlns:a="http://schemas.openxmlformats.org/drawingml/2006/main" xmlns:pic="http://schemas.openxmlformats.org/drawingml/2006/picture">
-                  <wp:extent cx="2057400" cy="4572000"/>
-                  <wp:docPr id="1" name="Picture 1"/>
-                  <wp:cNvGraphicFramePr>
-                    <a:graphicFrameLocks noChangeAspect="1"/>
-                  </wp:cNvGraphicFramePr>
-                  <a:graphic>
-                    <a:graphicData uri="http://schemas.openxmlformats.org/drawingml/2006/picture">
-                      <pic:pic>
-                        <pic:nvPicPr>
-                          <pic:cNvPr id="0" name="V1.0首页_20260512.png"/>
-                          <pic:cNvPicPr/>
-                        </pic:nvPicPr>
-                        <pic:blipFill>
-                          <a:blip r:embed="rId9"/>
-                          <a:stretch>
-                            <a:fillRect/>
-                          </a:stretch>
-                        </pic:blipFill>
-                        <pic:spPr>
-                          <a:xfrm>
-                            <a:off x="0" y="0"/>
-                            <a:ext cx="2057400" cy="4572000"/>
-                          </a:xfrm>
-                          <a:prstGeom prst="rect"/>
-                        </pic:spPr>
-                      </pic:pic>
-                    </a:graphicData>
-                  </a:graphic>
-                </wp:inline>
-              </w:drawing>
-            </w:r>
-          </w:p>
-        </w:tc>
-        <w:tc>
-          <w:tcPr>
-            <w:tcW w:type="dxa" w:w="4824"/>
-          </w:tcPr>
-          <w:p>
-            <w:pPr>
-              <w:jc w:val="center"/>
-            </w:pPr>
-            <w:r>
-              <w:rPr>
-                <w:b/>
-              </w:rPr>
-              <w:t>文本输入</w:t>
-            </w:r>
-          </w:p>
-          <w:p>
-            <w:pPr>
-              <w:jc w:val="center"/>
-            </w:pPr>
-            <w:r>
-              <w:drawing>
-                <wp:inline xmlns:a="http://schemas.openxmlformats.org/drawingml/2006/main" xmlns:pic="http://schemas.openxmlformats.org/drawingml/2006/picture">
-                  <wp:extent cx="2057400" cy="4572000"/>
-                  <wp:docPr id="2" name="Picture 2"/>
-                  <wp:cNvGraphicFramePr>
-                    <a:graphicFrameLocks noChangeAspect="1"/>
-                  </wp:cNvGraphicFramePr>
-                  <a:graphic>
-                    <a:graphicData uri="http://schemas.openxmlformats.org/drawingml/2006/picture">
-                      <pic:pic>
-                        <pic:nvPicPr>
-                          <pic:cNvPr id="0" name="V1.0首页_20260512.png"/>
-                          <pic:cNvPicPr/>
-                        </pic:nvPicPr>
-                        <pic:blipFill>
-                          <a:blip r:embed="rId9"/>
-                          <a:stretch>
-                            <a:fillRect/>
-                          </a:stretch>
-                        </pic:blipFill>
-                        <pic:spPr>
-                          <a:xfrm>
-                            <a:off x="0" y="0"/>
-                            <a:ext cx="2057400" cy="4572000"/>
-                          </a:xfrm>
-                          <a:prstGeom prst="rect"/>
-                        </pic:spPr>
-                      </pic:pic>
-                    </a:graphicData>
-                  </a:graphic>
-                </wp:inline>
-              </w:drawing>
-            </w:r>
-          </w:p>
-        </w:tc>
-      </w:tr>
-    </w:tbl>
-    <w:p/>
-    <w:p>
-      <w:pPr>
-        <w:pStyle w:val="Heading3"/>
-      </w:pPr>
-      <w:r>
-        <w:t>2.3.2 错误处理与极端情况</w:t>
-      </w:r>
-    </w:p>
-    <w:p>
-      <w:r>
-        <w:t>系统对空文本、模型加载失败、历史记录 JSON 解析失败和无分析结果进入子页面等情况进行了处理。空文本分析时不生成结果，而是提示用户先输入内容；LiteRT 模型加载或推理失败时，系统使用规则评分兜底；历史记录解析失败时返回空列表；用户未完成分析就进入 Agent 或知识卡片页面时，页面显示友好提示。</w:t>
-      </w:r>
-    </w:p>
-    <w:p>
-      <w:r>
-        <w:t>这些处理的目的不是追求复杂异常体系，而是保证课程现场演示不断线。只要 App 能打开，用户就能通过示例文本稳定走完整流程。</w:t>
-      </w:r>
-    </w:p>
-    <w:p>
-      <w:pPr>
-        <w:pStyle w:val="Heading3"/>
-      </w:pPr>
-      <w:r>
-        <w:t>2.3.3 质量要求</w:t>
-      </w:r>
-    </w:p>
-    <w:tbl>
-      <w:tblPr>
-        <w:tblStyle w:val="TableGrid"/>
-        <w:tblW w:type="auto" w:w="0"/>
-        <w:tblLook w:firstColumn="1" w:firstRow="1" w:lastColumn="0" w:lastRow="0" w:noHBand="0" w:noVBand="1" w:val="04A0"/>
-      </w:tblPr>
-      <w:tblGrid>
-        <w:gridCol w:w="4824"/>
-        <w:gridCol w:w="4824"/>
-      </w:tblGrid>
-      <w:tr>
-        <w:tc>
-          <w:tcPr>
-            <w:tcW w:type="dxa" w:w="4824"/>
-          </w:tcPr>
-          <w:p>
-            <w:r>
-              <w:t>主要质量属性</w:t>
-            </w:r>
-          </w:p>
-        </w:tc>
-        <w:tc>
-          <w:tcPr>
-            <w:tcW w:type="dxa" w:w="4824"/>
-          </w:tcPr>
-          <w:p>
-            <w:r>
-              <w:t>详细要求</w:t>
-            </w:r>
-          </w:p>
-        </w:tc>
-      </w:tr>
-      <w:tr>
-        <w:tc>
-          <w:tcPr>
-            <w:tcW w:type="dxa" w:w="4824"/>
-          </w:tcPr>
-          <w:p>
-            <w:r>
-              <w:t>正确性</w:t>
-            </w:r>
-          </w:p>
-        </w:tc>
-        <w:tc>
-          <w:tcPr>
-            <w:tcW w:type="dxa" w:w="4824"/>
-          </w:tcPr>
-          <w:p>
-            <w:r>
-              <w:t>摘要、关键词、LiteRT 分析、Agent 回答、知识卡片和历史记录应基于当前输入文本生成，不展示与当前文章无关的内容。</w:t>
-            </w:r>
-          </w:p>
-        </w:tc>
-      </w:tr>
-      <w:tr>
-        <w:tc>
-          <w:tcPr>
-            <w:tcW w:type="dxa" w:w="4824"/>
-          </w:tcPr>
-          <w:p>
-            <w:r>
-              <w:t>健壮性</w:t>
-            </w:r>
-          </w:p>
-        </w:tc>
-        <w:tc>
-          <w:tcPr>
-            <w:tcW w:type="dxa" w:w="4824"/>
-          </w:tcPr>
-          <w:p>
-            <w:r>
-              <w:t>空输入、模型加载失败、历史记录为空、历史 JSON 解析失败等情况不应导致 App 崩溃。</w:t>
-            </w:r>
-          </w:p>
-        </w:tc>
-      </w:tr>
-      <w:tr>
-        <w:tc>
-          <w:tcPr>
-            <w:tcW w:type="dxa" w:w="4824"/>
-          </w:tcPr>
-          <w:p>
-            <w:r>
-              <w:t>兼容性</w:t>
-            </w:r>
-          </w:p>
-        </w:tc>
-        <w:tc>
-          <w:tcPr>
-            <w:tcW w:type="dxa" w:w="4824"/>
-          </w:tcPr>
-          <w:p>
-            <w:r>
-              <w:t>APK 可在 Android 模拟器和安卓真机上安装运行；课程演示用 debug APK 不作为商业发布版。</w:t>
-            </w:r>
-          </w:p>
-        </w:tc>
-      </w:tr>
-    </w:tbl>
-    <w:p/>
-    <w:p>
-      <w:pPr>
-        <w:pStyle w:val="Heading3"/>
-      </w:pPr>
-      <w:r>
-        <w:t>2.3.4 用例模型</w:t>
-      </w:r>
-    </w:p>
-    <w:tbl>
-      <w:tblPr>
-        <w:tblStyle w:val="TableGrid"/>
-        <w:tblW w:type="auto" w:w="0"/>
-        <w:tblLook w:firstColumn="1" w:firstRow="1" w:lastColumn="0" w:lastRow="0" w:noHBand="0" w:noVBand="1" w:val="04A0"/>
-      </w:tblPr>
-      <w:tblGrid>
-        <w:gridCol w:w="4824"/>
-        <w:gridCol w:w="4824"/>
-      </w:tblGrid>
-      <w:tr>
-        <w:tc>
-          <w:tcPr>
-            <w:tcW w:type="dxa" w:w="4824"/>
-          </w:tcPr>
-          <w:p>
-            <w:r>
-              <w:t>参与者</w:t>
-            </w:r>
-          </w:p>
-        </w:tc>
-        <w:tc>
-          <w:tcPr>
-            <w:tcW w:type="dxa" w:w="4824"/>
-          </w:tcPr>
-          <w:p>
-            <w:r>
-              <w:t>说明</w:t>
-            </w:r>
-          </w:p>
-        </w:tc>
-      </w:tr>
-      <w:tr>
-        <w:tc>
-          <w:tcPr>
-            <w:tcW w:type="dxa" w:w="4824"/>
-          </w:tcPr>
-          <w:p>
-            <w:r>
-              <w:t>学生用户</w:t>
-            </w:r>
-          </w:p>
-        </w:tc>
-        <w:tc>
-          <w:tcPr>
-            <w:tcW w:type="dxa" w:w="4824"/>
-          </w:tcPr>
-          <w:p>
-            <w:r>
-              <w:t>输入或选择文本，查看摘要、LiteRT 分析、Agent 回答、知识卡片和历史记录。</w:t>
-            </w:r>
-          </w:p>
-        </w:tc>
-      </w:tr>
-      <w:tr>
-        <w:tc>
-          <w:tcPr>
-            <w:tcW w:type="dxa" w:w="4824"/>
-          </w:tcPr>
-          <w:p>
-            <w:r>
-              <w:t>小组演示者</w:t>
-            </w:r>
-          </w:p>
-        </w:tc>
-        <w:tc>
-          <w:tcPr>
-            <w:tcW w:type="dxa" w:w="4824"/>
-          </w:tcPr>
-          <w:p>
-            <w:r>
-              <w:t>在课堂现场操作 App，按固定流程展示功能和机器学习整合效果。</w:t>
-            </w:r>
-          </w:p>
-        </w:tc>
-      </w:tr>
-      <w:tr>
-        <w:tc>
-          <w:tcPr>
-            <w:tcW w:type="dxa" w:w="4824"/>
-          </w:tcPr>
-          <w:p>
-            <w:r>
-              <w:t>老师</w:t>
-            </w:r>
-          </w:p>
-        </w:tc>
-        <w:tc>
-          <w:tcPr>
-            <w:tcW w:type="dxa" w:w="4824"/>
-          </w:tcPr>
-          <w:p>
-            <w:r>
-              <w:t>查看系统演示、提出问题、根据评分表评价应用创新性、功能丰富度和机器学习整合程度。</w:t>
-            </w:r>
-          </w:p>
-        </w:tc>
-      </w:tr>
-    </w:tbl>
-    <w:p/>
-    <w:tbl>
-      <w:tblPr>
-        <w:tblStyle w:val="TableGrid"/>
-        <w:tblW w:type="auto" w:w="0"/>
-        <w:tblLook w:firstColumn="1" w:firstRow="1" w:lastColumn="0" w:lastRow="0" w:noHBand="0" w:noVBand="1" w:val="04A0"/>
-      </w:tblPr>
-      <w:tblGrid>
-        <w:gridCol w:w="3216"/>
-        <w:gridCol w:w="3216"/>
-        <w:gridCol w:w="3216"/>
-      </w:tblGrid>
-      <w:tr>
-        <w:tc>
-          <w:tcPr>
-            <w:tcW w:type="dxa" w:w="3216"/>
-          </w:tcPr>
-          <w:p>
-            <w:r>
-              <w:t>用例名称</w:t>
-            </w:r>
-          </w:p>
-        </w:tc>
-        <w:tc>
-          <w:tcPr>
-            <w:tcW w:type="dxa" w:w="3216"/>
-          </w:tcPr>
-          <w:p>
-            <w:r>
-              <w:t>参与者</w:t>
-            </w:r>
-          </w:p>
-        </w:tc>
-        <w:tc>
-          <w:tcPr>
-            <w:tcW w:type="dxa" w:w="3216"/>
-          </w:tcPr>
-          <w:p>
-            <w:r>
-              <w:t>简要说明</w:t>
-            </w:r>
-          </w:p>
-        </w:tc>
-      </w:tr>
-      <w:tr>
-        <w:tc>
-          <w:tcPr>
-            <w:tcW w:type="dxa" w:w="3216"/>
-          </w:tcPr>
-          <w:p>
-            <w:r>
-              <w:t>输入或选择文本</w:t>
-            </w:r>
-          </w:p>
-        </w:tc>
-        <w:tc>
-          <w:tcPr>
-            <w:tcW w:type="dxa" w:w="3216"/>
-          </w:tcPr>
-          <w:p>
-            <w:r>
-              <w:t>学生用户、小组演示者</w:t>
-            </w:r>
-          </w:p>
-        </w:tc>
-        <w:tc>
-          <w:tcPr>
-            <w:tcW w:type="dxa" w:w="3216"/>
-          </w:tcPr>
-          <w:p>
-            <w:r>
-              <w:t>用户输入待分析文本或点击示例文本。</w:t>
-            </w:r>
-          </w:p>
-        </w:tc>
-      </w:tr>
-      <w:tr>
-        <w:tc>
-          <w:tcPr>
-            <w:tcW w:type="dxa" w:w="3216"/>
-          </w:tcPr>
-          <w:p>
-            <w:r>
-              <w:t>生成阅读分析结果</w:t>
-            </w:r>
-          </w:p>
-        </w:tc>
-        <w:tc>
-          <w:tcPr>
-            <w:tcW w:type="dxa" w:w="3216"/>
-          </w:tcPr>
-          <w:p>
-            <w:r>
-              <w:t>学生用户、小组演示者</w:t>
-            </w:r>
-          </w:p>
-        </w:tc>
-        <w:tc>
-          <w:tcPr>
-            <w:tcW w:type="dxa" w:w="3216"/>
-          </w:tcPr>
-          <w:p>
-            <w:r>
-              <w:t>系统生成摘要、关键词、分点摘要和基础统计。</w:t>
-            </w:r>
-          </w:p>
-        </w:tc>
-      </w:tr>
-      <w:tr>
-        <w:tc>
-          <w:tcPr>
-            <w:tcW w:type="dxa" w:w="3216"/>
-          </w:tcPr>
-          <w:p>
-            <w:r>
-              <w:t>执行 LiteRT 端侧分析</w:t>
-            </w:r>
-          </w:p>
-        </w:tc>
-        <w:tc>
-          <w:tcPr>
-            <w:tcW w:type="dxa" w:w="3216"/>
-          </w:tcPr>
-          <w:p>
-            <w:r>
-              <w:t>学生用户、小组演示者</w:t>
-            </w:r>
-          </w:p>
-        </w:tc>
-        <w:tc>
-          <w:tcPr>
-            <w:tcW w:type="dxa" w:w="3216"/>
-          </w:tcPr>
-          <w:p>
-            <w:r>
-              <w:t>系统对句子进行重要性评分并显示来源。</w:t>
-            </w:r>
-          </w:p>
-        </w:tc>
-      </w:tr>
-      <w:tr>
-        <w:tc>
-          <w:tcPr>
-            <w:tcW w:type="dxa" w:w="3216"/>
-          </w:tcPr>
-          <w:p>
-            <w:r>
-              <w:t>使用 Agent 问答</w:t>
-            </w:r>
-          </w:p>
-        </w:tc>
-        <w:tc>
-          <w:tcPr>
-            <w:tcW w:type="dxa" w:w="3216"/>
-          </w:tcPr>
-          <w:p>
-            <w:r>
-              <w:t>学生用户、小组演示者</w:t>
-            </w:r>
-          </w:p>
-        </w:tc>
-        <w:tc>
-          <w:tcPr>
-            <w:tcW w:type="dxa" w:w="3216"/>
-          </w:tcPr>
-          <w:p>
-            <w:r>
-              <w:t>用户围绕当前文章点击快捷问题或手动提问。</w:t>
-            </w:r>
-          </w:p>
-        </w:tc>
-      </w:tr>
-      <w:tr>
-        <w:tc>
-          <w:tcPr>
-            <w:tcW w:type="dxa" w:w="3216"/>
-          </w:tcPr>
-          <w:p>
-            <w:r>
-              <w:t>查看知识卡片和复习题</w:t>
-            </w:r>
-          </w:p>
-        </w:tc>
-        <w:tc>
-          <w:tcPr>
-            <w:tcW w:type="dxa" w:w="3216"/>
-          </w:tcPr>
-          <w:p>
-            <w:r>
-              <w:t>学生用户、小组演示者</w:t>
-            </w:r>
-          </w:p>
-        </w:tc>
-        <w:tc>
-          <w:tcPr>
-            <w:tcW w:type="dxa" w:w="3216"/>
-          </w:tcPr>
-          <w:p>
-            <w:r>
-              <w:t>系统根据分析结果生成复习材料。</w:t>
-            </w:r>
-          </w:p>
-        </w:tc>
-      </w:tr>
-      <w:tr>
-        <w:tc>
-          <w:tcPr>
-            <w:tcW w:type="dxa" w:w="3216"/>
-          </w:tcPr>
-          <w:p>
-            <w:r>
-              <w:t>查看和恢复历史记录</w:t>
-            </w:r>
-          </w:p>
-        </w:tc>
-        <w:tc>
-          <w:tcPr>
-            <w:tcW w:type="dxa" w:w="3216"/>
-          </w:tcPr>
-          <w:p>
-            <w:r>
-              <w:t>学生用户、小组演示者</w:t>
-            </w:r>
-          </w:p>
-        </w:tc>
-        <w:tc>
-          <w:tcPr>
-            <w:tcW w:type="dxa" w:w="3216"/>
-          </w:tcPr>
-          <w:p>
-            <w:r>
-              <w:t>用户查看最近分析并恢复其中一条。</w:t>
-            </w:r>
-          </w:p>
-        </w:tc>
-      </w:tr>
-    </w:tbl>
-    <w:p/>
-    <w:p>
-      <w:pPr>
-        <w:jc w:val="center"/>
-      </w:pPr>
-      <w:r>
-        <w:drawing>
-          <wp:inline xmlns:a="http://schemas.openxmlformats.org/drawingml/2006/main" xmlns:pic="http://schemas.openxmlformats.org/drawingml/2006/picture">
-            <wp:extent cx="5303520" cy="3182112"/>
-            <wp:docPr id="3" name="Picture 3"/>
-            <wp:cNvGraphicFramePr>
-              <a:graphicFrameLocks noChangeAspect="1"/>
-            </wp:cNvGraphicFramePr>
-            <a:graphic>
-              <a:graphicData uri="http://schemas.openxmlformats.org/drawingml/2006/picture">
-                <pic:pic>
-                  <pic:nvPicPr>
-                    <pic:cNvPr id="0" name="SmartReadAgent_顶层用例图.png"/>
-                    <pic:cNvPicPr/>
-                  </pic:nvPicPr>
-                  <pic:blipFill>
-                    <a:blip r:embed="rId10"/>
-                    <a:stretch>
-                      <a:fillRect/>
-                    </a:stretch>
-                  </pic:blipFill>
-                  <pic:spPr>
-                    <a:xfrm>
-                      <a:off x="0" y="0"/>
-                      <a:ext cx="5303520" cy="3182112"/>
-                    </a:xfrm>
-                    <a:prstGeom prst="rect"/>
-                  </pic:spPr>
-                </pic:pic>
-              </a:graphicData>
-            </a:graphic>
-          </wp:inline>
-        </w:drawing>
-      </w:r>
-    </w:p>
-    <w:p>
-      <w:pPr>
-        <w:jc w:val="center"/>
-      </w:pPr>
-      <w:r>
-        <w:rPr>
-          <w:sz w:val="18"/>
-        </w:rPr>
-        <w:t>图 2-1 SmartRead Agent 顶层用例图</w:t>
-      </w:r>
-    </w:p>
-    <w:p>
-      <w:pPr>
-        <w:pStyle w:val="ListBullet"/>
-      </w:pPr>
-      <w:r>
-        <w:t>输入或选择文本：用户在首页文本框输入内容，或点击示例文本按钮。系统更新输入框内容并等待分析。</w:t>
-      </w:r>
-    </w:p>
-    <w:p>
-      <w:pPr>
-        <w:pStyle w:val="ListBullet"/>
-      </w:pPr>
-      <w:r>
-        <w:t>生成阅读分析结果：用户点击“开始智能分析”，系统调用 TextAnalyzer.analyze 生成 ArticleAnalysis。</w:t>
-      </w:r>
-    </w:p>
-    <w:p>
-      <w:pPr>
-        <w:pStyle w:val="ListBullet"/>
-      </w:pPr>
-      <w:r>
-        <w:t>执行 LiteRT 端侧分析：系统提取句子特征并调用 SentenceImportanceClassifier，在结果页显示分数和来源。</w:t>
-      </w:r>
-    </w:p>
-    <w:p>
-      <w:pPr>
-        <w:pStyle w:val="ListBullet"/>
-      </w:pPr>
-      <w:r>
-        <w:t>使用 Agent 问答：用户进入 Agent 页面，选择快捷问题或输入问题，系统调用 LocalReadingAgent.answerQuestion 返回回答。</w:t>
-      </w:r>
-    </w:p>
-    <w:p>
-      <w:pPr>
-        <w:pStyle w:val="ListBullet"/>
-      </w:pPr>
-      <w:r>
-        <w:t>查看知识卡片和复习题：用户进入知识卡片页面，系统根据当前 ArticleAnalysis 生成 KnowledgeCard 和 QuizQuestion。</w:t>
-      </w:r>
-    </w:p>
-    <w:p>
-      <w:pPr>
-        <w:pStyle w:val="ListBullet"/>
-      </w:pPr>
-      <w:r>
-        <w:t>查看和恢复历史记录：用户进入历史记录页面，点击某条记录后恢复原文并重新分析。</w:t>
-      </w:r>
-    </w:p>
-    <w:p>
-      <w:pPr>
-        <w:pStyle w:val="Heading3"/>
-      </w:pPr>
-      <w:r>
-        <w:t>2.3.5 对象模型</w:t>
-      </w:r>
-    </w:p>
-    <w:p>
-      <w:r>
-        <w:t>系统的主数据对象为 ArticleAnalysis，它把原文、摘要、关键词、分点摘要、句子数、字符数、LiteRT 结果和模型状态集中保存。Agent、知识卡片、复习题和历史记录模块均围绕 ArticleAnalysis 工作，避免重复解析原文。</w:t>
-      </w:r>
-    </w:p>
-    <w:p>
-      <w:pPr>
-        <w:jc w:val="center"/>
-      </w:pPr>
-      <w:r>
-        <w:drawing>
-          <wp:inline xmlns:a="http://schemas.openxmlformats.org/drawingml/2006/main" xmlns:pic="http://schemas.openxmlformats.org/drawingml/2006/picture">
-            <wp:extent cx="5303520" cy="3252826"/>
-            <wp:docPr id="4" name="Picture 4"/>
-            <wp:cNvGraphicFramePr>
-              <a:graphicFrameLocks noChangeAspect="1"/>
-            </wp:cNvGraphicFramePr>
-            <a:graphic>
-              <a:graphicData uri="http://schemas.openxmlformats.org/drawingml/2006/picture">
-                <pic:pic>
-                  <pic:nvPicPr>
-                    <pic:cNvPr id="0" name="SmartReadAgent_对象模型图.png"/>
-                    <pic:cNvPicPr/>
-                  </pic:nvPicPr>
-                  <pic:blipFill>
-                    <a:blip r:embed="rId11"/>
-                    <a:stretch>
-                      <a:fillRect/>
-                    </a:stretch>
-                  </pic:blipFill>
-                  <pic:spPr>
-                    <a:xfrm>
-                      <a:off x="0" y="0"/>
-                      <a:ext cx="5303520" cy="3252826"/>
-                    </a:xfrm>
-                    <a:prstGeom prst="rect"/>
-                  </pic:spPr>
-                </pic:pic>
-              </a:graphicData>
-            </a:graphic>
-          </wp:inline>
-        </w:drawing>
-      </w:r>
-    </w:p>
-    <w:p>
-      <w:pPr>
-        <w:jc w:val="center"/>
-      </w:pPr>
-      <w:r>
-        <w:rPr>
-          <w:sz w:val="18"/>
-        </w:rPr>
-        <w:t>图 2-2 SmartRead Agent 对象模型图</w:t>
-      </w:r>
-    </w:p>
-    <w:p>
-      <w:pPr>
-        <w:pStyle w:val="Heading1"/>
-      </w:pPr>
-      <w:r>
-        <w:t>3．模块总汇</w:t>
-      </w:r>
-    </w:p>
-    <w:p>
-      <w:pPr>
-        <w:pStyle w:val="Heading2"/>
-      </w:pPr>
-      <w:r>
-        <w:t>3.1 模块总汇表</w:t>
-      </w:r>
-    </w:p>
-    <w:tbl>
-      <w:tblPr>
-        <w:tblStyle w:val="TableGrid"/>
-        <w:tblW w:type="auto" w:w="0"/>
-        <w:tblLook w:firstColumn="1" w:firstRow="1" w:lastColumn="0" w:lastRow="0" w:noHBand="0" w:noVBand="1" w:val="04A0"/>
-      </w:tblPr>
-      <w:tblGrid>
-        <w:gridCol w:w="3216"/>
-        <w:gridCol w:w="3216"/>
-        <w:gridCol w:w="3216"/>
-      </w:tblGrid>
-      <w:tr>
-        <w:tc>
-          <w:tcPr>
-            <w:tcW w:type="dxa" w:w="3216"/>
-          </w:tcPr>
-          <w:p>
-            <w:r>
-              <w:t>模块名称</w:t>
-            </w:r>
-          </w:p>
-        </w:tc>
-        <w:tc>
-          <w:tcPr>
-            <w:tcW w:type="dxa" w:w="3216"/>
-          </w:tcPr>
-          <w:p>
-            <w:r>
-              <w:t>类名称 / 对象名称</w:t>
-            </w:r>
-          </w:p>
-        </w:tc>
-        <w:tc>
-          <w:tcPr>
-            <w:tcW w:type="dxa" w:w="3216"/>
-          </w:tcPr>
-          <w:p>
-            <w:r>
-              <w:t>主要职责</w:t>
-            </w:r>
-          </w:p>
-        </w:tc>
-      </w:tr>
-      <w:tr>
-        <w:tc>
-          <w:tcPr>
-            <w:tcW w:type="dxa" w:w="3216"/>
-          </w:tcPr>
-          <w:p>
-            <w:r>
-              <w:t>文本输入模块</w:t>
-            </w:r>
-          </w:p>
-        </w:tc>
-        <w:tc>
-          <w:tcPr>
-            <w:tcW w:type="dxa" w:w="3216"/>
-          </w:tcPr>
-          <w:p>
-            <w:r>
-              <w:t>Compose 首页、SampleTexts</w:t>
-            </w:r>
-          </w:p>
-        </w:tc>
-        <w:tc>
-          <w:tcPr>
-            <w:tcW w:type="dxa" w:w="3216"/>
-          </w:tcPr>
-          <w:p>
-            <w:r>
-              <w:t>处理手动输入、示例文本选择、清空和开始分析。</w:t>
-            </w:r>
-          </w:p>
-        </w:tc>
-      </w:tr>
-      <w:tr>
-        <w:tc>
-          <w:tcPr>
-            <w:tcW w:type="dxa" w:w="3216"/>
-          </w:tcPr>
-          <w:p>
-            <w:r>
-              <w:t>本地摘要与关键词模块</w:t>
-            </w:r>
-          </w:p>
-        </w:tc>
-        <w:tc>
-          <w:tcPr>
-            <w:tcW w:type="dxa" w:w="3216"/>
-          </w:tcPr>
-          <w:p>
-            <w:r>
-              <w:t>TextAnalyzer</w:t>
-            </w:r>
-          </w:p>
-        </w:tc>
-        <w:tc>
-          <w:tcPr>
-            <w:tcW w:type="dxa" w:w="3216"/>
-          </w:tcPr>
-          <w:p>
-            <w:r>
-              <w:t>切分句子、提取关键词、生成一句话总结和分点摘要。</w:t>
-            </w:r>
-          </w:p>
-        </w:tc>
-      </w:tr>
-      <w:tr>
-        <w:tc>
-          <w:tcPr>
-            <w:tcW w:type="dxa" w:w="3216"/>
-          </w:tcPr>
-          <w:p>
-            <w:r>
-              <w:t>LiteRT 端侧分析模块</w:t>
-            </w:r>
-          </w:p>
-        </w:tc>
-        <w:tc>
-          <w:tcPr>
-            <w:tcW w:type="dxa" w:w="3216"/>
-          </w:tcPr>
-          <w:p>
-            <w:r>
-              <w:t>SentenceImportanceAnalyzer、SentenceImportanceClassifier</w:t>
-            </w:r>
-          </w:p>
-        </w:tc>
-        <w:tc>
-          <w:tcPr>
-            <w:tcW w:type="dxa" w:w="3216"/>
-          </w:tcPr>
-          <w:p>
-            <w:r>
-              <w:t>提取 5 维特征，加载 .tflite 模型并输出句子重要性评分。</w:t>
-            </w:r>
-          </w:p>
-        </w:tc>
-      </w:tr>
-      <w:tr>
-        <w:tc>
-          <w:tcPr>
-            <w:tcW w:type="dxa" w:w="3216"/>
-          </w:tcPr>
-          <w:p>
-            <w:r>
-              <w:t>Agent 问答模块</w:t>
-            </w:r>
-          </w:p>
-        </w:tc>
-        <w:tc>
-          <w:tcPr>
-            <w:tcW w:type="dxa" w:w="3216"/>
-          </w:tcPr>
-          <w:p>
-            <w:r>
-              <w:t>LocalReadingAgent</w:t>
-            </w:r>
-          </w:p>
-        </w:tc>
-        <w:tc>
-          <w:tcPr>
-            <w:tcW w:type="dxa" w:w="3216"/>
-          </w:tcPr>
-          <w:p>
-            <w:r>
-              <w:t>根据当前文章分析结果进行本地规则型问答。</w:t>
-            </w:r>
-          </w:p>
-        </w:tc>
-      </w:tr>
-      <w:tr>
-        <w:tc>
-          <w:tcPr>
-            <w:tcW w:type="dxa" w:w="3216"/>
-          </w:tcPr>
-          <w:p>
-            <w:r>
-              <w:t>知识卡片与复习题模块</w:t>
-            </w:r>
-          </w:p>
-        </w:tc>
-        <w:tc>
-          <w:tcPr>
-            <w:tcW w:type="dxa" w:w="3216"/>
-          </w:tcPr>
-          <w:p>
-            <w:r>
-              <w:t>generateKnowledgeCards、generateQuizQuestions</w:t>
-            </w:r>
-          </w:p>
-        </w:tc>
-        <w:tc>
-          <w:tcPr>
-            <w:tcW w:type="dxa" w:w="3216"/>
-          </w:tcPr>
-          <w:p>
-            <w:r>
-              <w:t>生成复习卡片和简答题。</w:t>
-            </w:r>
-          </w:p>
-        </w:tc>
-      </w:tr>
-      <w:tr>
-        <w:tc>
-          <w:tcPr>
-            <w:tcW w:type="dxa" w:w="3216"/>
-          </w:tcPr>
-          <w:p>
-            <w:r>
-              <w:t>历史记录模块</w:t>
-            </w:r>
-          </w:p>
-        </w:tc>
-        <w:tc>
-          <w:tcPr>
-            <w:tcW w:type="dxa" w:w="3216"/>
-          </w:tcPr>
-          <w:p>
-            <w:r>
-              <w:t>HistoryRepository</w:t>
-            </w:r>
-          </w:p>
-        </w:tc>
-        <w:tc>
-          <w:tcPr>
-            <w:tcW w:type="dxa" w:w="3216"/>
-          </w:tcPr>
-          <w:p>
-            <w:r>
-              <w:t>使用 SharedPreferences 保存、读取、恢复和清空历史记录。</w:t>
-            </w:r>
-          </w:p>
-        </w:tc>
-      </w:tr>
-      <w:tr>
-        <w:tc>
-          <w:tcPr>
-            <w:tcW w:type="dxa" w:w="3216"/>
-          </w:tcPr>
-          <w:p>
-            <w:r>
-              <w:t>UI 展示模块</w:t>
-            </w:r>
-          </w:p>
-        </w:tc>
-        <w:tc>
-          <w:tcPr>
-            <w:tcW w:type="dxa" w:w="3216"/>
-          </w:tcPr>
-          <w:p>
-            <w:r>
-              <w:t>SmartReadAgentApp、AgentChatScreen、KnowledgeCardsScreen、HistoryScreen</w:t>
-            </w:r>
-          </w:p>
-        </w:tc>
-        <w:tc>
-          <w:tcPr>
-            <w:tcW w:type="dxa" w:w="3216"/>
-          </w:tcPr>
-          <w:p>
-            <w:r>
-              <w:t>组织首页、结果页、Agent 页面、知识卡片页面和历史页面。</w:t>
-            </w:r>
-          </w:p>
-        </w:tc>
-      </w:tr>
-    </w:tbl>
-    <w:p/>
-    <w:p>
-      <w:pPr>
-        <w:pStyle w:val="Heading2"/>
-      </w:pPr>
-      <w:r>
-        <w:t>3.2 模块关系图</w:t>
-      </w:r>
-    </w:p>
-    <w:p>
-      <w:pPr>
-        <w:jc w:val="center"/>
-      </w:pPr>
-      <w:r>
-        <w:drawing>
-          <wp:inline xmlns:a="http://schemas.openxmlformats.org/drawingml/2006/main" xmlns:pic="http://schemas.openxmlformats.org/drawingml/2006/picture">
-            <wp:extent cx="5303520" cy="3252826"/>
-            <wp:docPr id="5" name="Picture 5"/>
-            <wp:cNvGraphicFramePr>
-              <a:graphicFrameLocks noChangeAspect="1"/>
-            </wp:cNvGraphicFramePr>
-            <a:graphic>
-              <a:graphicData uri="http://schemas.openxmlformats.org/drawingml/2006/picture">
-                <pic:pic>
-                  <pic:nvPicPr>
-                    <pic:cNvPr id="0" name="SmartReadAgent_模块关系图.png"/>
-                    <pic:cNvPicPr/>
-                  </pic:nvPicPr>
-                  <pic:blipFill>
-                    <a:blip r:embed="rId12"/>
-                    <a:stretch>
-                      <a:fillRect/>
-                    </a:stretch>
-                  </pic:blipFill>
-                  <pic:spPr>
-                    <a:xfrm>
-                      <a:off x="0" y="0"/>
-                      <a:ext cx="5303520" cy="3252826"/>
-                    </a:xfrm>
-                    <a:prstGeom prst="rect"/>
-                  </pic:spPr>
-                </pic:pic>
-              </a:graphicData>
-            </a:graphic>
-          </wp:inline>
-        </w:drawing>
-      </w:r>
-    </w:p>
-    <w:p>
-      <w:pPr>
-        <w:jc w:val="center"/>
-      </w:pPr>
-      <w:r>
-        <w:rPr>
-          <w:sz w:val="18"/>
-        </w:rPr>
-        <w:t>图 3-1 SmartRead Agent 模块关系图</w:t>
-      </w:r>
-    </w:p>
-    <w:p>
-      <w:r>
-        <w:t>系统主流程为：文本输入模块收集原文，交给 TextAnalyzer 得到 ArticleAnalysis；分析结果继续进入 LiteRT 端侧分析模块、Agent 问答模块、知识卡片模块和历史记录模块；最终由 Compose UI 展示给用户。LiteRT 模型异常时，系统使用规则评分兜底，不影响摘要和其他功能。</w:t>
-      </w:r>
-    </w:p>
-    <w:p>
-      <w:pPr>
-        <w:pStyle w:val="Heading2"/>
-      </w:pPr>
-      <w:r>
-        <w:t>3.3 模块设计清单</w:t>
-      </w:r>
-    </w:p>
-    <w:p>
-      <w:pPr>
-        <w:pStyle w:val="Heading3"/>
-      </w:pPr>
-      <w:r>
-        <w:t>模块一：文本输入模块</w:t>
-      </w:r>
-    </w:p>
-    <w:p>
-      <w:r>
-        <w:t>提供文本输入、示例文本选择、清空和开始分析入口。输入为用户手动输入或内置示例文本；输出为传给 TextAnalyzer 的原始字符串。异常处理包括空文本提示和清空后状态重置。</w:t>
-      </w:r>
-    </w:p>
-    <w:tbl>
-      <w:tblPr>
-        <w:tblStyle w:val="TableGrid"/>
-        <w:tblW w:type="auto" w:w="0"/>
-        <w:tblLook w:firstColumn="1" w:firstRow="1" w:lastColumn="0" w:lastRow="0" w:noHBand="0" w:noVBand="1" w:val="04A0"/>
-      </w:tblPr>
-      <w:tblGrid>
-        <w:gridCol w:w="4824"/>
-        <w:gridCol w:w="4824"/>
-      </w:tblGrid>
-      <w:tr>
-        <w:tc>
-          <w:tcPr>
-            <w:tcW w:type="dxa" w:w="4824"/>
-          </w:tcPr>
-          <w:p>
-            <w:pPr>
-              <w:jc w:val="center"/>
-            </w:pPr>
-            <w:r>
-              <w:rPr>
-                <w:b/>
-              </w:rPr>
-              <w:t>首页</w:t>
-            </w:r>
-          </w:p>
-          <w:p>
-            <w:pPr>
-              <w:jc w:val="center"/>
-            </w:pPr>
-            <w:r>
-              <w:drawing>
-                <wp:inline xmlns:a="http://schemas.openxmlformats.org/drawingml/2006/main" xmlns:pic="http://schemas.openxmlformats.org/drawingml/2006/picture">
-                  <wp:extent cx="2057400" cy="4572000"/>
-                  <wp:docPr id="6" name="Picture 6"/>
-                  <wp:cNvGraphicFramePr>
-                    <a:graphicFrameLocks noChangeAspect="1"/>
-                  </wp:cNvGraphicFramePr>
-                  <a:graphic>
-                    <a:graphicData uri="http://schemas.openxmlformats.org/drawingml/2006/picture">
-                      <pic:pic>
-                        <pic:nvPicPr>
-                          <pic:cNvPr id="0" name="V1.0首页_20260512.png"/>
-                          <pic:cNvPicPr/>
-                        </pic:nvPicPr>
-                        <pic:blipFill>
-                          <a:blip r:embed="rId9"/>
-                          <a:stretch>
-                            <a:fillRect/>
-                          </a:stretch>
-                        </pic:blipFill>
-                        <pic:spPr>
-                          <a:xfrm>
-                            <a:off x="0" y="0"/>
-                            <a:ext cx="2057400" cy="4572000"/>
-                          </a:xfrm>
-                          <a:prstGeom prst="rect"/>
-                        </pic:spPr>
-                      </pic:pic>
-                    </a:graphicData>
-                  </a:graphic>
-                </wp:inline>
-              </w:drawing>
-            </w:r>
-          </w:p>
-        </w:tc>
-        <w:tc>
-          <w:tcPr>
-            <w:tcW w:type="dxa" w:w="4824"/>
-          </w:tcPr>
-          <w:p>
-            <w:pPr>
-              <w:jc w:val="center"/>
-            </w:pPr>
-            <w:r>
-              <w:rPr>
-                <w:b/>
-              </w:rPr>
-              <w:t>文本输入</w:t>
-            </w:r>
-          </w:p>
-          <w:p>
-            <w:pPr>
-              <w:jc w:val="center"/>
-            </w:pPr>
-            <w:r>
-              <w:drawing>
-                <wp:inline xmlns:a="http://schemas.openxmlformats.org/drawingml/2006/main" xmlns:pic="http://schemas.openxmlformats.org/drawingml/2006/picture">
-                  <wp:extent cx="2057400" cy="4572000"/>
-                  <wp:docPr id="7" name="Picture 7"/>
-                  <wp:cNvGraphicFramePr>
-                    <a:graphicFrameLocks noChangeAspect="1"/>
-                  </wp:cNvGraphicFramePr>
-                  <a:graphic>
-                    <a:graphicData uri="http://schemas.openxmlformats.org/drawingml/2006/picture">
-                      <pic:pic>
-                        <pic:nvPicPr>
-                          <pic:cNvPr id="0" name="V1.0首页_20260512.png"/>
-                          <pic:cNvPicPr/>
-                        </pic:nvPicPr>
-                        <pic:blipFill>
-                          <a:blip r:embed="rId9"/>
-                          <a:stretch>
-                            <a:fillRect/>
-                          </a:stretch>
-                        </pic:blipFill>
-                        <pic:spPr>
-                          <a:xfrm>
-                            <a:off x="0" y="0"/>
-                            <a:ext cx="2057400" cy="4572000"/>
-                          </a:xfrm>
-                          <a:prstGeom prst="rect"/>
-                        </pic:spPr>
-                      </pic:pic>
-                    </a:graphicData>
-                  </a:graphic>
-                </wp:inline>
-              </w:drawing>
-            </w:r>
-          </w:p>
-        </w:tc>
-      </w:tr>
-    </w:tbl>
-    <w:p/>
-    <w:p>
-      <w:pPr>
-        <w:pStyle w:val="Heading3"/>
-      </w:pPr>
-      <w:r>
-        <w:t>模块二：本地摘要与关键词模块</w:t>
-      </w:r>
-    </w:p>
-    <w:p>
-      <w:r>
-        <w:t>生成一句话总结、关键词、分点摘要、字符数和句子数。核心对象为 TextAnalyzer。它先切分句子，再按关键词命中、句子长度和位置给句子评分。关键词提取结合领域词、英文技术词和中文短语窗口。</w:t>
-      </w:r>
-    </w:p>
-    <w:tbl>
-      <w:tblPr>
-        <w:tblStyle w:val="TableGrid"/>
-        <w:tblW w:type="auto" w:w="0"/>
-        <w:tblLook w:firstColumn="1" w:firstRow="1" w:lastColumn="0" w:lastRow="0" w:noHBand="0" w:noVBand="1" w:val="04A0"/>
-      </w:tblPr>
-      <w:tblGrid>
-        <w:gridCol w:w="4824"/>
-        <w:gridCol w:w="4824"/>
-      </w:tblGrid>
-      <w:tr>
-        <w:tc>
-          <w:tcPr>
-            <w:tcW w:type="dxa" w:w="4824"/>
-          </w:tcPr>
-          <w:p>
-            <w:pPr>
-              <w:jc w:val="center"/>
-            </w:pPr>
-            <w:r>
-              <w:rPr>
-                <w:b/>
-              </w:rPr>
-              <w:t>摘要结果</w:t>
-            </w:r>
-          </w:p>
-          <w:p>
-            <w:pPr>
-              <w:jc w:val="center"/>
-            </w:pPr>
-            <w:r>
-              <w:drawing>
-                <wp:inline xmlns:a="http://schemas.openxmlformats.org/drawingml/2006/main" xmlns:pic="http://schemas.openxmlformats.org/drawingml/2006/picture">
-                  <wp:extent cx="2057400" cy="4572000"/>
-                  <wp:docPr id="8" name="Picture 8"/>
-                  <wp:cNvGraphicFramePr>
-                    <a:graphicFrameLocks noChangeAspect="1"/>
-                  </wp:cNvGraphicFramePr>
-                  <a:graphic>
-                    <a:graphicData uri="http://schemas.openxmlformats.org/drawingml/2006/picture">
-                      <pic:pic>
-                        <pic:nvPicPr>
-                          <pic:cNvPr id="0" name="V1.0摘要结果_20260512.png"/>
-                          <pic:cNvPicPr/>
-                        </pic:nvPicPr>
-                        <pic:blipFill>
-                          <a:blip r:embed="rId13"/>
-                          <a:stretch>
-                            <a:fillRect/>
-                          </a:stretch>
-                        </pic:blipFill>
-                        <pic:spPr>
-                          <a:xfrm>
-                            <a:off x="0" y="0"/>
-                            <a:ext cx="2057400" cy="4572000"/>
-                          </a:xfrm>
-                          <a:prstGeom prst="rect"/>
-                        </pic:spPr>
-                      </pic:pic>
-                    </a:graphicData>
-                  </a:graphic>
-                </wp:inline>
-              </w:drawing>
-            </w:r>
-          </w:p>
-        </w:tc>
-        <w:tc>
-          <w:tcPr>
-            <w:tcW w:type="dxa" w:w="4824"/>
-          </w:tcPr>
-          <w:p>
-            <w:pPr>
-              <w:jc w:val="center"/>
-            </w:pPr>
-            <w:r>
-              <w:rPr>
-                <w:b/>
-              </w:rPr>
-              <w:t>操作入口</w:t>
-            </w:r>
-          </w:p>
-          <w:p>
-            <w:pPr>
-              <w:jc w:val="center"/>
-            </w:pPr>
-            <w:r>
-              <w:drawing>
-                <wp:inline xmlns:a="http://schemas.openxmlformats.org/drawingml/2006/main" xmlns:pic="http://schemas.openxmlformats.org/drawingml/2006/picture">
-                  <wp:extent cx="2057400" cy="4572000"/>
-                  <wp:docPr id="9" name="Picture 9"/>
-                  <wp:cNvGraphicFramePr>
-                    <a:graphicFrameLocks noChangeAspect="1"/>
-                  </wp:cNvGraphicFramePr>
-                  <a:graphic>
-                    <a:graphicData uri="http://schemas.openxmlformats.org/drawingml/2006/picture">
-                      <pic:pic>
-                        <pic:nvPicPr>
-                          <pic:cNvPr id="0" name="V1.0操作入口_20260512.png"/>
-                          <pic:cNvPicPr/>
-                        </pic:nvPicPr>
-                        <pic:blipFill>
-                          <a:blip r:embed="rId14"/>
-                          <a:stretch>
-                            <a:fillRect/>
-                          </a:stretch>
-                        </pic:blipFill>
-                        <pic:spPr>
-                          <a:xfrm>
-                            <a:off x="0" y="0"/>
-                            <a:ext cx="2057400" cy="4572000"/>
-                          </a:xfrm>
-                          <a:prstGeom prst="rect"/>
-                        </pic:spPr>
-                      </pic:pic>
-                    </a:graphicData>
-                  </a:graphic>
-                </wp:inline>
-              </w:drawing>
-            </w:r>
-          </w:p>
-        </w:tc>
-      </w:tr>
-    </w:tbl>
-    <w:p/>
-    <w:p>
-      <w:pPr>
-        <w:pStyle w:val="Heading3"/>
-      </w:pPr>
-      <w:r>
-        <w:t>模块三：LiteRT 端侧句子重要性分析模块</w:t>
-      </w:r>
-    </w:p>
-    <w:p>
-      <w:r>
-        <w:t>体现移动端机器学习整合。核心对象为 SentenceImportanceAnalyzer 和 SentenceImportanceClassifier。输入为句子、关键词、句子位置和总句数，输出为 SentenceImportance。模型输入 5 维特征：句子长度归一化、关键词重合度、位置分数、标点提示分数、总结提示词分数。模型文件为 android/app/src/main/assets/sentence_importance_model.tflite。</w:t>
-      </w:r>
-    </w:p>
-    <w:p>
-      <w:pPr>
-        <w:jc w:val="center"/>
-      </w:pPr>
-      <w:r>
-        <w:drawing>
-          <wp:inline xmlns:a="http://schemas.openxmlformats.org/drawingml/2006/main" xmlns:pic="http://schemas.openxmlformats.org/drawingml/2006/picture">
-            <wp:extent cx="2560320" cy="5689600"/>
-            <wp:docPr id="10" name="Picture 10"/>
-            <wp:cNvGraphicFramePr>
-              <a:graphicFrameLocks noChangeAspect="1"/>
-            </wp:cNvGraphicFramePr>
-            <a:graphic>
-              <a:graphicData uri="http://schemas.openxmlformats.org/drawingml/2006/picture">
-                <pic:pic>
-                  <pic:nvPicPr>
-                    <pic:cNvPr id="0" name="V1.0LiteRT端侧分析_20260512.png"/>
-                    <pic:cNvPicPr/>
-                  </pic:nvPicPr>
-                  <pic:blipFill>
-                    <a:blip r:embed="rId15"/>
-                    <a:stretch>
-                      <a:fillRect/>
-                    </a:stretch>
-                  </pic:blipFill>
-                  <pic:spPr>
-                    <a:xfrm>
-                      <a:off x="0" y="0"/>
-                      <a:ext cx="2560320" cy="5689600"/>
-                    </a:xfrm>
-                    <a:prstGeom prst="rect"/>
-                  </pic:spPr>
-                </pic:pic>
-              </a:graphicData>
-            </a:graphic>
-          </wp:inline>
-        </w:drawing>
-      </w:r>
-    </w:p>
-    <w:p>
-      <w:pPr>
-        <w:jc w:val="center"/>
-      </w:pPr>
-      <w:r>
-        <w:rPr>
-          <w:sz w:val="18"/>
-        </w:rPr>
-        <w:t>图：LiteRT 端侧分析</w:t>
-      </w:r>
-    </w:p>
-    <w:p>
-      <w:pPr>
-        <w:pStyle w:val="Heading3"/>
-      </w:pPr>
-      <w:r>
-        <w:t>模块四：Agent 问答模块</w:t>
-      </w:r>
-    </w:p>
-    <w:p>
-      <w:r>
-        <w:t>围绕当前文章分析结果回答用户问题。当前版本统一说明为本地规则型阅读 Agent，回答内容主要来自摘要、关键词、复习题和知识卡片等本地分析结果。核心对象为 LocalReadingAgent。它根据问题意图识别返回概括、关键词、复习重点、复习题、知识卡片提示或综合回答。</w:t>
-      </w:r>
-    </w:p>
-    <w:tbl>
-      <w:tblPr>
-        <w:tblStyle w:val="TableGrid"/>
-        <w:tblW w:type="auto" w:w="0"/>
-        <w:tblLook w:firstColumn="1" w:firstRow="1" w:lastColumn="0" w:lastRow="0" w:noHBand="0" w:noVBand="1" w:val="04A0"/>
-      </w:tblPr>
-      <w:tblGrid>
-        <w:gridCol w:w="4824"/>
-        <w:gridCol w:w="4824"/>
-      </w:tblGrid>
-      <w:tr>
-        <w:tc>
-          <w:tcPr>
-            <w:tcW w:type="dxa" w:w="4824"/>
-          </w:tcPr>
-          <w:p>
-            <w:pPr>
-              <w:jc w:val="center"/>
-            </w:pPr>
-            <w:r>
-              <w:rPr>
-                <w:b/>
-              </w:rPr>
-              <w:t>Agent 问答</w:t>
-            </w:r>
-          </w:p>
-          <w:p>
-            <w:pPr>
-              <w:jc w:val="center"/>
-            </w:pPr>
-            <w:r>
-              <w:drawing>
-                <wp:inline xmlns:a="http://schemas.openxmlformats.org/drawingml/2006/main" xmlns:pic="http://schemas.openxmlformats.org/drawingml/2006/picture">
-                  <wp:extent cx="2057400" cy="4572000"/>
-                  <wp:docPr id="11" name="Picture 11"/>
-                  <wp:cNvGraphicFramePr>
-                    <a:graphicFrameLocks noChangeAspect="1"/>
-                  </wp:cNvGraphicFramePr>
-                  <a:graphic>
-                    <a:graphicData uri="http://schemas.openxmlformats.org/drawingml/2006/picture">
-                      <pic:pic>
-                        <pic:nvPicPr>
-                          <pic:cNvPr id="0" name="V1.0Agent问答_20260512.png"/>
-                          <pic:cNvPicPr/>
-                        </pic:nvPicPr>
-                        <pic:blipFill>
-                          <a:blip r:embed="rId16"/>
-                          <a:stretch>
-                            <a:fillRect/>
-                          </a:stretch>
-                        </pic:blipFill>
-                        <pic:spPr>
-                          <a:xfrm>
-                            <a:off x="0" y="0"/>
-                            <a:ext cx="2057400" cy="4572000"/>
-                          </a:xfrm>
-                          <a:prstGeom prst="rect"/>
-                        </pic:spPr>
-                      </pic:pic>
-                    </a:graphicData>
-                  </a:graphic>
-                </wp:inline>
-              </w:drawing>
-            </w:r>
-          </w:p>
-        </w:tc>
-        <w:tc>
-          <w:tcPr>
-            <w:tcW w:type="dxa" w:w="4824"/>
-          </w:tcPr>
-          <w:p>
-            <w:pPr>
-              <w:jc w:val="center"/>
-            </w:pPr>
-            <w:r>
-              <w:rPr>
-                <w:b/>
-              </w:rPr>
-              <w:t>Agent 快捷问题</w:t>
-            </w:r>
-          </w:p>
-          <w:p>
-            <w:pPr>
-              <w:jc w:val="center"/>
-            </w:pPr>
-            <w:r>
-              <w:drawing>
-                <wp:inline xmlns:a="http://schemas.openxmlformats.org/drawingml/2006/main" xmlns:pic="http://schemas.openxmlformats.org/drawingml/2006/picture">
-                  <wp:extent cx="2057400" cy="4572000"/>
-                  <wp:docPr id="12" name="Picture 12"/>
-                  <wp:cNvGraphicFramePr>
-                    <a:graphicFrameLocks noChangeAspect="1"/>
-                  </wp:cNvGraphicFramePr>
-                  <a:graphic>
-                    <a:graphicData uri="http://schemas.openxmlformats.org/drawingml/2006/picture">
-                      <pic:pic>
-                        <pic:nvPicPr>
-                          <pic:cNvPr id="0" name="V1.0Agent快捷问题_20260512.png"/>
-                          <pic:cNvPicPr/>
-                        </pic:nvPicPr>
-                        <pic:blipFill>
-                          <a:blip r:embed="rId17"/>
-                          <a:stretch>
-                            <a:fillRect/>
-                          </a:stretch>
-                        </pic:blipFill>
-                        <pic:spPr>
-                          <a:xfrm>
-                            <a:off x="0" y="0"/>
-                            <a:ext cx="2057400" cy="4572000"/>
-                          </a:xfrm>
-                          <a:prstGeom prst="rect"/>
-                        </pic:spPr>
-                      </pic:pic>
-                    </a:graphicData>
-                  </a:graphic>
-                </wp:inline>
-              </w:drawing>
-            </w:r>
-          </w:p>
-        </w:tc>
-      </w:tr>
-    </w:tbl>
-    <w:p/>
-    <w:p>
-      <w:pPr>
-        <w:pStyle w:val="Heading3"/>
-      </w:pPr>
-      <w:r>
-        <w:t>模块五：知识卡片与复习题模块</w:t>
-      </w:r>
-    </w:p>
-    <w:p>
-      <w:r>
-        <w:t>把分析结果转换为复习材料。输入为 ArticleAnalysis，输出为 KnowledgeCard 和 QuizQuestion。知识卡片包括概念、观点和复习类内容；复习题以简答题和参考答案形式展示。</w:t>
-      </w:r>
-    </w:p>
-    <w:tbl>
-      <w:tblPr>
-        <w:tblStyle w:val="TableGrid"/>
-        <w:tblW w:type="auto" w:w="0"/>
-        <w:tblLook w:firstColumn="1" w:firstRow="1" w:lastColumn="0" w:lastRow="0" w:noHBand="0" w:noVBand="1" w:val="04A0"/>
-      </w:tblPr>
-      <w:tblGrid>
-        <w:gridCol w:w="4824"/>
-        <w:gridCol w:w="4824"/>
-      </w:tblGrid>
-      <w:tr>
-        <w:tc>
-          <w:tcPr>
-            <w:tcW w:type="dxa" w:w="4824"/>
-          </w:tcPr>
-          <w:p>
-            <w:pPr>
-              <w:jc w:val="center"/>
-            </w:pPr>
-            <w:r>
-              <w:rPr>
-                <w:b/>
-              </w:rPr>
-              <w:t>知识卡片</w:t>
-            </w:r>
-          </w:p>
-          <w:p>
-            <w:pPr>
-              <w:jc w:val="center"/>
-            </w:pPr>
-            <w:r>
-              <w:drawing>
-                <wp:inline xmlns:a="http://schemas.openxmlformats.org/drawingml/2006/main" xmlns:pic="http://schemas.openxmlformats.org/drawingml/2006/picture">
-                  <wp:extent cx="2057400" cy="4572000"/>
-                  <wp:docPr id="13" name="Picture 13"/>
-                  <wp:cNvGraphicFramePr>
-                    <a:graphicFrameLocks noChangeAspect="1"/>
-                  </wp:cNvGraphicFramePr>
-                  <a:graphic>
-                    <a:graphicData uri="http://schemas.openxmlformats.org/drawingml/2006/picture">
-                      <pic:pic>
-                        <pic:nvPicPr>
-                          <pic:cNvPr id="0" name="V1.0知识卡片_20260512.png"/>
-                          <pic:cNvPicPr/>
-                        </pic:nvPicPr>
-                        <pic:blipFill>
-                          <a:blip r:embed="rId18"/>
-                          <a:stretch>
-                            <a:fillRect/>
-                          </a:stretch>
-                        </pic:blipFill>
-                        <pic:spPr>
-                          <a:xfrm>
-                            <a:off x="0" y="0"/>
-                            <a:ext cx="2057400" cy="4572000"/>
-                          </a:xfrm>
-                          <a:prstGeom prst="rect"/>
-                        </pic:spPr>
-                      </pic:pic>
-                    </a:graphicData>
-                  </a:graphic>
-                </wp:inline>
-              </w:drawing>
-            </w:r>
-          </w:p>
-        </w:tc>
-        <w:tc>
-          <w:tcPr>
-            <w:tcW w:type="dxa" w:w="4824"/>
-          </w:tcPr>
-          <w:p>
-            <w:pPr>
-              <w:jc w:val="center"/>
-            </w:pPr>
-            <w:r>
-              <w:rPr>
-                <w:b/>
-              </w:rPr>
-              <w:t>复习题</w:t>
-            </w:r>
-          </w:p>
-          <w:p>
-            <w:pPr>
-              <w:jc w:val="center"/>
-            </w:pPr>
-            <w:r>
-              <w:drawing>
-                <wp:inline xmlns:a="http://schemas.openxmlformats.org/drawingml/2006/main" xmlns:pic="http://schemas.openxmlformats.org/drawingml/2006/picture">
-                  <wp:extent cx="2057400" cy="4572000"/>
-                  <wp:docPr id="14" name="Picture 14"/>
-                  <wp:cNvGraphicFramePr>
-                    <a:graphicFrameLocks noChangeAspect="1"/>
-                  </wp:cNvGraphicFramePr>
-                  <a:graphic>
-                    <a:graphicData uri="http://schemas.openxmlformats.org/drawingml/2006/picture">
-                      <pic:pic>
-                        <pic:nvPicPr>
-                          <pic:cNvPr id="0" name="V1.0复习题_20260512.png"/>
-                          <pic:cNvPicPr/>
-                        </pic:nvPicPr>
-                        <pic:blipFill>
-                          <a:blip r:embed="rId19"/>
-                          <a:stretch>
-                            <a:fillRect/>
-                          </a:stretch>
-                        </pic:blipFill>
-                        <pic:spPr>
-                          <a:xfrm>
-                            <a:off x="0" y="0"/>
-                            <a:ext cx="2057400" cy="4572000"/>
-                          </a:xfrm>
-                          <a:prstGeom prst="rect"/>
-                        </pic:spPr>
-                      </pic:pic>
-                    </a:graphicData>
-                  </a:graphic>
-                </wp:inline>
-              </w:drawing>
-            </w:r>
-          </w:p>
-        </w:tc>
-      </w:tr>
-    </w:tbl>
-    <w:p/>
-    <w:p>
-      <w:pPr>
-        <w:pStyle w:val="Heading3"/>
-      </w:pPr>
-      <w:r>
-        <w:t>模块六：历史记录模块</w:t>
-      </w:r>
-    </w:p>
-    <w:p>
-      <w:r>
-        <w:t>保存最近 12 条分析记录，并支持恢复和清空。核心对象为 HistoryRepository。存储方式为 SharedPreferences 中的 JSON 数组，不使用数据库。该方案适合当前课程演示规模，后续如扩展为正式产品可迁移至 Room。</w:t>
-      </w:r>
-    </w:p>
-    <w:tbl>
-      <w:tblPr>
-        <w:tblStyle w:val="TableGrid"/>
-        <w:tblW w:type="auto" w:w="0"/>
-        <w:tblLook w:firstColumn="1" w:firstRow="1" w:lastColumn="0" w:lastRow="0" w:noHBand="0" w:noVBand="1" w:val="04A0"/>
-      </w:tblPr>
-      <w:tblGrid>
-        <w:gridCol w:w="4824"/>
-        <w:gridCol w:w="4824"/>
-      </w:tblGrid>
-      <w:tr>
-        <w:tc>
-          <w:tcPr>
-            <w:tcW w:type="dxa" w:w="4824"/>
-          </w:tcPr>
-          <w:p>
-            <w:pPr>
-              <w:jc w:val="center"/>
-            </w:pPr>
-            <w:r>
-              <w:rPr>
-                <w:b/>
-              </w:rPr>
-              <w:t>历史记录</w:t>
-            </w:r>
-          </w:p>
-          <w:p>
-            <w:pPr>
-              <w:jc w:val="center"/>
-            </w:pPr>
-            <w:r>
-              <w:drawing>
-                <wp:inline xmlns:a="http://schemas.openxmlformats.org/drawingml/2006/main" xmlns:pic="http://schemas.openxmlformats.org/drawingml/2006/picture">
-                  <wp:extent cx="2057400" cy="4572000"/>
-                  <wp:docPr id="15" name="Picture 15"/>
-                  <wp:cNvGraphicFramePr>
-                    <a:graphicFrameLocks noChangeAspect="1"/>
-                  </wp:cNvGraphicFramePr>
-                  <a:graphic>
-                    <a:graphicData uri="http://schemas.openxmlformats.org/drawingml/2006/picture">
-                      <pic:pic>
-                        <pic:nvPicPr>
-                          <pic:cNvPr id="0" name="V1.0历史记录页_20260512.png"/>
-                          <pic:cNvPicPr/>
-                        </pic:nvPicPr>
-                        <pic:blipFill>
-                          <a:blip r:embed="rId20"/>
-                          <a:stretch>
-                            <a:fillRect/>
-                          </a:stretch>
-                        </pic:blipFill>
-                        <pic:spPr>
-                          <a:xfrm>
-                            <a:off x="0" y="0"/>
-                            <a:ext cx="2057400" cy="4572000"/>
-                          </a:xfrm>
-                          <a:prstGeom prst="rect"/>
-                        </pic:spPr>
-                      </pic:pic>
-                    </a:graphicData>
-                  </a:graphic>
-                </wp:inline>
-              </w:drawing>
-            </w:r>
-          </w:p>
-        </w:tc>
-        <w:tc>
-          <w:tcPr>
-            <w:tcW w:type="dxa" w:w="4824"/>
-          </w:tcPr>
-          <w:p>
-            <w:pPr>
-              <w:jc w:val="center"/>
-            </w:pPr>
-            <w:r>
-              <w:rPr>
-                <w:b/>
-              </w:rPr>
-              <w:t>历史恢复</w:t>
-            </w:r>
-          </w:p>
-          <w:p>
-            <w:pPr>
-              <w:jc w:val="center"/>
-            </w:pPr>
-            <w:r>
-              <w:drawing>
-                <wp:inline xmlns:a="http://schemas.openxmlformats.org/drawingml/2006/main" xmlns:pic="http://schemas.openxmlformats.org/drawingml/2006/picture">
-                  <wp:extent cx="2057400" cy="4572000"/>
-                  <wp:docPr id="16" name="Picture 16"/>
-                  <wp:cNvGraphicFramePr>
-                    <a:graphicFrameLocks noChangeAspect="1"/>
-                  </wp:cNvGraphicFramePr>
-                  <a:graphic>
-                    <a:graphicData uri="http://schemas.openxmlformats.org/drawingml/2006/picture">
-                      <pic:pic>
-                        <pic:nvPicPr>
-                          <pic:cNvPr id="0" name="V1.0首页_20260512.png"/>
-                          <pic:cNvPicPr/>
-                        </pic:nvPicPr>
-                        <pic:blipFill>
-                          <a:blip r:embed="rId9"/>
-                          <a:stretch>
-                            <a:fillRect/>
-                          </a:stretch>
-                        </pic:blipFill>
-                        <pic:spPr>
-                          <a:xfrm>
-                            <a:off x="0" y="0"/>
-                            <a:ext cx="2057400" cy="4572000"/>
-                          </a:xfrm>
-                          <a:prstGeom prst="rect"/>
-                        </pic:spPr>
-                      </pic:pic>
-                    </a:graphicData>
-                  </a:graphic>
-                </wp:inline>
-              </w:drawing>
-            </w:r>
-          </w:p>
-        </w:tc>
-      </w:tr>
-    </w:tbl>
-    <w:p/>
-    <w:p>
-      <w:pPr>
-        <w:pStyle w:val="Heading3"/>
-      </w:pPr>
-      <w:r>
-        <w:t>模块七：UI 展示模块</w:t>
-      </w:r>
-    </w:p>
-    <w:p>
-      <w:r>
-        <w:t>使用 Jetpack Compose 组织首页、结果页、Agent 页面、知识卡片页面和历史记录页面。页面切换由 Screen 枚举控制，UI 状态由 Compose 的 remember 和 mutableStateOf 管理。界面强调课程演示时的可读性和操作路径清晰。</w:t>
-      </w:r>
-    </w:p>
-    <w:p>
-      <w:pPr>
-        <w:jc w:val="center"/>
-      </w:pPr>
-      <w:r>
-        <w:drawing>
-          <wp:inline xmlns:a="http://schemas.openxmlformats.org/drawingml/2006/main" xmlns:pic="http://schemas.openxmlformats.org/drawingml/2006/picture">
-            <wp:extent cx="2560320" cy="5689600"/>
-            <wp:docPr id="17" name="Picture 17"/>
-            <wp:cNvGraphicFramePr>
-              <a:graphicFrameLocks noChangeAspect="1"/>
-            </wp:cNvGraphicFramePr>
-            <a:graphic>
-              <a:graphicData uri="http://schemas.openxmlformats.org/drawingml/2006/picture">
-                <pic:pic>
-                  <pic:nvPicPr>
-                    <pic:cNvPr id="0" name="V1.0清空历史记录_20260512.png"/>
-                    <pic:cNvPicPr/>
-                  </pic:nvPicPr>
-                  <pic:blipFill>
-                    <a:blip r:embed="rId21"/>
-                    <a:stretch>
-                      <a:fillRect/>
-                    </a:stretch>
-                  </pic:blipFill>
-                  <pic:spPr>
-                    <a:xfrm>
-                      <a:off x="0" y="0"/>
-                      <a:ext cx="2560320" cy="5689600"/>
-                    </a:xfrm>
-                    <a:prstGeom prst="rect"/>
-                  </pic:spPr>
-                </pic:pic>
-              </a:graphicData>
-            </a:graphic>
-          </wp:inline>
-        </w:drawing>
-      </w:r>
-    </w:p>
-    <w:p>
-      <w:pPr>
-        <w:jc w:val="center"/>
-      </w:pPr>
-      <w:r>
-        <w:rPr>
-          <w:sz w:val="18"/>
-        </w:rPr>
-        <w:t>图：清空历史记录</w:t>
-      </w:r>
-    </w:p>
-    <w:p>
-      <w:pPr>
-        <w:pStyle w:val="Heading2"/>
-      </w:pPr>
-      <w:r>
-        <w:t>3.4 附录：数据存储结构设计</w:t>
-      </w:r>
-    </w:p>
-    <w:tbl>
-      <w:tblPr>
-        <w:tblStyle w:val="TableGrid"/>
-        <w:tblW w:type="auto" w:w="0"/>
-        <w:tblLook w:firstColumn="1" w:firstRow="1" w:lastColumn="0" w:lastRow="0" w:noHBand="0" w:noVBand="1" w:val="04A0"/>
-      </w:tblPr>
-      <w:tblGrid>
-        <w:gridCol w:w="2412"/>
-        <w:gridCol w:w="2412"/>
-        <w:gridCol w:w="2412"/>
-        <w:gridCol w:w="2412"/>
-      </w:tblGrid>
-      <w:tr>
-        <w:tc>
-          <w:tcPr>
-            <w:tcW w:type="dxa" w:w="2412"/>
-          </w:tcPr>
-          <w:p>
-            <w:r>
-              <w:t>列名</w:t>
-            </w:r>
-          </w:p>
-        </w:tc>
-        <w:tc>
-          <w:tcPr>
-            <w:tcW w:type="dxa" w:w="2412"/>
-          </w:tcPr>
-          <w:p>
-            <w:r>
-              <w:t>数据类型</w:t>
-            </w:r>
-          </w:p>
-        </w:tc>
-        <w:tc>
-          <w:tcPr>
-            <w:tcW w:type="dxa" w:w="2412"/>
-          </w:tcPr>
-          <w:p>
-            <w:r>
-              <w:t>是否为空</w:t>
-            </w:r>
-          </w:p>
-        </w:tc>
-        <w:tc>
-          <w:tcPr>
-            <w:tcW w:type="dxa" w:w="2412"/>
-          </w:tcPr>
-          <w:p>
-            <w:r>
-              <w:t>说明</w:t>
-            </w:r>
-          </w:p>
-        </w:tc>
-      </w:tr>
-      <w:tr>
-        <w:tc>
-          <w:tcPr>
-            <w:tcW w:type="dxa" w:w="2412"/>
-          </w:tcPr>
-          <w:p>
-            <w:r>
-              <w:t>id</w:t>
-            </w:r>
-          </w:p>
-        </w:tc>
-        <w:tc>
-          <w:tcPr>
-            <w:tcW w:type="dxa" w:w="2412"/>
-          </w:tcPr>
-          <w:p>
-            <w:r>
-              <w:t>Long</w:t>
-            </w:r>
-          </w:p>
-        </w:tc>
-        <w:tc>
-          <w:tcPr>
-            <w:tcW w:type="dxa" w:w="2412"/>
-          </w:tcPr>
-          <w:p>
-            <w:r>
-              <w:t>否</w:t>
-            </w:r>
-          </w:p>
-        </w:tc>
-        <w:tc>
-          <w:tcPr>
-            <w:tcW w:type="dxa" w:w="2412"/>
-          </w:tcPr>
-          <w:p>
-            <w:r>
-              <w:t>历史记录唯一标识，使用保存时间戳。</w:t>
-            </w:r>
-          </w:p>
-        </w:tc>
-      </w:tr>
-      <w:tr>
-        <w:tc>
-          <w:tcPr>
-            <w:tcW w:type="dxa" w:w="2412"/>
-          </w:tcPr>
-          <w:p>
-            <w:r>
-              <w:t>title</w:t>
-            </w:r>
-          </w:p>
-        </w:tc>
-        <w:tc>
-          <w:tcPr>
-            <w:tcW w:type="dxa" w:w="2412"/>
-          </w:tcPr>
-          <w:p>
-            <w:r>
-              <w:t>String</w:t>
-            </w:r>
-          </w:p>
-        </w:tc>
-        <w:tc>
-          <w:tcPr>
-            <w:tcW w:type="dxa" w:w="2412"/>
-          </w:tcPr>
-          <w:p>
-            <w:r>
-              <w:t>否</w:t>
-            </w:r>
-          </w:p>
-        </w:tc>
-        <w:tc>
-          <w:tcPr>
-            <w:tcW w:type="dxa" w:w="2412"/>
-          </w:tcPr>
-          <w:p>
-            <w:r>
-              <w:t>历史记录标题，默认取一句话总结前 28 个字符。</w:t>
-            </w:r>
-          </w:p>
-        </w:tc>
-      </w:tr>
-      <w:tr>
-        <w:tc>
-          <w:tcPr>
-            <w:tcW w:type="dxa" w:w="2412"/>
-          </w:tcPr>
-          <w:p>
-            <w:r>
-              <w:t>preview</w:t>
-            </w:r>
-          </w:p>
-        </w:tc>
-        <w:tc>
-          <w:tcPr>
-            <w:tcW w:type="dxa" w:w="2412"/>
-          </w:tcPr>
-          <w:p>
-            <w:r>
-              <w:t>String</w:t>
-            </w:r>
-          </w:p>
-        </w:tc>
-        <w:tc>
-          <w:tcPr>
-            <w:tcW w:type="dxa" w:w="2412"/>
-          </w:tcPr>
-          <w:p>
-            <w:r>
-              <w:t>否</w:t>
-            </w:r>
-          </w:p>
-        </w:tc>
-        <w:tc>
-          <w:tcPr>
-            <w:tcW w:type="dxa" w:w="2412"/>
-          </w:tcPr>
-          <w:p>
-            <w:r>
-              <w:t>原文预览，列表页展示使用。</w:t>
-            </w:r>
-          </w:p>
-        </w:tc>
-      </w:tr>
-      <w:tr>
-        <w:tc>
-          <w:tcPr>
-            <w:tcW w:type="dxa" w:w="2412"/>
-          </w:tcPr>
-          <w:p>
-            <w:r>
-              <w:t>savedAt</w:t>
-            </w:r>
-          </w:p>
-        </w:tc>
-        <w:tc>
-          <w:tcPr>
-            <w:tcW w:type="dxa" w:w="2412"/>
-          </w:tcPr>
-          <w:p>
-            <w:r>
-              <w:t>Long</w:t>
-            </w:r>
-          </w:p>
-        </w:tc>
-        <w:tc>
-          <w:tcPr>
-            <w:tcW w:type="dxa" w:w="2412"/>
-          </w:tcPr>
-          <w:p>
-            <w:r>
-              <w:t>否</w:t>
-            </w:r>
-          </w:p>
-        </w:tc>
-        <w:tc>
-          <w:tcPr>
-            <w:tcW w:type="dxa" w:w="2412"/>
-          </w:tcPr>
-          <w:p>
-            <w:r>
-              <w:t>保存时间戳。</w:t>
-            </w:r>
-          </w:p>
-        </w:tc>
-      </w:tr>
-      <w:tr>
-        <w:tc>
-          <w:tcPr>
-            <w:tcW w:type="dxa" w:w="2412"/>
-          </w:tcPr>
-          <w:p>
-            <w:r>
-              <w:t>displayTime</w:t>
-            </w:r>
-          </w:p>
-        </w:tc>
-        <w:tc>
-          <w:tcPr>
-            <w:tcW w:type="dxa" w:w="2412"/>
-          </w:tcPr>
-          <w:p>
-            <w:r>
-              <w:t>String</w:t>
-            </w:r>
-          </w:p>
-        </w:tc>
-        <w:tc>
-          <w:tcPr>
-            <w:tcW w:type="dxa" w:w="2412"/>
-          </w:tcPr>
-          <w:p>
-            <w:r>
-              <w:t>否</w:t>
-            </w:r>
-          </w:p>
-        </w:tc>
-        <w:tc>
-          <w:tcPr>
-            <w:tcW w:type="dxa" w:w="2412"/>
-          </w:tcPr>
-          <w:p>
-            <w:r>
-              <w:t>格式化后的展示时间。</w:t>
-            </w:r>
-          </w:p>
-        </w:tc>
-      </w:tr>
-      <w:tr>
-        <w:tc>
-          <w:tcPr>
-            <w:tcW w:type="dxa" w:w="2412"/>
-          </w:tcPr>
-          <w:p>
-            <w:r>
-              <w:t>originalText</w:t>
-            </w:r>
-          </w:p>
-        </w:tc>
-        <w:tc>
-          <w:tcPr>
-            <w:tcW w:type="dxa" w:w="2412"/>
-          </w:tcPr>
-          <w:p>
-            <w:r>
-              <w:t>String</w:t>
-            </w:r>
-          </w:p>
-        </w:tc>
-        <w:tc>
-          <w:tcPr>
-            <w:tcW w:type="dxa" w:w="2412"/>
-          </w:tcPr>
-          <w:p>
-            <w:r>
-              <w:t>否</w:t>
-            </w:r>
-          </w:p>
-        </w:tc>
-        <w:tc>
-          <w:tcPr>
-            <w:tcW w:type="dxa" w:w="2412"/>
-          </w:tcPr>
-          <w:p>
-            <w:r>
-              <w:t>原始文本，用于恢复分析。</w:t>
-            </w:r>
-          </w:p>
-        </w:tc>
-      </w:tr>
-      <w:tr>
-        <w:tc>
-          <w:tcPr>
-            <w:tcW w:type="dxa" w:w="2412"/>
-          </w:tcPr>
-          <w:p>
-            <w:r>
-              <w:t>oneSentenceSummary</w:t>
-            </w:r>
-          </w:p>
-        </w:tc>
-        <w:tc>
-          <w:tcPr>
-            <w:tcW w:type="dxa" w:w="2412"/>
-          </w:tcPr>
-          <w:p>
-            <w:r>
-              <w:t>String</w:t>
-            </w:r>
-          </w:p>
-        </w:tc>
-        <w:tc>
-          <w:tcPr>
-            <w:tcW w:type="dxa" w:w="2412"/>
-          </w:tcPr>
-          <w:p>
-            <w:r>
-              <w:t>否</w:t>
-            </w:r>
-          </w:p>
-        </w:tc>
-        <w:tc>
-          <w:tcPr>
-            <w:tcW w:type="dxa" w:w="2412"/>
-          </w:tcPr>
-          <w:p>
-            <w:r>
-              <w:t>一句话总结。</w:t>
-            </w:r>
-          </w:p>
-        </w:tc>
-      </w:tr>
-      <w:tr>
-        <w:tc>
-          <w:tcPr>
-            <w:tcW w:type="dxa" w:w="2412"/>
-          </w:tcPr>
-          <w:p>
-            <w:r>
-              <w:t>keywords</w:t>
-            </w:r>
-          </w:p>
-        </w:tc>
-        <w:tc>
-          <w:tcPr>
-            <w:tcW w:type="dxa" w:w="2412"/>
-          </w:tcPr>
-          <w:p>
-            <w:r>
-              <w:t>JSON Array</w:t>
-            </w:r>
-          </w:p>
-        </w:tc>
-        <w:tc>
-          <w:tcPr>
-            <w:tcW w:type="dxa" w:w="2412"/>
-          </w:tcPr>
-          <w:p>
-            <w:r>
-              <w:t>否</w:t>
-            </w:r>
-          </w:p>
-        </w:tc>
-        <w:tc>
-          <w:tcPr>
-            <w:tcW w:type="dxa" w:w="2412"/>
-          </w:tcPr>
-          <w:p>
-            <w:r>
-              <w:t>关键词列表。</w:t>
-            </w:r>
-          </w:p>
-        </w:tc>
-      </w:tr>
-      <w:tr>
-        <w:tc>
-          <w:tcPr>
-            <w:tcW w:type="dxa" w:w="2412"/>
-          </w:tcPr>
-          <w:p>
-            <w:r>
-              <w:t>sentenceCount</w:t>
-            </w:r>
-          </w:p>
-        </w:tc>
-        <w:tc>
-          <w:tcPr>
-            <w:tcW w:type="dxa" w:w="2412"/>
-          </w:tcPr>
-          <w:p>
-            <w:r>
-              <w:t>Int</w:t>
-            </w:r>
-          </w:p>
-        </w:tc>
-        <w:tc>
-          <w:tcPr>
-            <w:tcW w:type="dxa" w:w="2412"/>
-          </w:tcPr>
-          <w:p>
-            <w:r>
-              <w:t>否</w:t>
-            </w:r>
-          </w:p>
-        </w:tc>
-        <w:tc>
-          <w:tcPr>
-            <w:tcW w:type="dxa" w:w="2412"/>
-          </w:tcPr>
-          <w:p>
-            <w:r>
-              <w:t>句子数量。</w:t>
-            </w:r>
-          </w:p>
-        </w:tc>
-      </w:tr>
-      <w:tr>
-        <w:tc>
-          <w:tcPr>
-            <w:tcW w:type="dxa" w:w="2412"/>
-          </w:tcPr>
-          <w:p>
-            <w:r>
-              <w:t>characterCount</w:t>
-            </w:r>
-          </w:p>
-        </w:tc>
-        <w:tc>
-          <w:tcPr>
-            <w:tcW w:type="dxa" w:w="2412"/>
-          </w:tcPr>
-          <w:p>
-            <w:r>
-              <w:t>Int</w:t>
-            </w:r>
-          </w:p>
-        </w:tc>
-        <w:tc>
-          <w:tcPr>
-            <w:tcW w:type="dxa" w:w="2412"/>
-          </w:tcPr>
-          <w:p>
-            <w:r>
-              <w:t>否</w:t>
-            </w:r>
-          </w:p>
-        </w:tc>
-        <w:tc>
-          <w:tcPr>
-            <w:tcW w:type="dxa" w:w="2412"/>
-          </w:tcPr>
-          <w:p>
-            <w:r>
-              <w:t>字符数量。</w:t>
-            </w:r>
-          </w:p>
-        </w:tc>
-      </w:tr>
-    </w:tbl>
-    <w:p/>
-    <w:p>
-      <w:r>
-        <w:t>历史记录存储在 SharedPreferences，名称为 smartread_history，键为 records。每次保存时，系统把新的记录放在列表首位，并过滤相同原文的旧记录，最多保留 12 条。清空历史记录时写入空数组。</w:t>
-      </w:r>
-    </w:p>
-    <w:sectPr>
-      <w:pgSz w:w="12240" w:h="15840"/>
-      <w:pgMar w:top="1296" w:right="1296" w:bottom="1152" w:left="1296" w:header="720" w:footer="720" w:gutter="0"/>
-      <w:cols w:space="720"/>
-      <w:docGrid w:linePitch="360"/>
-    </w:sectPr>
-  </w:body>
-</w:document>
+<ns0:document xmlns:ns0="http://schemas.openxmlformats.org/wordprocessingml/2006/main" xmlns:ns1="http://schemas.openxmlformats.org/markup-compatibility/2006" xmlns:ns2="http://schemas.openxmlformats.org/drawingml/2006/wordprocessingDrawing" xmlns:ns3="http://schemas.openxmlformats.org/drawingml/2006/main" xmlns:ns4="http://schemas.openxmlformats.org/drawingml/2006/picture" xmlns:ns5="http://schemas.openxmlformats.org/officeDocument/2006/relationships" ns1:Ignorable="w14 wp14">
+  <ns0:body>
+    <ns0:p>
+      <ns0:pPr>
+        <ns0:jc ns0:val="center"/>
+      </ns0:pPr>
+      <ns0:r>
+        <ns0:rPr>
+          <ns0:b/>
+          <ns0:sz ns0:val="44"/>
+        </ns0:rPr>
+        <ns0:t>SmartRead Agent 系统</ns0:t>
+      </ns0:r>
+    </ns0:p>
+    <ns0:p>
+      <ns0:pPr>
+        <ns0:jc ns0:val="center"/>
+      </ns0:pPr>
+      <ns0:r>
+        <ns0:rPr>
+          <ns0:b/>
+          <ns0:sz ns0:val="52"/>
+        </ns0:rPr>
+        <ns0:t>软件详细设计说明书</ns0:t>
+      </ns0:r>
+    </ns0:p>
+    <ns0:p>
+      <ns0:pPr>
+        <ns0:jc ns0:val="center"/>
+      </ns0:pPr>
+      <ns0:r>
+        <ns0:rPr>
+          <ns0:b ns0:val="0"/>
+          <ns0:sz ns0:val="28"/>
+        </ns0:rPr>
+        <ns0:t>Version 1.0</ns0:t>
+      </ns0:r>
+    </ns0:p>
+    <ns0:p>
+      <ns0:pPr>
+        <ns0:jc ns0:val="center"/>
+      </ns0:pPr>
+      <ns0:r>
+        <ns0:rPr>
+          <ns0:b ns0:val="0"/>
+          <ns0:sz ns0:val="24"/>
+        </ns0:rPr>
+        <ns0:t>文档名称：SmartReadAgent_软件详细设计说明书_模板版.docx</ns0:t>
+      </ns0:r>
+    </ns0:p>
+    <ns0:p>
+      <ns0:pPr>
+        <ns0:jc ns0:val="center"/>
+      </ns0:pPr>
+      <ns0:r>
+        <ns0:rPr>
+          <ns0:b ns0:val="0"/>
+          <ns0:sz ns0:val="24"/>
+        </ns0:rPr>
+        <ns0:t>课程：软件项目研发实践（3）</ns0:t>
+      </ns0:r>
+    </ns0:p>
+    <ns0:p>
+      <ns0:pPr>
+        <ns0:jc ns0:val="center"/>
+      </ns0:pPr>
+      <ns0:r>
+        <ns0:rPr>
+          <ns0:b ns0:val="0"/>
+          <ns0:sz ns0:val="24"/>
+        </ns0:rPr>
+        <ns0:t>指导老师：林立老师</ns0:t>
+      </ns0:r>
+    </ns0:p>
+    <ns0:p>
+      <ns0:pPr>
+        <ns0:jc ns0:val="center"/>
+      </ns0:pPr>
+      <ns0:r>
+        <ns0:rPr>
+          <ns0:b ns0:val="0"/>
+          <ns0:sz ns0:val="24"/>
+        </ns0:rPr>
+        <ns0:t>小组成员：林立洲（121072021030）、江轩宇（121052023075）</ns0:t>
+      </ns0:r>
+    </ns0:p>
+    <ns0:p>
+      <ns0:pPr>
+        <ns0:jc ns0:val="center"/>
+      </ns0:pPr>
+      <ns0:r>
+        <ns0:rPr>
+          <ns0:b ns0:val="0"/>
+          <ns0:sz ns0:val="24"/>
+        </ns0:rPr>
+        <ns0:t>提交说明：电子版与纸质版于 2026-07-10 前提交</ns0:t>
+      </ns0:r>
+    </ns0:p>
+    <ns0:p>
+      <ns0:r>
+        <ns0:br ns0:type="page"/>
+      </ns0:r>
+    </ns0:p>
+    <ns0:p>
+      <ns0:pPr>
+        <ns0:pStyle ns0:val="Heading1"/>
+      </ns0:pPr>
+      <ns0:r>
+        <ns0:t>修订历史记录</ns0:t>
+      </ns0:r>
+    </ns0:p>
+    <ns0:tbl>
+      <ns0:tblPr>
+        <ns0:tblStyle ns0:val="TableGrid"/>
+        <ns0:tblW ns0:type="auto" ns0:w="0"/>
+        <ns0:tblLook ns0:firstColumn="1" ns0:firstRow="1" ns0:lastColumn="0" ns0:lastRow="0" ns0:noHBand="0" ns0:noVBand="1" ns0:val="04A0"/>
+      </ns0:tblPr>
+      <ns0:tblGrid>
+        <ns0:gridCol ns0:w="1930"/>
+        <ns0:gridCol ns0:w="1930"/>
+        <ns0:gridCol ns0:w="1930"/>
+        <ns0:gridCol ns0:w="1930"/>
+        <ns0:gridCol ns0:w="1930"/>
+      </ns0:tblGrid>
+      <ns0:tr>
+        <ns0:tc>
+          <ns0:tcPr>
+            <ns0:tcW ns0:type="dxa" ns0:w="1930"/>
+          </ns0:tcPr>
+          <ns0:p>
+            <ns0:r>
+              <ns0:t>日期</ns0:t>
+            </ns0:r>
+          </ns0:p>
+        </ns0:tc>
+        <ns0:tc>
+          <ns0:tcPr>
+            <ns0:tcW ns0:type="dxa" ns0:w="1930"/>
+          </ns0:tcPr>
+          <ns0:p>
+            <ns0:r>
+              <ns0:t>版本号</ns0:t>
+            </ns0:r>
+          </ns0:p>
+        </ns0:tc>
+        <ns0:tc>
+          <ns0:tcPr>
+            <ns0:tcW ns0:type="dxa" ns0:w="1930"/>
+          </ns0:tcPr>
+          <ns0:p>
+            <ns0:r>
+              <ns0:t>修改说明</ns0:t>
+            </ns0:r>
+          </ns0:p>
+        </ns0:tc>
+        <ns0:tc>
+          <ns0:tcPr>
+            <ns0:tcW ns0:type="dxa" ns0:w="1930"/>
+          </ns0:tcPr>
+          <ns0:p>
+            <ns0:r>
+              <ns0:t>修改人</ns0:t>
+            </ns0:r>
+          </ns0:p>
+        </ns0:tc>
+        <ns0:tc>
+          <ns0:tcPr>
+            <ns0:tcW ns0:type="dxa" ns0:w="1930"/>
+          </ns0:tcPr>
+          <ns0:p>
+            <ns0:r>
+              <ns0:t>核准人</ns0:t>
+            </ns0:r>
+          </ns0:p>
+        </ns0:tc>
+      </ns0:tr>
+      <ns0:tr>
+        <ns0:tc>
+          <ns0:tcPr>
+            <ns0:tcW ns0:type="dxa" ns0:w="1930"/>
+          </ns0:tcPr>
+          <ns0:p>
+            <ns0:r>
+              <ns0:t>2026-05-11</ns0:t>
+            </ns0:r>
+          </ns0:p>
+        </ns0:tc>
+        <ns0:tc>
+          <ns0:tcPr>
+            <ns0:tcW ns0:type="dxa" ns0:w="1930"/>
+          </ns0:tcPr>
+          <ns0:p>
+            <ns0:r>
+              <ns0:t>V0.1</ns0:t>
+            </ns0:r>
+          </ns0:p>
+        </ns0:tc>
+        <ns0:tc>
+          <ns0:tcPr>
+            <ns0:tcW ns0:type="dxa" ns0:w="1930"/>
+          </ns0:tcPr>
+          <ns0:p>
+            <ns0:r>
+              <ns0:t>项目立项、目录和 Git/Gitee/GitHub 初始化</ns0:t>
+            </ns0:r>
+          </ns0:p>
+        </ns0:tc>
+        <ns0:tc>
+          <ns0:tcPr>
+            <ns0:tcW ns0:type="dxa" ns0:w="1930"/>
+          </ns0:tcPr>
+          <ns0:p>
+            <ns0:r>
+              <ns0:t>林立洲</ns0:t>
+            </ns0:r>
+          </ns0:p>
+        </ns0:tc>
+        <ns0:tc>
+          <ns0:tcPr>
+            <ns0:tcW ns0:type="dxa" ns0:w="1930"/>
+          </ns0:tcPr>
+          <ns0:p>
+            <ns0:r>
+              <ns0:t>林立洲</ns0:t>
+            </ns0:r>
+          </ns0:p>
+        </ns0:tc>
+      </ns0:tr>
+      <ns0:tr>
+        <ns0:tc>
+          <ns0:tcPr>
+            <ns0:tcW ns0:type="dxa" ns0:w="1930"/>
+          </ns0:tcPr>
+          <ns0:p>
+            <ns0:r>
+              <ns0:t>2026-05-12</ns0:t>
+            </ns0:r>
+          </ns0:p>
+        </ns0:tc>
+        <ns0:tc>
+          <ns0:tcPr>
+            <ns0:tcW ns0:type="dxa" ns0:w="1930"/>
+          </ns0:tcPr>
+          <ns0:p>
+            <ns0:r>
+              <ns0:t>V0.2</ns0:t>
+            </ns0:r>
+          </ns0:p>
+        </ns0:tc>
+        <ns0:tc>
+          <ns0:tcPr>
+            <ns0:tcW ns0:type="dxa" ns0:w="1930"/>
+          </ns0:tcPr>
+          <ns0:p>
+            <ns0:r>
+              <ns0:t>完成文本输入、本地摘要、关键词和分点摘要 MVP</ns0:t>
+            </ns0:r>
+          </ns0:p>
+        </ns0:tc>
+        <ns0:tc>
+          <ns0:tcPr>
+            <ns0:tcW ns0:type="dxa" ns0:w="1930"/>
+          </ns0:tcPr>
+          <ns0:p>
+            <ns0:r>
+              <ns0:t>林立洲</ns0:t>
+            </ns0:r>
+          </ns0:p>
+        </ns0:tc>
+        <ns0:tc>
+          <ns0:tcPr>
+            <ns0:tcW ns0:type="dxa" ns0:w="1930"/>
+          </ns0:tcPr>
+          <ns0:p>
+            <ns0:r>
+              <ns0:t>林立洲</ns0:t>
+            </ns0:r>
+          </ns0:p>
+        </ns0:tc>
+      </ns0:tr>
+      <ns0:tr>
+        <ns0:tc>
+          <ns0:tcPr>
+            <ns0:tcW ns0:type="dxa" ns0:w="1930"/>
+          </ns0:tcPr>
+          <ns0:p>
+            <ns0:r>
+              <ns0:t>2026-05-12</ns0:t>
+            </ns0:r>
+          </ns0:p>
+        </ns0:tc>
+        <ns0:tc>
+          <ns0:tcPr>
+            <ns0:tcW ns0:type="dxa" ns0:w="1930"/>
+          </ns0:tcPr>
+          <ns0:p>
+            <ns0:r>
+              <ns0:t>V0.3</ns0:t>
+            </ns0:r>
+          </ns0:p>
+        </ns0:tc>
+        <ns0:tc>
+          <ns0:tcPr>
+            <ns0:tcW ns0:type="dxa" ns0:w="1930"/>
+          </ns0:tcPr>
+          <ns0:p>
+            <ns0:r>
+              <ns0:t>增加 Agent 问答、知识卡片和复习题</ns0:t>
+            </ns0:r>
+          </ns0:p>
+        </ns0:tc>
+        <ns0:tc>
+          <ns0:tcPr>
+            <ns0:tcW ns0:type="dxa" ns0:w="1930"/>
+          </ns0:tcPr>
+          <ns0:p>
+            <ns0:r>
+              <ns0:t>林立洲</ns0:t>
+            </ns0:r>
+          </ns0:p>
+        </ns0:tc>
+        <ns0:tc>
+          <ns0:tcPr>
+            <ns0:tcW ns0:type="dxa" ns0:w="1930"/>
+          </ns0:tcPr>
+          <ns0:p>
+            <ns0:r>
+              <ns0:t>林立洲</ns0:t>
+            </ns0:r>
+          </ns0:p>
+        </ns0:tc>
+      </ns0:tr>
+      <ns0:tr>
+        <ns0:tc>
+          <ns0:tcPr>
+            <ns0:tcW ns0:type="dxa" ns0:w="1930"/>
+          </ns0:tcPr>
+          <ns0:p>
+            <ns0:r>
+              <ns0:t>2026-05-12</ns0:t>
+            </ns0:r>
+          </ns0:p>
+        </ns0:tc>
+        <ns0:tc>
+          <ns0:tcPr>
+            <ns0:tcW ns0:type="dxa" ns0:w="1930"/>
+          </ns0:tcPr>
+          <ns0:p>
+            <ns0:r>
+              <ns0:t>V0.4</ns0:t>
+            </ns0:r>
+          </ns0:p>
+        </ns0:tc>
+        <ns0:tc>
+          <ns0:tcPr>
+            <ns0:tcW ns0:type="dxa" ns0:w="1930"/>
+          </ns0:tcPr>
+          <ns0:p>
+            <ns0:r>
+              <ns0:t>增加 LiteRT 端侧句子重要性分析模型</ns0:t>
+            </ns0:r>
+          </ns0:p>
+        </ns0:tc>
+        <ns0:tc>
+          <ns0:tcPr>
+            <ns0:tcW ns0:type="dxa" ns0:w="1930"/>
+          </ns0:tcPr>
+          <ns0:p>
+            <ns0:r>
+              <ns0:t>林立洲</ns0:t>
+            </ns0:r>
+          </ns0:p>
+        </ns0:tc>
+        <ns0:tc>
+          <ns0:tcPr>
+            <ns0:tcW ns0:type="dxa" ns0:w="1930"/>
+          </ns0:tcPr>
+          <ns0:p>
+            <ns0:r>
+              <ns0:t>林立洲</ns0:t>
+            </ns0:r>
+          </ns0:p>
+        </ns0:tc>
+      </ns0:tr>
+      <ns0:tr>
+        <ns0:tc>
+          <ns0:tcPr>
+            <ns0:tcW ns0:type="dxa" ns0:w="1930"/>
+          </ns0:tcPr>
+          <ns0:p>
+            <ns0:r>
+              <ns0:t>2026-05-12</ns0:t>
+            </ns0:r>
+          </ns0:p>
+        </ns0:tc>
+        <ns0:tc>
+          <ns0:tcPr>
+            <ns0:tcW ns0:type="dxa" ns0:w="1930"/>
+          </ns0:tcPr>
+          <ns0:p>
+            <ns0:r>
+              <ns0:t>V0.5</ns0:t>
+            </ns0:r>
+          </ns0:p>
+        </ns0:tc>
+        <ns0:tc>
+          <ns0:tcPr>
+            <ns0:tcW ns0:type="dxa" ns0:w="1930"/>
+          </ns0:tcPr>
+          <ns0:p>
+            <ns0:r>
+              <ns0:t>增加本地历史记录保存、恢复和清空</ns0:t>
+            </ns0:r>
+          </ns0:p>
+        </ns0:tc>
+        <ns0:tc>
+          <ns0:tcPr>
+            <ns0:tcW ns0:type="dxa" ns0:w="1930"/>
+          </ns0:tcPr>
+          <ns0:p>
+            <ns0:r>
+              <ns0:t>林立洲</ns0:t>
+            </ns0:r>
+          </ns0:p>
+        </ns0:tc>
+        <ns0:tc>
+          <ns0:tcPr>
+            <ns0:tcW ns0:type="dxa" ns0:w="1930"/>
+          </ns0:tcPr>
+          <ns0:p>
+            <ns0:r>
+              <ns0:t>林立洲</ns0:t>
+            </ns0:r>
+          </ns0:p>
+        </ns0:tc>
+      </ns0:tr>
+      <ns0:tr>
+        <ns0:tc>
+          <ns0:tcPr>
+            <ns0:tcW ns0:type="dxa" ns0:w="1930"/>
+          </ns0:tcPr>
+          <ns0:p>
+            <ns0:r>
+              <ns0:t>2026-05-13</ns0:t>
+            </ns0:r>
+          </ns0:p>
+        </ns0:tc>
+        <ns0:tc>
+          <ns0:tcPr>
+            <ns0:tcW ns0:type="dxa" ns0:w="1930"/>
+          </ns0:tcPr>
+          <ns0:p>
+            <ns0:r>
+              <ns0:t>V1.0</ns0:t>
+            </ns0:r>
+          </ns0:p>
+        </ns0:tc>
+        <ns0:tc>
+          <ns0:tcPr>
+            <ns0:tcW ns0:type="dxa" ns0:w="1930"/>
+          </ns0:tcPr>
+          <ns0:p>
+            <ns0:r>
+              <ns0:t>收口期末演示稳定版、APK、截图、测试和说明材料</ns0:t>
+            </ns0:r>
+          </ns0:p>
+        </ns0:tc>
+        <ns0:tc>
+          <ns0:tcPr>
+            <ns0:tcW ns0:type="dxa" ns0:w="1930"/>
+          </ns0:tcPr>
+          <ns0:p>
+            <ns0:r>
+              <ns0:t>林立洲、江轩宇</ns0:t>
+            </ns0:r>
+          </ns0:p>
+        </ns0:tc>
+        <ns0:tc>
+          <ns0:tcPr>
+            <ns0:tcW ns0:type="dxa" ns0:w="1930"/>
+          </ns0:tcPr>
+          <ns0:p>
+            <ns0:r>
+              <ns0:t>林立洲</ns0:t>
+            </ns0:r>
+          </ns0:p>
+        </ns0:tc>
+      </ns0:tr>
+      <ns0:tr>
+        <ns0:tc>
+          <ns0:tcPr>
+            <ns0:tcW ns0:type="dxa" ns0:w="1930"/>
+          </ns0:tcPr>
+          <ns0:p>
+            <ns0:r>
+              <ns0:t>2026-06-29</ns0:t>
+            </ns0:r>
+          </ns0:p>
+        </ns0:tc>
+        <ns0:tc>
+          <ns0:tcPr>
+            <ns0:tcW ns0:type="dxa" ns0:w="1930"/>
+          </ns0:tcPr>
+          <ns0:p>
+            <ns0:r>
+              <ns0:t>V1.0 初稿</ns0:t>
+            </ns0:r>
+          </ns0:p>
+        </ns0:tc>
+        <ns0:tc>
+          <ns0:tcPr>
+            <ns0:tcW ns0:type="dxa" ns0:w="1930"/>
+          </ns0:tcPr>
+          <ns0:p>
+            <ns0:r>
+              <ns0:t>按课程模板整理软件详细设计说明书</ns0:t>
+            </ns0:r>
+          </ns0:p>
+        </ns0:tc>
+        <ns0:tc>
+          <ns0:tcPr>
+            <ns0:tcW ns0:type="dxa" ns0:w="1930"/>
+          </ns0:tcPr>
+          <ns0:p>
+            <ns0:r>
+              <ns0:t>林立洲</ns0:t>
+            </ns0:r>
+          </ns0:p>
+        </ns0:tc>
+        <ns0:tc>
+          <ns0:tcPr>
+            <ns0:tcW ns0:type="dxa" ns0:w="1930"/>
+          </ns0:tcPr>
+          <ns0:p>
+            <ns0:r>
+              <ns0:t>林立洲</ns0:t>
+            </ns0:r>
+          </ns0:p>
+        </ns0:tc>
+      </ns0:tr>
+    </ns0:tbl>
+    <ns0:p/>
+    <ns0:p>
+      <ns0:pPr>
+        <ns0:pStyle ns0:val="Heading1"/>
+      </ns0:pPr>
+      <ns0:r>
+        <ns0:t>目录</ns0:t>
+      </ns0:r>
+    </ns0:p>
+    <ns0:p>
+      <ns0:r>
+        <ns0:t>1 引言</ns0:t>
+      </ns0:r>
+    </ns0:p>
+    <ns0:p>
+      <ns0:r>
+        <ns0:t>1.1 目的与范围</ns0:t>
+      </ns0:r>
+    </ns0:p>
+    <ns0:p>
+      <ns0:r>
+        <ns0:t>1.2 预期的读者</ns0:t>
+      </ns0:r>
+    </ns0:p>
+    <ns0:p>
+      <ns0:r>
+        <ns0:t>1.3 系统的范围</ns0:t>
+      </ns0:r>
+    </ns0:p>
+    <ns0:p>
+      <ns0:r>
+        <ns0:t>1.4 参考资料</ns0:t>
+      </ns0:r>
+    </ns0:p>
+    <ns0:p>
+      <ns0:r>
+        <ns0:t>1.5 术语、缩写词</ns0:t>
+      </ns0:r>
+    </ns0:p>
+    <ns0:p>
+      <ns0:r>
+        <ns0:t>1.6 模块命名规则</ns0:t>
+      </ns0:r>
+    </ns0:p>
+    <ns0:p>
+      <ns0:r>
+        <ns0:t>2 建议的系统</ns0:t>
+      </ns0:r>
+    </ns0:p>
+    <ns0:p>
+      <ns0:r>
+        <ns0:t>2.1 建议系统概述</ns0:t>
+      </ns0:r>
+    </ns0:p>
+    <ns0:p>
+      <ns0:r>
+        <ns0:t>2.2 功能性需求概述</ns0:t>
+      </ns0:r>
+    </ns0:p>
+    <ns0:p>
+      <ns0:r>
+        <ns0:t>2.3 非功能性需求</ns0:t>
+      </ns0:r>
+    </ns0:p>
+    <ns0:p>
+      <ns0:r>
+        <ns0:t>2.3.1 用户界面与人员因素</ns0:t>
+      </ns0:r>
+    </ns0:p>
+    <ns0:p>
+      <ns0:r>
+        <ns0:t>2.3.2 错误处理与极端情况</ns0:t>
+      </ns0:r>
+    </ns0:p>
+    <ns0:p>
+      <ns0:r>
+        <ns0:t>2.3.3 质量要求</ns0:t>
+      </ns0:r>
+    </ns0:p>
+    <ns0:p>
+      <ns0:r>
+        <ns0:t>2.3.4 用例模型</ns0:t>
+      </ns0:r>
+    </ns0:p>
+    <ns0:p>
+      <ns0:r>
+        <ns0:t>2.3.5 对象模型</ns0:t>
+      </ns0:r>
+    </ns0:p>
+    <ns0:p>
+      <ns0:r>
+        <ns0:t>3 模块总汇</ns0:t>
+      </ns0:r>
+    </ns0:p>
+    <ns0:p>
+      <ns0:r>
+        <ns0:t>3.1 模块总汇表</ns0:t>
+      </ns0:r>
+    </ns0:p>
+    <ns0:p>
+      <ns0:r>
+        <ns0:t>3.2 模块关系图</ns0:t>
+      </ns0:r>
+    </ns0:p>
+    <ns0:p>
+      <ns0:r>
+        <ns0:t>3.3 模块设计清单</ns0:t>
+      </ns0:r>
+    </ns0:p>
+    <ns0:p>
+      <ns0:r>
+        <ns0:t>3.4 附录：数据存储结构设计</ns0:t>
+      </ns0:r>
+    </ns0:p>
+    <ns0:p>
+      <ns0:r>
+        <ns0:br ns0:type="page"/>
+      </ns0:r>
+    </ns0:p>
+    <ns0:p>
+      <ns0:pPr>
+        <ns0:pStyle ns0:val="Heading1"/>
+      </ns0:pPr>
+      <ns0:r>
+        <ns0:t>1 引言</ns0:t>
+      </ns0:r>
+    </ns0:p>
+    <ns0:p>
+      <ns0:pPr>
+        <ns0:pStyle ns0:val="Heading2"/>
+      </ns0:pPr>
+      <ns0:r>
+        <ns0:t>1.1 目的与范围</ns0:t>
+      </ns0:r>
+    </ns0:p>
+    <ns0:p>
+      <ns0:r>
+        <ns0:t>本文档是 SmartRead Agent 系统的详细设计说明书，按照课程提供的“软件详细设计说明书模板”结构编写。文档用于说明系统设计目标、功能范围、非功能需求、用例模型、对象模型、模块关系、模块设计清单和数据存储结构，为《软件项目研发实践（3）》期末演示后的电子版与纸质版提交提供依据。</ns0:t>
+      </ns0:r>
+    </ns0:p>
+    <ns0:p>
+      <ns0:r>
+        <ns0:t>SmartRead Agent 当前版本为 V1.0 期末演示稳定版，已生成课程演示用 debug APK：release/SmartReadAgent-v1.0-debug.apk。该 APK 用于课程验收、真机测试和现场演示，不作为应用商店正式商业发布版本。本文档只描述当前已实现的功能，不把 OCR、云端大模型、登录、服务器、多设备同步等后续设想写成已实现内容。</ns0:t>
+      </ns0:r>
+    </ns0:p>
+    <ns0:p>
+      <ns0:r>
+        <ns0:t>本文档覆盖 Android/Kotlin 客户端、Jetpack Compose 界面、本地文本分析、本地规则型阅读 Agent、LiteRT 端侧句子重要性分析、本地历史记录和演示部署流程。重点突出移动端机器学习在应用中的真实整合方式，即模型文件随 APK 集成并在 Android 端侧完成推理。</ns0:t>
+      </ns0:r>
+    </ns0:p>
+    <ns0:p>
+      <ns0:pPr>
+        <ns0:pStyle ns0:val="Heading2"/>
+      </ns0:pPr>
+      <ns0:r>
+        <ns0:t>1.2 预期的读者</ns0:t>
+      </ns0:r>
+    </ns0:p>
+    <ns0:p>
+      <ns0:r>
+        <ns0:t>本文档的预期读者包括课程指导老师、期末演示评审人员、小组成员、后续查看仓库的同学，以及需要理解系统模块设计和代码结构的人。读者不需要提前阅读所有源代码，但应能通过本文档理解系统主要模块、数据对象和运行流程。对于评分人员，本文档也可作为核对项目是否真实实现 LiteRT、Agent、历史记录和移动端演示能力的依据。</ns0:t>
+      </ns0:r>
+    </ns0:p>
+    <ns0:p>
+      <ns0:pPr>
+        <ns0:pStyle ns0:val="Heading2"/>
+      </ns0:pPr>
+      <ns0:r>
+        <ns0:t>1.3 系统的范围</ns0:t>
+      </ns0:r>
+    </ns0:p>
+    <ns0:p>
+      <ns0:r>
+        <ns0:t>SmartRead Agent 面向学生阅读教材、课堂资料、技术文章和项目说明文档的场景，提供移动端阅读辅助能力。系统当前范围包括：文本输入、示例文本、本地摘要、关键词提取、分点摘要、LiteRT 端侧句子重要性分析、Agent 问答、知识卡片、复习题、本地历史记录保存、历史记录恢复和清空历史记录。</ns0:t>
+      </ns0:r>
+    </ns0:p>
+    <ns0:p>
+      <ns0:r>
+        <ns0:t>系统当前不包括：用户注册登录、云端同步、服务器后台、OCR 图片识别、语音输入、多设备同步、商业发布版签名包和真实云端大模型 API。这些内容不在当前演示范围内，后续可以作为扩展方向。</ns0:t>
+      </ns0:r>
+    </ns0:p>
+    <ns0:p>
+      <ns0:pPr>
+        <ns0:pStyle ns0:val="Heading2"/>
+      </ns0:pPr>
+      <ns0:r>
+        <ns0:t>1.4 参考资料</ns0:t>
+      </ns0:r>
+    </ns0:p>
+    <ns0:p>
+      <ns0:pPr>
+        <ns0:pStyle ns0:val="ListBullet"/>
+      </ns0:pPr>
+      <ns0:r>
+        <ns0:t>《2023级软工期末考核说明.pdf》</ns0:t>
+      </ns0:r>
+    </ns0:p>
+    <ns0:p>
+      <ns0:pPr>
+        <ns0:pStyle ns0:val="ListBullet"/>
+      </ns0:pPr>
+      <ns0:r>
+        <ns0:t>《2023级软工期末课程演示流程.pdf》</ns0:t>
+      </ns0:r>
+    </ns0:p>
+    <ns0:p>
+      <ns0:pPr>
+        <ns0:pStyle ns0:val="ListBullet"/>
+      </ns0:pPr>
+      <ns0:r>
+        <ns0:t>《2023级期末演示评分表.xlsx》</ns0:t>
+      </ns0:r>
+    </ns0:p>
+    <ns0:p>
+      <ns0:pPr>
+        <ns0:pStyle ns0:val="ListBullet"/>
+      </ns0:pPr>
+      <ns0:r>
+        <ns0:t>README.md、docs/V0.4_LiteRT端侧模型集成说明.md、docs/关键代码与实现方法说明.md</ns0:t>
+      </ns0:r>
+    </ns0:p>
+    <ns0:p>
+      <ns0:pPr>
+        <ns0:pStyle ns0:val="ListBullet"/>
+      </ns0:pPr>
+      <ns0:r>
+        <ns0:t>Android / Kotlin / Jetpack Compose 相关开发资料</ns0:t>
+      </ns0:r>
+    </ns0:p>
+    <ns0:p>
+      <ns0:pPr>
+        <ns0:pStyle ns0:val="ListBullet"/>
+      </ns0:pPr>
+      <ns0:r>
+        <ns0:t>TensorFlow Lite / LiteRT Android 端侧推理相关资料</ns0:t>
+      </ns0:r>
+    </ns0:p>
+    <ns0:p>
+      <ns0:pPr>
+        <ns0:pStyle ns0:val="Heading2"/>
+      </ns0:pPr>
+      <ns0:r>
+        <ns0:t>1.5 术语、缩写词</ns0:t>
+      </ns0:r>
+    </ns0:p>
+    <ns0:tbl>
+      <ns0:tblPr>
+        <ns0:tblStyle ns0:val="TableGrid"/>
+        <ns0:tblW ns0:type="auto" ns0:w="0"/>
+        <ns0:tblLook ns0:firstColumn="1" ns0:firstRow="1" ns0:lastColumn="0" ns0:lastRow="0" ns0:noHBand="0" ns0:noVBand="1" ns0:val="04A0"/>
+      </ns0:tblPr>
+      <ns0:tblGrid>
+        <ns0:gridCol ns0:w="4824"/>
+        <ns0:gridCol ns0:w="4824"/>
+      </ns0:tblGrid>
+      <ns0:tr>
+        <ns0:tc>
+          <ns0:tcPr>
+            <ns0:tcW ns0:type="dxa" ns0:w="4824"/>
+          </ns0:tcPr>
+          <ns0:p>
+            <ns0:r>
+              <ns0:t>术语</ns0:t>
+            </ns0:r>
+          </ns0:p>
+        </ns0:tc>
+        <ns0:tc>
+          <ns0:tcPr>
+            <ns0:tcW ns0:type="dxa" ns0:w="4824"/>
+          </ns0:tcPr>
+          <ns0:p>
+            <ns0:r>
+              <ns0:t>说明</ns0:t>
+            </ns0:r>
+          </ns0:p>
+        </ns0:tc>
+      </ns0:tr>
+      <ns0:tr>
+        <ns0:tc>
+          <ns0:tcPr>
+            <ns0:tcW ns0:type="dxa" ns0:w="4824"/>
+          </ns0:tcPr>
+          <ns0:p>
+            <ns0:r>
+              <ns0:t>SmartRead Agent</ns0:t>
+            </ns0:r>
+          </ns0:p>
+        </ns0:tc>
+        <ns0:tc>
+          <ns0:tcPr>
+            <ns0:tcW ns0:type="dxa" ns0:w="4824"/>
+          </ns0:tcPr>
+          <ns0:p>
+            <ns0:r>
+              <ns0:t>本项目名称，表示面向阅读场景的智能辅助 App。</ns0:t>
+            </ns0:r>
+          </ns0:p>
+        </ns0:tc>
+      </ns0:tr>
+      <ns0:tr>
+        <ns0:tc>
+          <ns0:tcPr>
+            <ns0:tcW ns0:type="dxa" ns0:w="4824"/>
+          </ns0:tcPr>
+          <ns0:p>
+            <ns0:r>
+              <ns0:t>LiteRT / TensorFlow Lite</ns0:t>
+            </ns0:r>
+          </ns0:p>
+        </ns0:tc>
+        <ns0:tc>
+          <ns0:tcPr>
+            <ns0:tcW ns0:type="dxa" ns0:w="4824"/>
+          </ns0:tcPr>
+          <ns0:p>
+            <ns0:r>
+              <ns0:t>移动端轻量模型推理框架。</ns0:t>
+            </ns0:r>
+          </ns0:p>
+        </ns0:tc>
+      </ns0:tr>
+      <ns0:tr>
+        <ns0:tc>
+          <ns0:tcPr>
+            <ns0:tcW ns0:type="dxa" ns0:w="4824"/>
+          </ns0:tcPr>
+          <ns0:p>
+            <ns0:r>
+              <ns0:t>本地规则型阅读 Agent</ns0:t>
+            </ns0:r>
+          </ns0:p>
+        </ns0:tc>
+        <ns0:tc>
+          <ns0:tcPr>
+            <ns0:tcW ns0:type="dxa" ns0:w="4824"/>
+          </ns0:tcPr>
+          <ns0:p>
+            <ns0:r>
+              <ns0:t>当前版本 Agent 实现方式，主要使用本地规则和文章分析结果。</ns0:t>
+            </ns0:r>
+          </ns0:p>
+        </ns0:tc>
+      </ns0:tr>
+      <ns0:tr>
+        <ns0:tc>
+          <ns0:tcPr>
+            <ns0:tcW ns0:type="dxa" ns0:w="4824"/>
+          </ns0:tcPr>
+          <ns0:p>
+            <ns0:r>
+              <ns0:t>ArticleAnalysis</ns0:t>
+            </ns0:r>
+          </ns0:p>
+        </ns0:tc>
+        <ns0:tc>
+          <ns0:tcPr>
+            <ns0:tcW ns0:type="dxa" ns0:w="4824"/>
+          </ns0:tcPr>
+          <ns0:p>
+            <ns0:r>
+              <ns0:t>文章分析结果数据对象。</ns0:t>
+            </ns0:r>
+          </ns0:p>
+        </ns0:tc>
+      </ns0:tr>
+      <ns0:tr>
+        <ns0:tc>
+          <ns0:tcPr>
+            <ns0:tcW ns0:type="dxa" ns0:w="4824"/>
+          </ns0:tcPr>
+          <ns0:p>
+            <ns0:r>
+              <ns0:t>SentenceImportance</ns0:t>
+            </ns0:r>
+          </ns0:p>
+        </ns0:tc>
+        <ns0:tc>
+          <ns0:tcPr>
+            <ns0:tcW ns0:type="dxa" ns0:w="4824"/>
+          </ns0:tcPr>
+          <ns0:p>
+            <ns0:r>
+              <ns0:t>句子重要性评分结果对象。</ns0:t>
+            </ns0:r>
+          </ns0:p>
+        </ns0:tc>
+      </ns0:tr>
+      <ns0:tr>
+        <ns0:tc>
+          <ns0:tcPr>
+            <ns0:tcW ns0:type="dxa" ns0:w="4824"/>
+          </ns0:tcPr>
+          <ns0:p>
+            <ns0:r>
+              <ns0:t>APK</ns0:t>
+            </ns0:r>
+          </ns0:p>
+        </ns0:tc>
+        <ns0:tc>
+          <ns0:tcPr>
+            <ns0:tcW ns0:type="dxa" ns0:w="4824"/>
+          </ns0:tcPr>
+          <ns0:p>
+            <ns0:r>
+              <ns0:t>Android 安装包。</ns0:t>
+            </ns0:r>
+          </ns0:p>
+        </ns0:tc>
+      </ns0:tr>
+      <ns0:tr>
+        <ns0:tc>
+          <ns0:tcPr>
+            <ns0:tcW ns0:type="dxa" ns0:w="4824"/>
+          </ns0:tcPr>
+          <ns0:p>
+            <ns0:r>
+              <ns0:t>SharedPreferences</ns0:t>
+            </ns0:r>
+          </ns0:p>
+        </ns0:tc>
+        <ns0:tc>
+          <ns0:tcPr>
+            <ns0:tcW ns0:type="dxa" ns0:w="4824"/>
+          </ns0:tcPr>
+          <ns0:p>
+            <ns0:r>
+              <ns0:t>Android 本地轻量键值存储。</ns0:t>
+            </ns0:r>
+          </ns0:p>
+        </ns0:tc>
+      </ns0:tr>
+    </ns0:tbl>
+    <ns0:p/>
+    <ns0:p>
+      <ns0:pPr>
+        <ns0:pStyle ns0:val="Heading2"/>
+      </ns0:pPr>
+      <ns0:r>
+        <ns0:t>1.6 模块命名规则</ns0:t>
+      </ns0:r>
+    </ns0:p>
+    <ns0:p>
+      <ns0:r>
+        <ns0:t>系统代码采用 Kotlin 命名规范。数据对象使用名词型 PascalCase，例如 ArticleAnalysis、SentenceImportance、KnowledgeCard、HistoryRecord。功能对象或仓库对象使用职责名加后缀，例如 TextAnalyzer、SentenceImportanceAnalyzer、SentenceImportanceClassifier、LocalReadingAgent、HistoryRepository。Compose 页面函数使用页面含义命名，例如 AgentChatScreen、KnowledgeCardsScreen、HistoryScreen。资源文件使用能够说明功能的名称，例如 sentence_importance_model.tflite。</ns0:t>
+      </ns0:r>
+    </ns0:p>
+    <ns0:p>
+      <ns0:pPr>
+        <ns0:pStyle ns0:val="Heading1"/>
+      </ns0:pPr>
+      <ns0:r>
+        <ns0:t>2 建议的系统</ns0:t>
+      </ns0:r>
+    </ns0:p>
+    <ns0:p>
+      <ns0:pPr>
+        <ns0:pStyle ns0:val="Heading2"/>
+      </ns0:pPr>
+      <ns0:r>
+        <ns0:t>2.1 建议系统概述</ns0:t>
+      </ns0:r>
+    </ns0:p>
+    <ns0:p>
+      <ns0:r>
+        <ns0:t>SmartRead Agent 是一个 Android/Kotlin 移动端 AI 阅读辅助应用。用户可以在首页输入文本或点击示例文本，然后点击“开始智能分析”。系统会在本地生成一句话总结、关键词和分点摘要，同时调用 LiteRT 模型对句子重要性进行端侧评分。分析完成后，用户可以进入 Agent 问答页面围绕当前文章提问，也可以进入知识卡片页面查看复习卡片和复习题，还可以在历史记录页面恢复最近的分析结果。</ns0:t>
+      </ns0:r>
+    </ns0:p>
+    <ns0:p>
+      <ns0:r>
+        <ns0:t>系统设计强调“轻量、稳定、可解释、适合课堂演示”。当前版本的 Agent 问答基于当前文章分析结果和本地规则实现，不依赖外部大模型接口，因此在没有网络的情况下也能完成演示。LiteRT 模块是系统移动机器学习部分的核心，模型文件放入 Android assets，运行时由 SentenceImportanceClassifier 加载并推理。</ns0:t>
+      </ns0:r>
+    </ns0:p>
+    <ns0:p>
+      <ns0:pPr>
+        <ns0:pStyle ns0:val="Heading2"/>
+      </ns0:pPr>
+      <ns0:r>
+        <ns0:t>2.2 功能性需求概述</ns0:t>
+      </ns0:r>
+    </ns0:p>
+    <ns0:p>
+      <ns0:pPr>
+        <ns0:pStyle ns0:val="ListNumber"/>
+      </ns0:pPr>
+      <ns0:r>
+        <ns0:t>用户可以手动输入待分析文本。</ns0:t>
+      </ns0:r>
+    </ns0:p>
+    <ns0:p>
+      <ns0:pPr>
+        <ns0:pStyle ns0:val="ListNumber"/>
+      </ns0:pPr>
+      <ns0:r>
+        <ns0:t>用户可以选择内置示例文本，保证课堂演示稳定。</ns0:t>
+      </ns0:r>
+    </ns0:p>
+    <ns0:p>
+      <ns0:pPr>
+        <ns0:pStyle ns0:val="ListNumber"/>
+      </ns0:pPr>
+      <ns0:r>
+        <ns0:t>系统可以生成一句话总结、关键词和分点摘要。</ns0:t>
+      </ns0:r>
+    </ns0:p>
+    <ns0:p>
+      <ns0:pPr>
+        <ns0:pStyle ns0:val="ListNumber"/>
+      </ns0:pPr>
+      <ns0:r>
+        <ns0:t>系统可以显示字符数、句子数等基础统计信息。</ns0:t>
+      </ns0:r>
+    </ns0:p>
+    <ns0:p>
+      <ns0:pPr>
+        <ns0:pStyle ns0:val="ListNumber"/>
+      </ns0:pPr>
+      <ns0:r>
+        <ns0:t>系统可以调用 LiteRT 端侧模型，对文章句子进行重要性评分。</ns0:t>
+      </ns0:r>
+    </ns0:p>
+    <ns0:p>
+      <ns0:pPr>
+        <ns0:pStyle ns0:val="ListNumber"/>
+      </ns0:pPr>
+      <ns0:r>
+        <ns0:t>系统可以在模型加载失败时使用规则评分兜底，避免演示中断。</ns0:t>
+      </ns0:r>
+    </ns0:p>
+    <ns0:p>
+      <ns0:pPr>
+        <ns0:pStyle ns0:val="ListNumber"/>
+      </ns0:pPr>
+      <ns0:r>
+        <ns0:t>系统可以进入 Agent 问答页面，支持快捷问题和手动提问。</ns0:t>
+      </ns0:r>
+    </ns0:p>
+    <ns0:p>
+      <ns0:pPr>
+        <ns0:pStyle ns0:val="ListNumber"/>
+      </ns0:pPr>
+      <ns0:r>
+        <ns0:t>系统可以生成知识卡片和复习题。</ns0:t>
+      </ns0:r>
+    </ns0:p>
+    <ns0:p>
+      <ns0:pPr>
+        <ns0:pStyle ns0:val="ListNumber"/>
+      </ns0:pPr>
+      <ns0:r>
+        <ns0:t>系统可以保存最近 12 条历史分析记录。</ns0:t>
+      </ns0:r>
+    </ns0:p>
+    <ns0:p>
+      <ns0:pPr>
+        <ns0:pStyle ns0:val="ListNumber"/>
+      </ns0:pPr>
+      <ns0:r>
+        <ns0:t>用户可以恢复历史记录，也可以清空历史记录。</ns0:t>
+      </ns0:r>
+    </ns0:p>
+    <ns0:p>
+      <ns0:pPr>
+        <ns0:pStyle ns0:val="Heading2"/>
+      </ns0:pPr>
+      <ns0:r>
+        <ns0:t>2.3 非功能性需求</ns0:t>
+      </ns0:r>
+    </ns0:p>
+    <ns0:p>
+      <ns0:r>
+        <ns0:t>系统需要满足运行稳定、离线可用、响应及时、界面清晰、异常可控和材料可追溯等非功能需求。由于课程演示每组不超过 15 分钟，App 操作路径必须简洁，示例文本必须可直接触发完整功能链路。由于教室网络环境不一定稳定，核心功能不依赖网络。</ns0:t>
+      </ns0:r>
+    </ns0:p>
+    <ns0:p>
+      <ns0:pPr>
+        <ns0:pStyle ns0:val="Heading3"/>
+      </ns0:pPr>
+      <ns0:r>
+        <ns0:t>2.3.1 用户界面与人员因素</ns0:t>
+      </ns0:r>
+    </ns0:p>
+    <ns0:p>
+      <ns0:r>
+        <ns0:t>界面采用 Jetpack Compose 实现，整体为移动端纵向滚动布局。首页突出项目名称、版本号、输入区、示例文本按钮和“开始智能分析”按钮。分析结果以卡片方式展示，包含摘要、关键词、LiteRT 评分和功能入口。Agent、知识卡片和历史记录作为独立页面，便于按阅读任务逐项查看。</ns0:t>
+      </ns0:r>
+    </ns0:p>
+    <ns0:p>
+      <ns0:r>
+        <ns0:t>用户角色主要是学生用户和小组演示者。学生用户关注能否快速理解文章；演示者关注流程是否稳定、老师是否能看清楚功能和机器学习亮点。江轩宇在现场负责手机端实际操作，林立洲负责同步讲解和答辩。</ns0:t>
+      </ns0:r>
+    </ns0:p>
+    <ns0:tbl>
+      <ns0:tblPr>
+        <ns0:tblStyle ns0:val="TableGrid"/>
+        <ns0:tblW ns0:type="auto" ns0:w="0"/>
+        <ns0:tblLook ns0:firstColumn="1" ns0:firstRow="1" ns0:lastColumn="0" ns0:lastRow="0" ns0:noHBand="0" ns0:noVBand="1" ns0:val="04A0"/>
+      </ns0:tblPr>
+      <ns0:tblGrid>
+        <ns0:gridCol ns0:w="4824"/>
+        <ns0:gridCol ns0:w="4824"/>
+      </ns0:tblGrid>
+      <ns0:tr>
+        <ns0:tc>
+          <ns0:tcPr>
+            <ns0:tcW ns0:type="dxa" ns0:w="4824"/>
+          </ns0:tcPr>
+          <ns0:p>
+            <ns0:pPr>
+              <ns0:jc ns0:val="center"/>
+            </ns0:pPr>
+            <ns0:r>
+              <ns0:rPr>
+                <ns0:b/>
+              </ns0:rPr>
+              <ns0:t>首页</ns0:t>
+            </ns0:r>
+          </ns0:p>
+          <ns0:p>
+            <ns0:pPr>
+              <ns0:jc ns0:val="center"/>
+            </ns0:pPr>
+            <ns0:r>
+              <ns0:drawing>
+                <ns2:inline>
+                  <ns2:extent cx="2057400" cy="4572000"/>
+                  <ns2:docPr id="1" name="Picture 1"/>
+                  <ns2:cNvGraphicFramePr>
+                    <ns3:graphicFrameLocks noChangeAspect="1"/>
+                  </ns2:cNvGraphicFramePr>
+                  <ns3:graphic>
+                    <ns3:graphicData uri="http://schemas.openxmlformats.org/drawingml/2006/picture">
+                      <ns4:pic>
+                        <ns4:nvPicPr>
+                          <ns4:cNvPr id="0" name="V1.0首页_20260512.png"/>
+                          <ns4:cNvPicPr/>
+                        </ns4:nvPicPr>
+                        <ns4:blipFill>
+                          <ns3:blip ns5:embed="rId9"/>
+                          <ns3:stretch>
+                            <ns3:fillRect/>
+                          </ns3:stretch>
+                        </ns4:blipFill>
+                        <ns4:spPr>
+                          <ns3:xfrm>
+                            <ns3:off x="0" y="0"/>
+                            <ns3:ext cx="2057400" cy="4572000"/>
+                          </ns3:xfrm>
+                          <ns3:prstGeom prst="rect"/>
+                        </ns4:spPr>
+                      </ns4:pic>
+                    </ns3:graphicData>
+                  </ns3:graphic>
+                </ns2:inline>
+              </ns0:drawing>
+            </ns0:r>
+          </ns0:p>
+        </ns0:tc>
+        <ns0:tc>
+          <ns0:tcPr>
+            <ns0:tcW ns0:type="dxa" ns0:w="4824"/>
+          </ns0:tcPr>
+          <ns0:p>
+            <ns0:pPr>
+              <ns0:jc ns0:val="center"/>
+            </ns0:pPr>
+            <ns0:r>
+              <ns0:rPr>
+                <ns0:b/>
+              </ns0:rPr>
+              <ns0:t>文本输入</ns0:t>
+            </ns0:r>
+          </ns0:p>
+          <ns0:p>
+            <ns0:pPr>
+              <ns0:jc ns0:val="center"/>
+            </ns0:pPr>
+            <ns0:r>
+              <ns0:drawing>
+                <ns2:inline>
+                  <ns2:extent cx="2057400" cy="4572000"/>
+                  <ns2:docPr id="2" name="Picture 2"/>
+                  <ns2:cNvGraphicFramePr>
+                    <ns3:graphicFrameLocks noChangeAspect="1"/>
+                  </ns2:cNvGraphicFramePr>
+                  <ns3:graphic>
+                    <ns3:graphicData uri="http://schemas.openxmlformats.org/drawingml/2006/picture">
+                      <ns4:pic>
+                        <ns4:nvPicPr>
+                          <ns4:cNvPr id="0" name="V1.0首页_20260512.png"/>
+                          <ns4:cNvPicPr/>
+                        </ns4:nvPicPr>
+                        <ns4:blipFill>
+                          <ns3:blip ns5:embed="rId9"/>
+                          <ns3:stretch>
+                            <ns3:fillRect/>
+                          </ns3:stretch>
+                        </ns4:blipFill>
+                        <ns4:spPr>
+                          <ns3:xfrm>
+                            <ns3:off x="0" y="0"/>
+                            <ns3:ext cx="2057400" cy="4572000"/>
+                          </ns3:xfrm>
+                          <ns3:prstGeom prst="rect"/>
+                        </ns4:spPr>
+                      </ns4:pic>
+                    </ns3:graphicData>
+                  </ns3:graphic>
+                </ns2:inline>
+              </ns0:drawing>
+            </ns0:r>
+          </ns0:p>
+        </ns0:tc>
+      </ns0:tr>
+    </ns0:tbl>
+    <ns0:p/>
+    <ns0:p>
+      <ns0:pPr>
+        <ns0:pStyle ns0:val="Heading3"/>
+      </ns0:pPr>
+      <ns0:r>
+        <ns0:t>2.3.2 错误处理与极端情况</ns0:t>
+      </ns0:r>
+    </ns0:p>
+    <ns0:p>
+      <ns0:r>
+        <ns0:t>系统对空文本、模型加载失败、历史记录 JSON 解析失败和无分析结果进入子页面等情况进行了处理。空文本分析时不生成结果，而是提示用户先输入内容；LiteRT 模型加载或推理失败时，系统使用规则评分兜底；历史记录解析失败时返回空列表；用户未完成分析就进入 Agent 或知识卡片页面时，页面显示友好提示。</ns0:t>
+      </ns0:r>
+    </ns0:p>
+    <ns0:p>
+      <ns0:r>
+        <ns0:t>这些处理的目的不是追求复杂异常体系，而是保证课程现场演示不断线。只要 App 能打开，用户就能通过示例文本稳定走完整流程。</ns0:t>
+      </ns0:r>
+    </ns0:p>
+    <ns0:p>
+      <ns0:pPr>
+        <ns0:pStyle ns0:val="Heading3"/>
+      </ns0:pPr>
+      <ns0:r>
+        <ns0:t>2.3.3 质量要求</ns0:t>
+      </ns0:r>
+    </ns0:p>
+    <ns0:tbl>
+      <ns0:tblPr>
+        <ns0:tblStyle ns0:val="TableGrid"/>
+        <ns0:tblW ns0:type="auto" ns0:w="0"/>
+        <ns0:tblLook ns0:firstColumn="1" ns0:firstRow="1" ns0:lastColumn="0" ns0:lastRow="0" ns0:noHBand="0" ns0:noVBand="1" ns0:val="04A0"/>
+      </ns0:tblPr>
+      <ns0:tblGrid>
+        <ns0:gridCol ns0:w="4824"/>
+        <ns0:gridCol ns0:w="4824"/>
+      </ns0:tblGrid>
+      <ns0:tr>
+        <ns0:tc>
+          <ns0:tcPr>
+            <ns0:tcW ns0:type="dxa" ns0:w="4824"/>
+          </ns0:tcPr>
+          <ns0:p>
+            <ns0:r>
+              <ns0:t>主要质量属性</ns0:t>
+            </ns0:r>
+          </ns0:p>
+        </ns0:tc>
+        <ns0:tc>
+          <ns0:tcPr>
+            <ns0:tcW ns0:type="dxa" ns0:w="4824"/>
+          </ns0:tcPr>
+          <ns0:p>
+            <ns0:r>
+              <ns0:t>详细要求</ns0:t>
+            </ns0:r>
+          </ns0:p>
+        </ns0:tc>
+      </ns0:tr>
+      <ns0:tr>
+        <ns0:tc>
+          <ns0:tcPr>
+            <ns0:tcW ns0:type="dxa" ns0:w="4824"/>
+          </ns0:tcPr>
+          <ns0:p>
+            <ns0:r>
+              <ns0:t>正确性</ns0:t>
+            </ns0:r>
+          </ns0:p>
+        </ns0:tc>
+        <ns0:tc>
+          <ns0:tcPr>
+            <ns0:tcW ns0:type="dxa" ns0:w="4824"/>
+          </ns0:tcPr>
+          <ns0:p>
+            <ns0:r>
+              <ns0:t>摘要、关键词、LiteRT 分析、Agent 回答、知识卡片和历史记录应基于当前输入文本生成，不展示与当前文章无关的内容。</ns0:t>
+            </ns0:r>
+          </ns0:p>
+        </ns0:tc>
+      </ns0:tr>
+      <ns0:tr>
+        <ns0:tc>
+          <ns0:tcPr>
+            <ns0:tcW ns0:type="dxa" ns0:w="4824"/>
+          </ns0:tcPr>
+          <ns0:p>
+            <ns0:r>
+              <ns0:t>健壮性</ns0:t>
+            </ns0:r>
+          </ns0:p>
+        </ns0:tc>
+        <ns0:tc>
+          <ns0:tcPr>
+            <ns0:tcW ns0:type="dxa" ns0:w="4824"/>
+          </ns0:tcPr>
+          <ns0:p>
+            <ns0:r>
+              <ns0:t>空输入、模型加载失败、历史记录为空、历史 JSON 解析失败等情况不应导致 App 崩溃。</ns0:t>
+            </ns0:r>
+          </ns0:p>
+        </ns0:tc>
+      </ns0:tr>
+      <ns0:tr>
+        <ns0:tc>
+          <ns0:tcPr>
+            <ns0:tcW ns0:type="dxa" ns0:w="4824"/>
+          </ns0:tcPr>
+          <ns0:p>
+            <ns0:r>
+              <ns0:t>兼容性</ns0:t>
+            </ns0:r>
+          </ns0:p>
+        </ns0:tc>
+        <ns0:tc>
+          <ns0:tcPr>
+            <ns0:tcW ns0:type="dxa" ns0:w="4824"/>
+          </ns0:tcPr>
+          <ns0:p>
+            <ns0:r>
+              <ns0:t>APK 可在 Android 模拟器和安卓真机上安装运行；课程演示用 debug APK 不作为商业发布版。</ns0:t>
+            </ns0:r>
+          </ns0:p>
+        </ns0:tc>
+      </ns0:tr>
+    </ns0:tbl>
+    <ns0:p/>
+    <ns0:p>
+      <ns0:pPr>
+        <ns0:pStyle ns0:val="Heading3"/>
+      </ns0:pPr>
+      <ns0:r>
+        <ns0:t>2.3.4 用例模型</ns0:t>
+      </ns0:r>
+    </ns0:p>
+    <ns0:tbl>
+      <ns0:tblPr>
+        <ns0:tblStyle ns0:val="TableGrid"/>
+        <ns0:tblW ns0:type="auto" ns0:w="0"/>
+        <ns0:tblLook ns0:firstColumn="1" ns0:firstRow="1" ns0:lastColumn="0" ns0:lastRow="0" ns0:noHBand="0" ns0:noVBand="1" ns0:val="04A0"/>
+      </ns0:tblPr>
+      <ns0:tblGrid>
+        <ns0:gridCol ns0:w="4824"/>
+        <ns0:gridCol ns0:w="4824"/>
+      </ns0:tblGrid>
+      <ns0:tr>
+        <ns0:tc>
+          <ns0:tcPr>
+            <ns0:tcW ns0:type="dxa" ns0:w="4824"/>
+          </ns0:tcPr>
+          <ns0:p>
+            <ns0:r>
+              <ns0:t>参与者</ns0:t>
+            </ns0:r>
+          </ns0:p>
+        </ns0:tc>
+        <ns0:tc>
+          <ns0:tcPr>
+            <ns0:tcW ns0:type="dxa" ns0:w="4824"/>
+          </ns0:tcPr>
+          <ns0:p>
+            <ns0:r>
+              <ns0:t>说明</ns0:t>
+            </ns0:r>
+          </ns0:p>
+        </ns0:tc>
+      </ns0:tr>
+      <ns0:tr>
+        <ns0:tc>
+          <ns0:tcPr>
+            <ns0:tcW ns0:type="dxa" ns0:w="4824"/>
+          </ns0:tcPr>
+          <ns0:p>
+            <ns0:r>
+              <ns0:t>学生用户</ns0:t>
+            </ns0:r>
+          </ns0:p>
+        </ns0:tc>
+        <ns0:tc>
+          <ns0:tcPr>
+            <ns0:tcW ns0:type="dxa" ns0:w="4824"/>
+          </ns0:tcPr>
+          <ns0:p>
+            <ns0:r>
+              <ns0:t>输入或选择文本，查看摘要、LiteRT 分析、Agent 回答、知识卡片和历史记录。</ns0:t>
+            </ns0:r>
+          </ns0:p>
+        </ns0:tc>
+      </ns0:tr>
+      <ns0:tr>
+        <ns0:tc>
+          <ns0:tcPr>
+            <ns0:tcW ns0:type="dxa" ns0:w="4824"/>
+          </ns0:tcPr>
+          <ns0:p>
+            <ns0:r>
+              <ns0:t>小组演示者</ns0:t>
+            </ns0:r>
+          </ns0:p>
+        </ns0:tc>
+        <ns0:tc>
+          <ns0:tcPr>
+            <ns0:tcW ns0:type="dxa" ns0:w="4824"/>
+          </ns0:tcPr>
+          <ns0:p>
+            <ns0:r>
+              <ns0:t>在课堂现场操作 App，按固定流程展示功能和机器学习整合效果。</ns0:t>
+            </ns0:r>
+          </ns0:p>
+        </ns0:tc>
+      </ns0:tr>
+      <ns0:tr>
+        <ns0:tc>
+          <ns0:tcPr>
+            <ns0:tcW ns0:type="dxa" ns0:w="4824"/>
+          </ns0:tcPr>
+          <ns0:p>
+            <ns0:r>
+              <ns0:t>老师</ns0:t>
+            </ns0:r>
+          </ns0:p>
+        </ns0:tc>
+        <ns0:tc>
+          <ns0:tcPr>
+            <ns0:tcW ns0:type="dxa" ns0:w="4824"/>
+          </ns0:tcPr>
+          <ns0:p>
+            <ns0:r>
+              <ns0:t>查看系统演示、提出问题、根据评分表评价应用创新性、功能丰富度和机器学习整合程度。</ns0:t>
+            </ns0:r>
+          </ns0:p>
+        </ns0:tc>
+      </ns0:tr>
+    </ns0:tbl>
+    <ns0:p/>
+    <ns0:tbl>
+      <ns0:tblPr>
+        <ns0:tblStyle ns0:val="TableGrid"/>
+        <ns0:tblW ns0:type="auto" ns0:w="0"/>
+        <ns0:tblLook ns0:firstColumn="1" ns0:firstRow="1" ns0:lastColumn="0" ns0:lastRow="0" ns0:noHBand="0" ns0:noVBand="1" ns0:val="04A0"/>
+      </ns0:tblPr>
+      <ns0:tblGrid>
+        <ns0:gridCol ns0:w="3216"/>
+        <ns0:gridCol ns0:w="3216"/>
+        <ns0:gridCol ns0:w="3216"/>
+      </ns0:tblGrid>
+      <ns0:tr>
+        <ns0:tc>
+          <ns0:tcPr>
+            <ns0:tcW ns0:type="dxa" ns0:w="3216"/>
+          </ns0:tcPr>
+          <ns0:p>
+            <ns0:r>
+              <ns0:t>用例名称</ns0:t>
+            </ns0:r>
+          </ns0:p>
+        </ns0:tc>
+        <ns0:tc>
+          <ns0:tcPr>
+            <ns0:tcW ns0:type="dxa" ns0:w="3216"/>
+          </ns0:tcPr>
+          <ns0:p>
+            <ns0:r>
+              <ns0:t>参与者</ns0:t>
+            </ns0:r>
+          </ns0:p>
+        </ns0:tc>
+        <ns0:tc>
+          <ns0:tcPr>
+            <ns0:tcW ns0:type="dxa" ns0:w="3216"/>
+          </ns0:tcPr>
+          <ns0:p>
+            <ns0:r>
+              <ns0:t>简要说明</ns0:t>
+            </ns0:r>
+          </ns0:p>
+        </ns0:tc>
+      </ns0:tr>
+      <ns0:tr>
+        <ns0:tc>
+          <ns0:tcPr>
+            <ns0:tcW ns0:type="dxa" ns0:w="3216"/>
+          </ns0:tcPr>
+          <ns0:p>
+            <ns0:r>
+              <ns0:t>输入或选择文本</ns0:t>
+            </ns0:r>
+          </ns0:p>
+        </ns0:tc>
+        <ns0:tc>
+          <ns0:tcPr>
+            <ns0:tcW ns0:type="dxa" ns0:w="3216"/>
+          </ns0:tcPr>
+          <ns0:p>
+            <ns0:r>
+              <ns0:t>学生用户、小组演示者</ns0:t>
+            </ns0:r>
+          </ns0:p>
+        </ns0:tc>
+        <ns0:tc>
+          <ns0:tcPr>
+            <ns0:tcW ns0:type="dxa" ns0:w="3216"/>
+          </ns0:tcPr>
+          <ns0:p>
+            <ns0:r>
+              <ns0:t>用户输入待分析文本或点击示例文本。</ns0:t>
+            </ns0:r>
+          </ns0:p>
+        </ns0:tc>
+      </ns0:tr>
+      <ns0:tr>
+        <ns0:tc>
+          <ns0:tcPr>
+            <ns0:tcW ns0:type="dxa" ns0:w="3216"/>
+          </ns0:tcPr>
+          <ns0:p>
+            <ns0:r>
+              <ns0:t>生成阅读分析结果</ns0:t>
+            </ns0:r>
+          </ns0:p>
+        </ns0:tc>
+        <ns0:tc>
+          <ns0:tcPr>
+            <ns0:tcW ns0:type="dxa" ns0:w="3216"/>
+          </ns0:tcPr>
+          <ns0:p>
+            <ns0:r>
+              <ns0:t>学生用户、小组演示者</ns0:t>
+            </ns0:r>
+          </ns0:p>
+        </ns0:tc>
+        <ns0:tc>
+          <ns0:tcPr>
+            <ns0:tcW ns0:type="dxa" ns0:w="3216"/>
+          </ns0:tcPr>
+          <ns0:p>
+            <ns0:r>
+              <ns0:t>系统生成摘要、关键词、分点摘要和基础统计。</ns0:t>
+            </ns0:r>
+          </ns0:p>
+        </ns0:tc>
+      </ns0:tr>
+      <ns0:tr>
+        <ns0:tc>
+          <ns0:tcPr>
+            <ns0:tcW ns0:type="dxa" ns0:w="3216"/>
+          </ns0:tcPr>
+          <ns0:p>
+            <ns0:r>
+              <ns0:t>执行 LiteRT 端侧分析</ns0:t>
+            </ns0:r>
+          </ns0:p>
+        </ns0:tc>
+        <ns0:tc>
+          <ns0:tcPr>
+            <ns0:tcW ns0:type="dxa" ns0:w="3216"/>
+          </ns0:tcPr>
+          <ns0:p>
+            <ns0:r>
+              <ns0:t>学生用户、小组演示者</ns0:t>
+            </ns0:r>
+          </ns0:p>
+        </ns0:tc>
+        <ns0:tc>
+          <ns0:tcPr>
+            <ns0:tcW ns0:type="dxa" ns0:w="3216"/>
+          </ns0:tcPr>
+          <ns0:p>
+            <ns0:r>
+              <ns0:t>系统对句子进行重要性评分并显示来源。</ns0:t>
+            </ns0:r>
+          </ns0:p>
+        </ns0:tc>
+      </ns0:tr>
+      <ns0:tr>
+        <ns0:tc>
+          <ns0:tcPr>
+            <ns0:tcW ns0:type="dxa" ns0:w="3216"/>
+          </ns0:tcPr>
+          <ns0:p>
+            <ns0:r>
+              <ns0:t>使用 Agent 问答</ns0:t>
+            </ns0:r>
+          </ns0:p>
+        </ns0:tc>
+        <ns0:tc>
+          <ns0:tcPr>
+            <ns0:tcW ns0:type="dxa" ns0:w="3216"/>
+          </ns0:tcPr>
+          <ns0:p>
+            <ns0:r>
+              <ns0:t>学生用户、小组演示者</ns0:t>
+            </ns0:r>
+          </ns0:p>
+        </ns0:tc>
+        <ns0:tc>
+          <ns0:tcPr>
+            <ns0:tcW ns0:type="dxa" ns0:w="3216"/>
+          </ns0:tcPr>
+          <ns0:p>
+            <ns0:r>
+              <ns0:t>用户围绕当前文章点击快捷问题或手动提问。</ns0:t>
+            </ns0:r>
+          </ns0:p>
+        </ns0:tc>
+      </ns0:tr>
+      <ns0:tr>
+        <ns0:tc>
+          <ns0:tcPr>
+            <ns0:tcW ns0:type="dxa" ns0:w="3216"/>
+          </ns0:tcPr>
+          <ns0:p>
+            <ns0:r>
+              <ns0:t>查看知识卡片和复习题</ns0:t>
+            </ns0:r>
+          </ns0:p>
+        </ns0:tc>
+        <ns0:tc>
+          <ns0:tcPr>
+            <ns0:tcW ns0:type="dxa" ns0:w="3216"/>
+          </ns0:tcPr>
+          <ns0:p>
+            <ns0:r>
+              <ns0:t>学生用户、小组演示者</ns0:t>
+            </ns0:r>
+          </ns0:p>
+        </ns0:tc>
+        <ns0:tc>
+          <ns0:tcPr>
+            <ns0:tcW ns0:type="dxa" ns0:w="3216"/>
+          </ns0:tcPr>
+          <ns0:p>
+            <ns0:r>
+              <ns0:t>系统根据分析结果生成复习材料。</ns0:t>
+            </ns0:r>
+          </ns0:p>
+        </ns0:tc>
+      </ns0:tr>
+      <ns0:tr>
+        <ns0:tc>
+          <ns0:tcPr>
+            <ns0:tcW ns0:type="dxa" ns0:w="3216"/>
+          </ns0:tcPr>
+          <ns0:p>
+            <ns0:r>
+              <ns0:t>查看和恢复历史记录</ns0:t>
+            </ns0:r>
+          </ns0:p>
+        </ns0:tc>
+        <ns0:tc>
+          <ns0:tcPr>
+            <ns0:tcW ns0:type="dxa" ns0:w="3216"/>
+          </ns0:tcPr>
+          <ns0:p>
+            <ns0:r>
+              <ns0:t>学生用户、小组演示者</ns0:t>
+            </ns0:r>
+          </ns0:p>
+        </ns0:tc>
+        <ns0:tc>
+          <ns0:tcPr>
+            <ns0:tcW ns0:type="dxa" ns0:w="3216"/>
+          </ns0:tcPr>
+          <ns0:p>
+            <ns0:r>
+              <ns0:t>用户查看最近分析并恢复其中一条。</ns0:t>
+            </ns0:r>
+          </ns0:p>
+        </ns0:tc>
+      </ns0:tr>
+    </ns0:tbl>
+    <ns0:p/>
+    <ns0:p>
+      <ns0:pPr>
+        <ns0:jc ns0:val="center"/>
+      </ns0:pPr>
+      <ns0:r>
+        <ns0:drawing>
+          <ns2:inline>
+            <ns2:extent cx="5303520" cy="3182112"/>
+            <ns2:docPr id="3" name="Picture 3"/>
+            <ns2:cNvGraphicFramePr>
+              <ns3:graphicFrameLocks noChangeAspect="1"/>
+            </ns2:cNvGraphicFramePr>
+            <ns3:graphic>
+              <ns3:graphicData uri="http://schemas.openxmlformats.org/drawingml/2006/picture">
+                <ns4:pic>
+                  <ns4:nvPicPr>
+                    <ns4:cNvPr id="0" name="SmartReadAgent_顶层用例图.png"/>
+                    <ns4:cNvPicPr/>
+                  </ns4:nvPicPr>
+                  <ns4:blipFill>
+                    <ns3:blip ns5:embed="rId10"/>
+                    <ns3:stretch>
+                      <ns3:fillRect/>
+                    </ns3:stretch>
+                  </ns4:blipFill>
+                  <ns4:spPr>
+                    <ns3:xfrm>
+                      <ns3:off x="0" y="0"/>
+                      <ns3:ext cx="5303520" cy="3182112"/>
+                    </ns3:xfrm>
+                    <ns3:prstGeom prst="rect"/>
+                  </ns4:spPr>
+                </ns4:pic>
+              </ns3:graphicData>
+            </ns3:graphic>
+          </ns2:inline>
+        </ns0:drawing>
+      </ns0:r>
+    </ns0:p>
+    <ns0:p>
+      <ns0:pPr>
+        <ns0:jc ns0:val="center"/>
+      </ns0:pPr>
+      <ns0:r>
+        <ns0:rPr>
+          <ns0:sz ns0:val="18"/>
+        </ns0:rPr>
+        <ns0:t>图 2-1 SmartRead Agent 顶层用例图</ns0:t>
+      </ns0:r>
+    </ns0:p>
+    <ns0:p>
+      <ns0:pPr>
+        <ns0:pStyle ns0:val="ListBullet"/>
+      </ns0:pPr>
+      <ns0:r>
+        <ns0:t>输入或选择文本：用户在首页文本框输入内容，或点击示例文本按钮。系统更新输入框内容并等待分析。</ns0:t>
+      </ns0:r>
+    </ns0:p>
+    <ns0:p>
+      <ns0:pPr>
+        <ns0:pStyle ns0:val="ListBullet"/>
+      </ns0:pPr>
+      <ns0:r>
+        <ns0:t>生成阅读分析结果：用户点击“开始智能分析”，系统调用 TextAnalyzer.analyze 生成 ArticleAnalysis。</ns0:t>
+      </ns0:r>
+    </ns0:p>
+    <ns0:p>
+      <ns0:pPr>
+        <ns0:pStyle ns0:val="ListBullet"/>
+      </ns0:pPr>
+      <ns0:r>
+        <ns0:t>执行 LiteRT 端侧分析：系统提取句子特征并调用 SentenceImportanceClassifier，在结果页显示分数和来源。</ns0:t>
+      </ns0:r>
+    </ns0:p>
+    <ns0:p>
+      <ns0:pPr>
+        <ns0:pStyle ns0:val="ListBullet"/>
+      </ns0:pPr>
+      <ns0:r>
+        <ns0:t>使用 Agent 问答：用户进入 Agent 页面，选择快捷问题或输入问题，系统调用 LocalReadingAgent.answerQuestion 返回回答。</ns0:t>
+      </ns0:r>
+    </ns0:p>
+    <ns0:p>
+      <ns0:pPr>
+        <ns0:pStyle ns0:val="ListBullet"/>
+      </ns0:pPr>
+      <ns0:r>
+        <ns0:t>查看知识卡片和复习题：用户进入知识卡片页面，系统根据当前 ArticleAnalysis 生成 KnowledgeCard 和 QuizQuestion。</ns0:t>
+      </ns0:r>
+    </ns0:p>
+    <ns0:p>
+      <ns0:pPr>
+        <ns0:pStyle ns0:val="ListBullet"/>
+      </ns0:pPr>
+      <ns0:r>
+        <ns0:t>查看和恢复历史记录：用户进入历史记录页面，点击某条记录后恢复原文并重新分析。</ns0:t>
+      </ns0:r>
+    </ns0:p>
+    <ns0:p>
+      <ns0:pPr>
+        <ns0:pStyle ns0:val="Heading3"/>
+      </ns0:pPr>
+      <ns0:r>
+        <ns0:t>2.3.5 对象模型</ns0:t>
+      </ns0:r>
+    </ns0:p>
+    <ns0:p>
+      <ns0:r>
+        <ns0:t>系统的主数据对象为 ArticleAnalysis，它把原文、摘要、关键词、分点摘要、句子数、字符数、LiteRT 结果和模型状态集中保存。Agent、知识卡片、复习题和历史记录模块均围绕 ArticleAnalysis 工作，避免重复解析原文。</ns0:t>
+      </ns0:r>
+    </ns0:p>
+    <ns0:p>
+      <ns0:pPr>
+        <ns0:jc ns0:val="center"/>
+      </ns0:pPr>
+      <ns0:r>
+        <ns0:drawing>
+          <ns2:inline>
+            <ns2:extent cx="5303520" cy="3252826"/>
+            <ns2:docPr id="4" name="Picture 4"/>
+            <ns2:cNvGraphicFramePr>
+              <ns3:graphicFrameLocks noChangeAspect="1"/>
+            </ns2:cNvGraphicFramePr>
+            <ns3:graphic>
+              <ns3:graphicData uri="http://schemas.openxmlformats.org/drawingml/2006/picture">
+                <ns4:pic>
+                  <ns4:nvPicPr>
+                    <ns4:cNvPr id="0" name="SmartReadAgent_对象模型图.png"/>
+                    <ns4:cNvPicPr/>
+                  </ns4:nvPicPr>
+                  <ns4:blipFill>
+                    <ns3:blip ns5:embed="rId11"/>
+                    <ns3:stretch>
+                      <ns3:fillRect/>
+                    </ns3:stretch>
+                  </ns4:blipFill>
+                  <ns4:spPr>
+                    <ns3:xfrm>
+                      <ns3:off x="0" y="0"/>
+                      <ns3:ext cx="5303520" cy="3252826"/>
+                    </ns3:xfrm>
+                    <ns3:prstGeom prst="rect"/>
+                  </ns4:spPr>
+                </ns4:pic>
+              </ns3:graphicData>
+            </ns3:graphic>
+          </ns2:inline>
+        </ns0:drawing>
+      </ns0:r>
+    </ns0:p>
+    <ns0:p>
+      <ns0:pPr>
+        <ns0:jc ns0:val="center"/>
+      </ns0:pPr>
+      <ns0:r>
+        <ns0:rPr>
+          <ns0:sz ns0:val="18"/>
+        </ns0:rPr>
+        <ns0:t>图 2-2 SmartRead Agent 对象模型图</ns0:t>
+      </ns0:r>
+    </ns0:p>
+    <ns0:p>
+      <ns0:pPr>
+        <ns0:pStyle ns0:val="Heading1"/>
+      </ns0:pPr>
+      <ns0:r>
+        <ns0:t>3．模块总汇</ns0:t>
+      </ns0:r>
+    </ns0:p>
+    <ns0:p>
+      <ns0:pPr>
+        <ns0:pStyle ns0:val="Heading2"/>
+      </ns0:pPr>
+      <ns0:r>
+        <ns0:t>3.1 模块总汇表</ns0:t>
+      </ns0:r>
+    </ns0:p>
+    <ns0:tbl>
+      <ns0:tblPr>
+        <ns0:tblStyle ns0:val="TableGrid"/>
+        <ns0:tblW ns0:type="auto" ns0:w="0"/>
+        <ns0:tblLook ns0:firstColumn="1" ns0:firstRow="1" ns0:lastColumn="0" ns0:lastRow="0" ns0:noHBand="0" ns0:noVBand="1" ns0:val="04A0"/>
+      </ns0:tblPr>
+      <ns0:tblGrid>
+        <ns0:gridCol ns0:w="3216"/>
+        <ns0:gridCol ns0:w="3216"/>
+        <ns0:gridCol ns0:w="3216"/>
+      </ns0:tblGrid>
+      <ns0:tr>
+        <ns0:tc>
+          <ns0:tcPr>
+            <ns0:tcW ns0:type="dxa" ns0:w="3216"/>
+          </ns0:tcPr>
+          <ns0:p>
+            <ns0:r>
+              <ns0:t>模块名称</ns0:t>
+            </ns0:r>
+          </ns0:p>
+        </ns0:tc>
+        <ns0:tc>
+          <ns0:tcPr>
+            <ns0:tcW ns0:type="dxa" ns0:w="3216"/>
+          </ns0:tcPr>
+          <ns0:p>
+            <ns0:r>
+              <ns0:t>类名称 / 对象名称</ns0:t>
+            </ns0:r>
+          </ns0:p>
+        </ns0:tc>
+        <ns0:tc>
+          <ns0:tcPr>
+            <ns0:tcW ns0:type="dxa" ns0:w="3216"/>
+          </ns0:tcPr>
+          <ns0:p>
+            <ns0:r>
+              <ns0:t>主要职责</ns0:t>
+            </ns0:r>
+          </ns0:p>
+        </ns0:tc>
+      </ns0:tr>
+      <ns0:tr>
+        <ns0:tc>
+          <ns0:tcPr>
+            <ns0:tcW ns0:type="dxa" ns0:w="3216"/>
+          </ns0:tcPr>
+          <ns0:p>
+            <ns0:r>
+              <ns0:t>文本输入模块</ns0:t>
+            </ns0:r>
+          </ns0:p>
+        </ns0:tc>
+        <ns0:tc>
+          <ns0:tcPr>
+            <ns0:tcW ns0:type="dxa" ns0:w="3216"/>
+          </ns0:tcPr>
+          <ns0:p>
+            <ns0:r>
+              <ns0:t>Compose 首页、SampleTexts</ns0:t>
+            </ns0:r>
+          </ns0:p>
+        </ns0:tc>
+        <ns0:tc>
+          <ns0:tcPr>
+            <ns0:tcW ns0:type="dxa" ns0:w="3216"/>
+          </ns0:tcPr>
+          <ns0:p>
+            <ns0:r>
+              <ns0:t>处理手动输入、示例文本选择、清空和开始分析。</ns0:t>
+            </ns0:r>
+          </ns0:p>
+        </ns0:tc>
+      </ns0:tr>
+      <ns0:tr>
+        <ns0:tc>
+          <ns0:tcPr>
+            <ns0:tcW ns0:type="dxa" ns0:w="3216"/>
+          </ns0:tcPr>
+          <ns0:p>
+            <ns0:r>
+              <ns0:t>本地摘要与关键词模块</ns0:t>
+            </ns0:r>
+          </ns0:p>
+        </ns0:tc>
+        <ns0:tc>
+          <ns0:tcPr>
+            <ns0:tcW ns0:type="dxa" ns0:w="3216"/>
+          </ns0:tcPr>
+          <ns0:p>
+            <ns0:r>
+              <ns0:t>TextAnalyzer</ns0:t>
+            </ns0:r>
+          </ns0:p>
+        </ns0:tc>
+        <ns0:tc>
+          <ns0:tcPr>
+            <ns0:tcW ns0:type="dxa" ns0:w="3216"/>
+          </ns0:tcPr>
+          <ns0:p>
+            <ns0:r>
+              <ns0:t>切分句子、提取关键词、生成一句话总结和分点摘要。</ns0:t>
+            </ns0:r>
+          </ns0:p>
+        </ns0:tc>
+      </ns0:tr>
+      <ns0:tr>
+        <ns0:tc>
+          <ns0:tcPr>
+            <ns0:tcW ns0:type="dxa" ns0:w="3216"/>
+          </ns0:tcPr>
+          <ns0:p>
+            <ns0:r>
+              <ns0:t>LiteRT 端侧分析模块</ns0:t>
+            </ns0:r>
+          </ns0:p>
+        </ns0:tc>
+        <ns0:tc>
+          <ns0:tcPr>
+            <ns0:tcW ns0:type="dxa" ns0:w="3216"/>
+          </ns0:tcPr>
+          <ns0:p>
+            <ns0:r>
+              <ns0:t>SentenceImportanceAnalyzer、SentenceImportanceClassifier</ns0:t>
+            </ns0:r>
+          </ns0:p>
+        </ns0:tc>
+        <ns0:tc>
+          <ns0:tcPr>
+            <ns0:tcW ns0:type="dxa" ns0:w="3216"/>
+          </ns0:tcPr>
+          <ns0:p>
+            <ns0:r>
+              <ns0:t>提取 5 维特征，加载 .tflite 模型并输出句子重要性评分。</ns0:t>
+            </ns0:r>
+          </ns0:p>
+        </ns0:tc>
+      </ns0:tr>
+      <ns0:tr>
+        <ns0:tc>
+          <ns0:tcPr>
+            <ns0:tcW ns0:type="dxa" ns0:w="3216"/>
+          </ns0:tcPr>
+          <ns0:p>
+            <ns0:r>
+              <ns0:t>Agent 问答模块</ns0:t>
+            </ns0:r>
+          </ns0:p>
+        </ns0:tc>
+        <ns0:tc>
+          <ns0:tcPr>
+            <ns0:tcW ns0:type="dxa" ns0:w="3216"/>
+          </ns0:tcPr>
+          <ns0:p>
+            <ns0:r>
+              <ns0:t>LocalReadingAgent</ns0:t>
+            </ns0:r>
+          </ns0:p>
+        </ns0:tc>
+        <ns0:tc>
+          <ns0:tcPr>
+            <ns0:tcW ns0:type="dxa" ns0:w="3216"/>
+          </ns0:tcPr>
+          <ns0:p>
+            <ns0:r>
+              <ns0:t>根据当前文章分析结果进行本地规则型问答。</ns0:t>
+            </ns0:r>
+          </ns0:p>
+        </ns0:tc>
+      </ns0:tr>
+      <ns0:tr>
+        <ns0:tc>
+          <ns0:tcPr>
+            <ns0:tcW ns0:type="dxa" ns0:w="3216"/>
+          </ns0:tcPr>
+          <ns0:p>
+            <ns0:r>
+              <ns0:t>知识卡片与复习题模块</ns0:t>
+            </ns0:r>
+          </ns0:p>
+        </ns0:tc>
+        <ns0:tc>
+          <ns0:tcPr>
+            <ns0:tcW ns0:type="dxa" ns0:w="3216"/>
+          </ns0:tcPr>
+          <ns0:p>
+            <ns0:r>
+              <ns0:t>generateKnowledgeCards、generateQuizQuestions</ns0:t>
+            </ns0:r>
+          </ns0:p>
+        </ns0:tc>
+        <ns0:tc>
+          <ns0:tcPr>
+            <ns0:tcW ns0:type="dxa" ns0:w="3216"/>
+          </ns0:tcPr>
+          <ns0:p>
+            <ns0:r>
+              <ns0:t>生成复习卡片和简答题。</ns0:t>
+            </ns0:r>
+          </ns0:p>
+        </ns0:tc>
+      </ns0:tr>
+      <ns0:tr>
+        <ns0:tc>
+          <ns0:tcPr>
+            <ns0:tcW ns0:type="dxa" ns0:w="3216"/>
+          </ns0:tcPr>
+          <ns0:p>
+            <ns0:r>
+              <ns0:t>历史记录模块</ns0:t>
+            </ns0:r>
+          </ns0:p>
+        </ns0:tc>
+        <ns0:tc>
+          <ns0:tcPr>
+            <ns0:tcW ns0:type="dxa" ns0:w="3216"/>
+          </ns0:tcPr>
+          <ns0:p>
+            <ns0:r>
+              <ns0:t>HistoryRepository</ns0:t>
+            </ns0:r>
+          </ns0:p>
+        </ns0:tc>
+        <ns0:tc>
+          <ns0:tcPr>
+            <ns0:tcW ns0:type="dxa" ns0:w="3216"/>
+          </ns0:tcPr>
+          <ns0:p>
+            <ns0:r>
+              <ns0:t>使用 SharedPreferences 保存、读取、恢复和清空历史记录。</ns0:t>
+            </ns0:r>
+          </ns0:p>
+        </ns0:tc>
+      </ns0:tr>
+      <ns0:tr>
+        <ns0:tc>
+          <ns0:tcPr>
+            <ns0:tcW ns0:type="dxa" ns0:w="3216"/>
+          </ns0:tcPr>
+          <ns0:p>
+            <ns0:r>
+              <ns0:t>UI 展示模块</ns0:t>
+            </ns0:r>
+          </ns0:p>
+        </ns0:tc>
+        <ns0:tc>
+          <ns0:tcPr>
+            <ns0:tcW ns0:type="dxa" ns0:w="3216"/>
+          </ns0:tcPr>
+          <ns0:p>
+            <ns0:r>
+              <ns0:t>SmartReadAgentApp、AgentChatScreen、KnowledgeCardsScreen、HistoryScreen</ns0:t>
+            </ns0:r>
+          </ns0:p>
+        </ns0:tc>
+        <ns0:tc>
+          <ns0:tcPr>
+            <ns0:tcW ns0:type="dxa" ns0:w="3216"/>
+          </ns0:tcPr>
+          <ns0:p>
+            <ns0:r>
+              <ns0:t>组织首页、结果页、Agent 页面、知识卡片页面和历史页面。</ns0:t>
+            </ns0:r>
+          </ns0:p>
+        </ns0:tc>
+      </ns0:tr>
+    </ns0:tbl>
+    <ns0:p/>
+    <ns0:p>
+      <ns0:pPr>
+        <ns0:pStyle ns0:val="Heading2"/>
+      </ns0:pPr>
+      <ns0:r>
+        <ns0:t>3.2 模块关系图</ns0:t>
+      </ns0:r>
+    </ns0:p>
+    <ns0:p>
+      <ns0:pPr>
+        <ns0:jc ns0:val="center"/>
+      </ns0:pPr>
+      <ns0:r>
+        <ns0:drawing>
+          <ns2:inline>
+            <ns2:extent cx="5303520" cy="3252826"/>
+            <ns2:docPr id="5" name="Picture 5"/>
+            <ns2:cNvGraphicFramePr>
+              <ns3:graphicFrameLocks noChangeAspect="1"/>
+            </ns2:cNvGraphicFramePr>
+            <ns3:graphic>
+              <ns3:graphicData uri="http://schemas.openxmlformats.org/drawingml/2006/picture">
+                <ns4:pic>
+                  <ns4:nvPicPr>
+                    <ns4:cNvPr id="0" name="SmartReadAgent_模块关系图.png"/>
+                    <ns4:cNvPicPr/>
+                  </ns4:nvPicPr>
+                  <ns4:blipFill>
+                    <ns3:blip ns5:embed="rId12"/>
+                    <ns3:stretch>
+                      <ns3:fillRect/>
+                    </ns3:stretch>
+                  </ns4:blipFill>
+                  <ns4:spPr>
+                    <ns3:xfrm>
+                      <ns3:off x="0" y="0"/>
+                      <ns3:ext cx="5303520" cy="3252826"/>
+                    </ns3:xfrm>
+                    <ns3:prstGeom prst="rect"/>
+                  </ns4:spPr>
+                </ns4:pic>
+              </ns3:graphicData>
+            </ns3:graphic>
+          </ns2:inline>
+        </ns0:drawing>
+      </ns0:r>
+    </ns0:p>
+    <ns0:p>
+      <ns0:pPr>
+        <ns0:jc ns0:val="center"/>
+      </ns0:pPr>
+      <ns0:r>
+        <ns0:rPr>
+          <ns0:sz ns0:val="18"/>
+        </ns0:rPr>
+        <ns0:t>图 3-1 SmartRead Agent 模块关系图</ns0:t>
+      </ns0:r>
+    </ns0:p>
+    <ns0:p>
+      <ns0:r>
+        <ns0:t>系统主流程为：文本输入模块收集原文，交给 TextAnalyzer 得到 ArticleAnalysis；分析结果继续进入 LiteRT 端侧分析模块、Agent 问答模块、知识卡片模块和历史记录模块；最终由 Compose UI 展示给用户。LiteRT 模型异常时，系统使用规则评分兜底，不影响摘要和其他功能。</ns0:t>
+      </ns0:r>
+    </ns0:p>
+    <ns0:p>
+      <ns0:pPr>
+        <ns0:pStyle ns0:val="Heading2"/>
+      </ns0:pPr>
+      <ns0:r>
+        <ns0:t>3.3 模块设计清单</ns0:t>
+      </ns0:r>
+    </ns0:p>
+    <ns0:p>
+      <ns0:pPr>
+        <ns0:pStyle ns0:val="Heading3"/>
+      </ns0:pPr>
+      <ns0:r>
+        <ns0:t>模块一：文本输入模块</ns0:t>
+      </ns0:r>
+    </ns0:p>
+    <ns0:p>
+      <ns0:r>
+        <ns0:t>提供文本输入、示例文本选择、清空和开始分析入口。输入为用户手动输入或内置示例文本；输出为传给 TextAnalyzer 的原始字符串。异常处理包括空文本提示和清空后状态重置。</ns0:t>
+      </ns0:r>
+    </ns0:p>
+    <ns0:tbl>
+      <ns0:tblPr>
+        <ns0:tblStyle ns0:val="TableGrid"/>
+        <ns0:tblW ns0:type="auto" ns0:w="0"/>
+        <ns0:tblLook ns0:firstColumn="1" ns0:firstRow="1" ns0:lastColumn="0" ns0:lastRow="0" ns0:noHBand="0" ns0:noVBand="1" ns0:val="04A0"/>
+      </ns0:tblPr>
+      <ns0:tblGrid>
+        <ns0:gridCol ns0:w="4824"/>
+        <ns0:gridCol ns0:w="4824"/>
+      </ns0:tblGrid>
+      <ns0:tr>
+        <ns0:tc>
+          <ns0:tcPr>
+            <ns0:tcW ns0:type="dxa" ns0:w="4824"/>
+          </ns0:tcPr>
+          <ns0:p>
+            <ns0:pPr>
+              <ns0:jc ns0:val="center"/>
+            </ns0:pPr>
+            <ns0:r>
+              <ns0:rPr>
+                <ns0:b/>
+              </ns0:rPr>
+              <ns0:t>首页</ns0:t>
+            </ns0:r>
+          </ns0:p>
+          <ns0:p>
+            <ns0:pPr>
+              <ns0:jc ns0:val="center"/>
+            </ns0:pPr>
+            <ns0:r>
+              <ns0:drawing>
+                <ns2:inline>
+                  <ns2:extent cx="2057400" cy="4572000"/>
+                  <ns2:docPr id="6" name="Picture 6"/>
+                  <ns2:cNvGraphicFramePr>
+                    <ns3:graphicFrameLocks noChangeAspect="1"/>
+                  </ns2:cNvGraphicFramePr>
+                  <ns3:graphic>
+                    <ns3:graphicData uri="http://schemas.openxmlformats.org/drawingml/2006/picture">
+                      <ns4:pic>
+                        <ns4:nvPicPr>
+                          <ns4:cNvPr id="0" name="V1.0首页_20260512.png"/>
+                          <ns4:cNvPicPr/>
+                        </ns4:nvPicPr>
+                        <ns4:blipFill>
+                          <ns3:blip ns5:embed="rId9"/>
+                          <ns3:stretch>
+                            <ns3:fillRect/>
+                          </ns3:stretch>
+                        </ns4:blipFill>
+                        <ns4:spPr>
+                          <ns3:xfrm>
+                            <ns3:off x="0" y="0"/>
+                            <ns3:ext cx="2057400" cy="4572000"/>
+                          </ns3:xfrm>
+                          <ns3:prstGeom prst="rect"/>
+                        </ns4:spPr>
+                      </ns4:pic>
+                    </ns3:graphicData>
+                  </ns3:graphic>
+                </ns2:inline>
+              </ns0:drawing>
+            </ns0:r>
+          </ns0:p>
+        </ns0:tc>
+        <ns0:tc>
+          <ns0:tcPr>
+            <ns0:tcW ns0:type="dxa" ns0:w="4824"/>
+          </ns0:tcPr>
+          <ns0:p>
+            <ns0:pPr>
+              <ns0:jc ns0:val="center"/>
+            </ns0:pPr>
+            <ns0:r>
+              <ns0:rPr>
+                <ns0:b/>
+              </ns0:rPr>
+              <ns0:t>文本输入</ns0:t>
+            </ns0:r>
+          </ns0:p>
+          <ns0:p>
+            <ns0:pPr>
+              <ns0:jc ns0:val="center"/>
+            </ns0:pPr>
+            <ns0:r>
+              <ns0:drawing>
+                <ns2:inline>
+                  <ns2:extent cx="2057400" cy="4572000"/>
+                  <ns2:docPr id="7" name="Picture 7"/>
+                  <ns2:cNvGraphicFramePr>
+                    <ns3:graphicFrameLocks noChangeAspect="1"/>
+                  </ns2:cNvGraphicFramePr>
+                  <ns3:graphic>
+                    <ns3:graphicData uri="http://schemas.openxmlformats.org/drawingml/2006/picture">
+                      <ns4:pic>
+                        <ns4:nvPicPr>
+                          <ns4:cNvPr id="0" name="V1.0首页_20260512.png"/>
+                          <ns4:cNvPicPr/>
+                        </ns4:nvPicPr>
+                        <ns4:blipFill>
+                          <ns3:blip ns5:embed="rId9"/>
+                          <ns3:stretch>
+                            <ns3:fillRect/>
+                          </ns3:stretch>
+                        </ns4:blipFill>
+                        <ns4:spPr>
+                          <ns3:xfrm>
+                            <ns3:off x="0" y="0"/>
+                            <ns3:ext cx="2057400" cy="4572000"/>
+                          </ns3:xfrm>
+                          <ns3:prstGeom prst="rect"/>
+                        </ns4:spPr>
+                      </ns4:pic>
+                    </ns3:graphicData>
+                  </ns3:graphic>
+                </ns2:inline>
+              </ns0:drawing>
+            </ns0:r>
+          </ns0:p>
+        </ns0:tc>
+      </ns0:tr>
+    </ns0:tbl>
+    <ns0:p/>
+    <ns0:p>
+      <ns0:pPr>
+        <ns0:pStyle ns0:val="Heading3"/>
+      </ns0:pPr>
+      <ns0:r>
+        <ns0:t>模块二：本地摘要与关键词模块</ns0:t>
+      </ns0:r>
+    </ns0:p>
+    <ns0:p>
+      <ns0:r>
+        <ns0:t>生成一句话总结、关键词、分点摘要、字符数和句子数。核心对象为 TextAnalyzer。它先切分句子，再按关键词命中、句子长度和位置给句子评分。关键词提取结合领域词、英文技术词和中文短语窗口。</ns0:t>
+      </ns0:r>
+    </ns0:p>
+    <ns0:tbl>
+      <ns0:tblPr>
+        <ns0:tblStyle ns0:val="TableGrid"/>
+        <ns0:tblW ns0:type="auto" ns0:w="0"/>
+        <ns0:tblLook ns0:firstColumn="1" ns0:firstRow="1" ns0:lastColumn="0" ns0:lastRow="0" ns0:noHBand="0" ns0:noVBand="1" ns0:val="04A0"/>
+      </ns0:tblPr>
+      <ns0:tblGrid>
+        <ns0:gridCol ns0:w="4824"/>
+        <ns0:gridCol ns0:w="4824"/>
+      </ns0:tblGrid>
+      <ns0:tr>
+        <ns0:tc>
+          <ns0:tcPr>
+            <ns0:tcW ns0:type="dxa" ns0:w="4824"/>
+          </ns0:tcPr>
+          <ns0:p>
+            <ns0:pPr>
+              <ns0:jc ns0:val="center"/>
+            </ns0:pPr>
+            <ns0:r>
+              <ns0:rPr>
+                <ns0:b/>
+              </ns0:rPr>
+              <ns0:t>摘要结果</ns0:t>
+            </ns0:r>
+          </ns0:p>
+          <ns0:p>
+            <ns0:pPr>
+              <ns0:jc ns0:val="center"/>
+            </ns0:pPr>
+            <ns0:r>
+              <ns0:drawing>
+                <ns2:inline>
+                  <ns2:extent cx="2057400" cy="4572000"/>
+                  <ns2:docPr id="8" name="Picture 8"/>
+                  <ns2:cNvGraphicFramePr>
+                    <ns3:graphicFrameLocks noChangeAspect="1"/>
+                  </ns2:cNvGraphicFramePr>
+                  <ns3:graphic>
+                    <ns3:graphicData uri="http://schemas.openxmlformats.org/drawingml/2006/picture">
+                      <ns4:pic>
+                        <ns4:nvPicPr>
+                          <ns4:cNvPr id="0" name="V1.0摘要结果_20260512.png"/>
+                          <ns4:cNvPicPr/>
+                        </ns4:nvPicPr>
+                        <ns4:blipFill>
+                          <ns3:blip ns5:embed="rId13"/>
+                          <ns3:stretch>
+                            <ns3:fillRect/>
+                          </ns3:stretch>
+                        </ns4:blipFill>
+                        <ns4:spPr>
+                          <ns3:xfrm>
+                            <ns3:off x="0" y="0"/>
+                            <ns3:ext cx="2057400" cy="4572000"/>
+                          </ns3:xfrm>
+                          <ns3:prstGeom prst="rect"/>
+                        </ns4:spPr>
+                      </ns4:pic>
+                    </ns3:graphicData>
+                  </ns3:graphic>
+                </ns2:inline>
+              </ns0:drawing>
+            </ns0:r>
+          </ns0:p>
+        </ns0:tc>
+        <ns0:tc>
+          <ns0:tcPr>
+            <ns0:tcW ns0:type="dxa" ns0:w="4824"/>
+          </ns0:tcPr>
+          <ns0:p>
+            <ns0:pPr>
+              <ns0:jc ns0:val="center"/>
+            </ns0:pPr>
+            <ns0:r>
+              <ns0:rPr>
+                <ns0:b/>
+              </ns0:rPr>
+              <ns0:t>操作入口</ns0:t>
+            </ns0:r>
+          </ns0:p>
+          <ns0:p>
+            <ns0:pPr>
+              <ns0:jc ns0:val="center"/>
+            </ns0:pPr>
+            <ns0:r>
+              <ns0:drawing>
+                <ns2:inline>
+                  <ns2:extent cx="2057400" cy="4572000"/>
+                  <ns2:docPr id="9" name="Picture 9"/>
+                  <ns2:cNvGraphicFramePr>
+                    <ns3:graphicFrameLocks noChangeAspect="1"/>
+                  </ns2:cNvGraphicFramePr>
+                  <ns3:graphic>
+                    <ns3:graphicData uri="http://schemas.openxmlformats.org/drawingml/2006/picture">
+                      <ns4:pic>
+                        <ns4:nvPicPr>
+                          <ns4:cNvPr id="0" name="V1.0操作入口_20260512.png"/>
+                          <ns4:cNvPicPr/>
+                        </ns4:nvPicPr>
+                        <ns4:blipFill>
+                          <ns3:blip ns5:embed="rId14"/>
+                          <ns3:stretch>
+                            <ns3:fillRect/>
+                          </ns3:stretch>
+                        </ns4:blipFill>
+                        <ns4:spPr>
+                          <ns3:xfrm>
+                            <ns3:off x="0" y="0"/>
+                            <ns3:ext cx="2057400" cy="4572000"/>
+                          </ns3:xfrm>
+                          <ns3:prstGeom prst="rect"/>
+                        </ns4:spPr>
+                      </ns4:pic>
+                    </ns3:graphicData>
+                  </ns3:graphic>
+                </ns2:inline>
+              </ns0:drawing>
+            </ns0:r>
+          </ns0:p>
+        </ns0:tc>
+      </ns0:tr>
+    </ns0:tbl>
+    <ns0:p/>
+    <ns0:p>
+      <ns0:pPr>
+        <ns0:pStyle ns0:val="Heading3"/>
+      </ns0:pPr>
+      <ns0:r>
+        <ns0:t>模块三：LiteRT 端侧句子重要性分析模块</ns0:t>
+      </ns0:r>
+    </ns0:p>
+    <ns0:p>
+      <ns0:r>
+        <ns0:t>体现移动端机器学习整合。核心对象为 SentenceImportanceAnalyzer 和 SentenceImportanceClassifier。输入为句子、关键词、句子位置和总句数，输出为 SentenceImportance。模型输入 5 维特征：句子长度归一化、关键词重合度、位置分数、标点提示分数、总结提示词分数。模型文件为 android/app/src/main/assets/sentence_importance_model.tflite。</ns0:t>
+      </ns0:r>
+    </ns0:p>
+    <ns0:p>
+      <ns0:pPr>
+        <ns0:jc ns0:val="center"/>
+      </ns0:pPr>
+      <ns0:r>
+        <ns0:drawing>
+          <ns2:inline>
+            <ns2:extent cx="2560320" cy="5689600"/>
+            <ns2:docPr id="10" name="Picture 10"/>
+            <ns2:cNvGraphicFramePr>
+              <ns3:graphicFrameLocks noChangeAspect="1"/>
+            </ns2:cNvGraphicFramePr>
+            <ns3:graphic>
+              <ns3:graphicData uri="http://schemas.openxmlformats.org/drawingml/2006/picture">
+                <ns4:pic>
+                  <ns4:nvPicPr>
+                    <ns4:cNvPr id="0" name="V1.0LiteRT端侧分析_20260512.png"/>
+                    <ns4:cNvPicPr/>
+                  </ns4:nvPicPr>
+                  <ns4:blipFill>
+                    <ns3:blip ns5:embed="rId15"/>
+                    <ns3:stretch>
+                      <ns3:fillRect/>
+                    </ns3:stretch>
+                  </ns4:blipFill>
+                  <ns4:spPr>
+                    <ns3:xfrm>
+                      <ns3:off x="0" y="0"/>
+                      <ns3:ext cx="2560320" cy="5689600"/>
+                    </ns3:xfrm>
+                    <ns3:prstGeom prst="rect"/>
+                  </ns4:spPr>
+                </ns4:pic>
+              </ns3:graphicData>
+            </ns3:graphic>
+          </ns2:inline>
+        </ns0:drawing>
+      </ns0:r>
+    </ns0:p>
+    <ns0:p>
+      <ns0:pPr>
+        <ns0:jc ns0:val="center"/>
+      </ns0:pPr>
+      <ns0:r>
+        <ns0:rPr>
+          <ns0:sz ns0:val="18"/>
+        </ns0:rPr>
+        <ns0:t>图：LiteRT 端侧分析</ns0:t>
+      </ns0:r>
+    </ns0:p>
+    <ns0:p>
+      <ns0:pPr>
+        <ns0:pStyle ns0:val="Heading3"/>
+      </ns0:pPr>
+      <ns0:r>
+        <ns0:t>模块四：Agent 问答模块</ns0:t>
+      </ns0:r>
+    </ns0:p>
+    <ns0:p>
+      <ns0:r>
+        <ns0:t>围绕当前文章分析结果回答用户问题。当前版本统一说明为本地规则型阅读 Agent，回答内容主要来自摘要、关键词、复习题和知识卡片等本地分析结果。核心对象为 LocalReadingAgent。它根据问题意图识别返回概括、关键词、复习重点、复习题、知识卡片提示或综合回答。</ns0:t>
+      </ns0:r>
+    </ns0:p>
+    <ns0:tbl>
+      <ns0:tblPr>
+        <ns0:tblStyle ns0:val="TableGrid"/>
+        <ns0:tblW ns0:type="auto" ns0:w="0"/>
+        <ns0:tblLook ns0:firstColumn="1" ns0:firstRow="1" ns0:lastColumn="0" ns0:lastRow="0" ns0:noHBand="0" ns0:noVBand="1" ns0:val="04A0"/>
+      </ns0:tblPr>
+      <ns0:tblGrid>
+        <ns0:gridCol ns0:w="4824"/>
+        <ns0:gridCol ns0:w="4824"/>
+      </ns0:tblGrid>
+      <ns0:tr>
+        <ns0:tc>
+          <ns0:tcPr>
+            <ns0:tcW ns0:type="dxa" ns0:w="4824"/>
+          </ns0:tcPr>
+          <ns0:p>
+            <ns0:pPr>
+              <ns0:jc ns0:val="center"/>
+            </ns0:pPr>
+            <ns0:r>
+              <ns0:rPr>
+                <ns0:b/>
+              </ns0:rPr>
+              <ns0:t>Agent 问答</ns0:t>
+            </ns0:r>
+          </ns0:p>
+          <ns0:p>
+            <ns0:pPr>
+              <ns0:jc ns0:val="center"/>
+            </ns0:pPr>
+            <ns0:r>
+              <ns0:drawing>
+                <ns2:inline>
+                  <ns2:extent cx="2057400" cy="4572000"/>
+                  <ns2:docPr id="11" name="Picture 11"/>
+                  <ns2:cNvGraphicFramePr>
+                    <ns3:graphicFrameLocks noChangeAspect="1"/>
+                  </ns2:cNvGraphicFramePr>
+                  <ns3:graphic>
+                    <ns3:graphicData uri="http://schemas.openxmlformats.org/drawingml/2006/picture">
+                      <ns4:pic>
+                        <ns4:nvPicPr>
+                          <ns4:cNvPr id="0" name="V1.0Agent问答_20260512.png"/>
+                          <ns4:cNvPicPr/>
+                        </ns4:nvPicPr>
+                        <ns4:blipFill>
+                          <ns3:blip ns5:embed="rId16"/>
+                          <ns3:stretch>
+                            <ns3:fillRect/>
+                          </ns3:stretch>
+                        </ns4:blipFill>
+                        <ns4:spPr>
+                          <ns3:xfrm>
+                            <ns3:off x="0" y="0"/>
+                            <ns3:ext cx="2057400" cy="4572000"/>
+                          </ns3:xfrm>
+                          <ns3:prstGeom prst="rect"/>
+                        </ns4:spPr>
+                      </ns4:pic>
+                    </ns3:graphicData>
+                  </ns3:graphic>
+                </ns2:inline>
+              </ns0:drawing>
+            </ns0:r>
+          </ns0:p>
+        </ns0:tc>
+        <ns0:tc>
+          <ns0:tcPr>
+            <ns0:tcW ns0:type="dxa" ns0:w="4824"/>
+          </ns0:tcPr>
+          <ns0:p>
+            <ns0:pPr>
+              <ns0:jc ns0:val="center"/>
+            </ns0:pPr>
+            <ns0:r>
+              <ns0:rPr>
+                <ns0:b/>
+              </ns0:rPr>
+              <ns0:t>Agent 快捷问题</ns0:t>
+            </ns0:r>
+          </ns0:p>
+          <ns0:p>
+            <ns0:pPr>
+              <ns0:jc ns0:val="center"/>
+            </ns0:pPr>
+            <ns0:r>
+              <ns0:drawing>
+                <ns2:inline>
+                  <ns2:extent cx="2057400" cy="4572000"/>
+                  <ns2:docPr id="12" name="Picture 12"/>
+                  <ns2:cNvGraphicFramePr>
+                    <ns3:graphicFrameLocks noChangeAspect="1"/>
+                  </ns2:cNvGraphicFramePr>
+                  <ns3:graphic>
+                    <ns3:graphicData uri="http://schemas.openxmlformats.org/drawingml/2006/picture">
+                      <ns4:pic>
+                        <ns4:nvPicPr>
+                          <ns4:cNvPr id="0" name="V1.0Agent快捷问题_20260512.png"/>
+                          <ns4:cNvPicPr/>
+                        </ns4:nvPicPr>
+                        <ns4:blipFill>
+                          <ns3:blip ns5:embed="rId17"/>
+                          <ns3:stretch>
+                            <ns3:fillRect/>
+                          </ns3:stretch>
+                        </ns4:blipFill>
+                        <ns4:spPr>
+                          <ns3:xfrm>
+                            <ns3:off x="0" y="0"/>
+                            <ns3:ext cx="2057400" cy="4572000"/>
+                          </ns3:xfrm>
+                          <ns3:prstGeom prst="rect"/>
+                        </ns4:spPr>
+                      </ns4:pic>
+                    </ns3:graphicData>
+                  </ns3:graphic>
+                </ns2:inline>
+              </ns0:drawing>
+            </ns0:r>
+          </ns0:p>
+        </ns0:tc>
+      </ns0:tr>
+    </ns0:tbl>
+    <ns0:p/>
+    <ns0:p>
+      <ns0:pPr>
+        <ns0:pStyle ns0:val="Heading3"/>
+      </ns0:pPr>
+      <ns0:r>
+        <ns0:t>模块五：知识卡片与复习题模块</ns0:t>
+      </ns0:r>
+    </ns0:p>
+    <ns0:p>
+      <ns0:r>
+        <ns0:t>把分析结果转换为复习材料。输入为 ArticleAnalysis，输出为 KnowledgeCard 和 QuizQuestion。知识卡片包括概念、观点和复习类内容；复习题以简答题和参考答案形式展示。</ns0:t>
+      </ns0:r>
+    </ns0:p>
+    <ns0:tbl>
+      <ns0:tblPr>
+        <ns0:tblStyle ns0:val="TableGrid"/>
+        <ns0:tblW ns0:type="auto" ns0:w="0"/>
+        <ns0:tblLook ns0:firstColumn="1" ns0:firstRow="1" ns0:lastColumn="0" ns0:lastRow="0" ns0:noHBand="0" ns0:noVBand="1" ns0:val="04A0"/>
+      </ns0:tblPr>
+      <ns0:tblGrid>
+        <ns0:gridCol ns0:w="4824"/>
+        <ns0:gridCol ns0:w="4824"/>
+      </ns0:tblGrid>
+      <ns0:tr>
+        <ns0:tc>
+          <ns0:tcPr>
+            <ns0:tcW ns0:type="dxa" ns0:w="4824"/>
+          </ns0:tcPr>
+          <ns0:p>
+            <ns0:pPr>
+              <ns0:jc ns0:val="center"/>
+            </ns0:pPr>
+            <ns0:r>
+              <ns0:rPr>
+                <ns0:b/>
+              </ns0:rPr>
+              <ns0:t>知识卡片</ns0:t>
+            </ns0:r>
+          </ns0:p>
+          <ns0:p>
+            <ns0:pPr>
+              <ns0:jc ns0:val="center"/>
+            </ns0:pPr>
+            <ns0:r>
+              <ns0:drawing>
+                <ns2:inline>
+                  <ns2:extent cx="2057400" cy="4572000"/>
+                  <ns2:docPr id="13" name="Picture 13"/>
+                  <ns2:cNvGraphicFramePr>
+                    <ns3:graphicFrameLocks noChangeAspect="1"/>
+                  </ns2:cNvGraphicFramePr>
+                  <ns3:graphic>
+                    <ns3:graphicData uri="http://schemas.openxmlformats.org/drawingml/2006/picture">
+                      <ns4:pic>
+                        <ns4:nvPicPr>
+                          <ns4:cNvPr id="0" name="V1.0知识卡片_20260512.png"/>
+                          <ns4:cNvPicPr/>
+                        </ns4:nvPicPr>
+                        <ns4:blipFill>
+                          <ns3:blip ns5:embed="rId18"/>
+                          <ns3:stretch>
+                            <ns3:fillRect/>
+                          </ns3:stretch>
+                        </ns4:blipFill>
+                        <ns4:spPr>
+                          <ns3:xfrm>
+                            <ns3:off x="0" y="0"/>
+                            <ns3:ext cx="2057400" cy="4572000"/>
+                          </ns3:xfrm>
+                          <ns3:prstGeom prst="rect"/>
+                        </ns4:spPr>
+                      </ns4:pic>
+                    </ns3:graphicData>
+                  </ns3:graphic>
+                </ns2:inline>
+              </ns0:drawing>
+            </ns0:r>
+          </ns0:p>
+        </ns0:tc>
+        <ns0:tc>
+          <ns0:tcPr>
+            <ns0:tcW ns0:type="dxa" ns0:w="4824"/>
+          </ns0:tcPr>
+          <ns0:p>
+            <ns0:pPr>
+              <ns0:jc ns0:val="center"/>
+            </ns0:pPr>
+            <ns0:r>
+              <ns0:rPr>
+                <ns0:b/>
+              </ns0:rPr>
+              <ns0:t>复习题</ns0:t>
+            </ns0:r>
+          </ns0:p>
+          <ns0:p>
+            <ns0:pPr>
+              <ns0:jc ns0:val="center"/>
+            </ns0:pPr>
+            <ns0:r>
+              <ns0:drawing>
+                <ns2:inline>
+                  <ns2:extent cx="2057400" cy="4572000"/>
+                  <ns2:docPr id="14" name="Picture 14"/>
+                  <ns2:cNvGraphicFramePr>
+                    <ns3:graphicFrameLocks noChangeAspect="1"/>
+                  </ns2:cNvGraphicFramePr>
+                  <ns3:graphic>
+                    <ns3:graphicData uri="http://schemas.openxmlformats.org/drawingml/2006/picture">
+                      <ns4:pic>
+                        <ns4:nvPicPr>
+                          <ns4:cNvPr id="0" name="V1.0复习题_20260512.png"/>
+                          <ns4:cNvPicPr/>
+                        </ns4:nvPicPr>
+                        <ns4:blipFill>
+                          <ns3:blip ns5:embed="rId19"/>
+                          <ns3:stretch>
+                            <ns3:fillRect/>
+                          </ns3:stretch>
+                        </ns4:blipFill>
+                        <ns4:spPr>
+                          <ns3:xfrm>
+                            <ns3:off x="0" y="0"/>
+                            <ns3:ext cx="2057400" cy="4572000"/>
+                          </ns3:xfrm>
+                          <ns3:prstGeom prst="rect"/>
+                        </ns4:spPr>
+                      </ns4:pic>
+                    </ns3:graphicData>
+                  </ns3:graphic>
+                </ns2:inline>
+              </ns0:drawing>
+            </ns0:r>
+          </ns0:p>
+        </ns0:tc>
+      </ns0:tr>
+    </ns0:tbl>
+    <ns0:p/>
+    <ns0:p>
+      <ns0:pPr>
+        <ns0:pStyle ns0:val="Heading3"/>
+      </ns0:pPr>
+      <ns0:r>
+        <ns0:t>模块六：历史记录模块</ns0:t>
+      </ns0:r>
+    </ns0:p>
+    <ns0:p>
+      <ns0:r>
+        <ns0:t>保存最近 12 条分析记录，并支持恢复和清空。核心对象为 HistoryRepository。存储方式为 SharedPreferences 中的 JSON 数组，不使用数据库。该方案适合当前课程演示规模，后续如扩展为正式产品可迁移至 Room。</ns0:t>
+      </ns0:r>
+    </ns0:p>
+    <ns0:tbl>
+      <ns0:tblPr>
+        <ns0:tblStyle ns0:val="TableGrid"/>
+        <ns0:tblW ns0:type="auto" ns0:w="0"/>
+        <ns0:tblLook ns0:firstColumn="1" ns0:firstRow="1" ns0:lastColumn="0" ns0:lastRow="0" ns0:noHBand="0" ns0:noVBand="1" ns0:val="04A0"/>
+      </ns0:tblPr>
+      <ns0:tblGrid>
+        <ns0:gridCol ns0:w="4824"/>
+        <ns0:gridCol ns0:w="4824"/>
+      </ns0:tblGrid>
+      <ns0:tr>
+        <ns0:tc>
+          <ns0:tcPr>
+            <ns0:tcW ns0:type="dxa" ns0:w="4824"/>
+          </ns0:tcPr>
+          <ns0:p>
+            <ns0:pPr>
+              <ns0:jc ns0:val="center"/>
+            </ns0:pPr>
+            <ns0:r>
+              <ns0:rPr>
+                <ns0:b/>
+              </ns0:rPr>
+              <ns0:t>历史记录</ns0:t>
+            </ns0:r>
+          </ns0:p>
+          <ns0:p>
+            <ns0:pPr>
+              <ns0:jc ns0:val="center"/>
+            </ns0:pPr>
+            <ns0:r>
+              <ns0:drawing>
+                <ns2:inline>
+                  <ns2:extent cx="2057400" cy="4572000"/>
+                  <ns2:docPr id="15" name="Picture 15"/>
+                  <ns2:cNvGraphicFramePr>
+                    <ns3:graphicFrameLocks noChangeAspect="1"/>
+                  </ns2:cNvGraphicFramePr>
+                  <ns3:graphic>
+                    <ns3:graphicData uri="http://schemas.openxmlformats.org/drawingml/2006/picture">
+                      <ns4:pic>
+                        <ns4:nvPicPr>
+                          <ns4:cNvPr id="0" name="V1.0历史记录页_20260512.png"/>
+                          <ns4:cNvPicPr/>
+                        </ns4:nvPicPr>
+                        <ns4:blipFill>
+                          <ns3:blip ns5:embed="rId20"/>
+                          <ns3:stretch>
+                            <ns3:fillRect/>
+                          </ns3:stretch>
+                        </ns4:blipFill>
+                        <ns4:spPr>
+                          <ns3:xfrm>
+                            <ns3:off x="0" y="0"/>
+                            <ns3:ext cx="2057400" cy="4572000"/>
+                          </ns3:xfrm>
+                          <ns3:prstGeom prst="rect"/>
+                        </ns4:spPr>
+                      </ns4:pic>
+                    </ns3:graphicData>
+                  </ns3:graphic>
+                </ns2:inline>
+              </ns0:drawing>
+            </ns0:r>
+          </ns0:p>
+        </ns0:tc>
+        <ns0:tc>
+          <ns0:tcPr>
+            <ns0:tcW ns0:type="dxa" ns0:w="4824"/>
+          </ns0:tcPr>
+          <ns0:p>
+            <ns0:pPr>
+              <ns0:jc ns0:val="center"/>
+            </ns0:pPr>
+            <ns0:r>
+              <ns0:rPr>
+                <ns0:b/>
+              </ns0:rPr>
+              <ns0:t>历史恢复</ns0:t>
+            </ns0:r>
+          </ns0:p>
+          <ns0:p>
+            <ns0:pPr>
+              <ns0:jc ns0:val="center"/>
+            </ns0:pPr>
+            <ns0:r>
+              <ns0:drawing>
+                <ns2:inline>
+                  <ns2:extent cx="2057400" cy="4572000"/>
+                  <ns2:docPr id="16" name="Picture 16"/>
+                  <ns2:cNvGraphicFramePr>
+                    <ns3:graphicFrameLocks noChangeAspect="1"/>
+                  </ns2:cNvGraphicFramePr>
+                  <ns3:graphic>
+                    <ns3:graphicData uri="http://schemas.openxmlformats.org/drawingml/2006/picture">
+                      <ns4:pic>
+                        <ns4:nvPicPr>
+                          <ns4:cNvPr id="0" name="V1.0首页_20260512.png"/>
+                          <ns4:cNvPicPr/>
+                        </ns4:nvPicPr>
+                        <ns4:blipFill>
+                          <ns3:blip ns5:embed="rId9"/>
+                          <ns3:stretch>
+                            <ns3:fillRect/>
+                          </ns3:stretch>
+                        </ns4:blipFill>
+                        <ns4:spPr>
+                          <ns3:xfrm>
+                            <ns3:off x="0" y="0"/>
+                            <ns3:ext cx="2057400" cy="4572000"/>
+                          </ns3:xfrm>
+                          <ns3:prstGeom prst="rect"/>
+                        </ns4:spPr>
+                      </ns4:pic>
+                    </ns3:graphicData>
+                  </ns3:graphic>
+                </ns2:inline>
+              </ns0:drawing>
+            </ns0:r>
+          </ns0:p>
+        </ns0:tc>
+      </ns0:tr>
+    </ns0:tbl>
+    <ns0:p/>
+    <ns0:p>
+      <ns0:pPr>
+        <ns0:pStyle ns0:val="Heading3"/>
+      </ns0:pPr>
+      <ns0:r>
+        <ns0:t>模块七：UI 展示模块</ns0:t>
+      </ns0:r>
+    </ns0:p>
+    <ns0:p>
+      <ns0:r>
+        <ns0:t>使用 Jetpack Compose 组织首页、结果页、Agent 页面、知识卡片页面和历史记录页面。页面切换由 Screen 枚举控制，UI 状态由 Compose 的 remember 和 mutableStateOf 管理。界面强调课程演示时的可读性和操作路径清晰。</ns0:t>
+      </ns0:r>
+    </ns0:p>
+    <ns0:p>
+      <ns0:pPr>
+        <ns0:jc ns0:val="center"/>
+      </ns0:pPr>
+      <ns0:r>
+        <ns0:drawing>
+          <ns2:inline>
+            <ns2:extent cx="2560320" cy="5689600"/>
+            <ns2:docPr id="17" name="Picture 17"/>
+            <ns2:cNvGraphicFramePr>
+              <ns3:graphicFrameLocks noChangeAspect="1"/>
+            </ns2:cNvGraphicFramePr>
+            <ns3:graphic>
+              <ns3:graphicData uri="http://schemas.openxmlformats.org/drawingml/2006/picture">
+                <ns4:pic>
+                  <ns4:nvPicPr>
+                    <ns4:cNvPr id="0" name="V1.0清空历史记录_20260512.png"/>
+                    <ns4:cNvPicPr/>
+                  </ns4:nvPicPr>
+                  <ns4:blipFill>
+                    <ns3:blip ns5:embed="rId21"/>
+                    <ns3:stretch>
+                      <ns3:fillRect/>
+                    </ns3:stretch>
+                  </ns4:blipFill>
+                  <ns4:spPr>
+                    <ns3:xfrm>
+                      <ns3:off x="0" y="0"/>
+                      <ns3:ext cx="2560320" cy="5689600"/>
+                    </ns3:xfrm>
+                    <ns3:prstGeom prst="rect"/>
+                  </ns4:spPr>
+                </ns4:pic>
+              </ns3:graphicData>
+            </ns3:graphic>
+          </ns2:inline>
+        </ns0:drawing>
+      </ns0:r>
+    </ns0:p>
+    <ns0:p>
+      <ns0:pPr>
+        <ns0:jc ns0:val="center"/>
+      </ns0:pPr>
+      <ns0:r>
+        <ns0:rPr>
+          <ns0:sz ns0:val="18"/>
+        </ns0:rPr>
+        <ns0:t>图：清空历史记录</ns0:t>
+      </ns0:r>
+    </ns0:p>
+    <ns0:p>
+      <ns0:pPr>
+        <ns0:pStyle ns0:val="Heading2"/>
+      </ns0:pPr>
+      <ns0:r>
+        <ns0:t>3.4 附录：数据存储结构设计</ns0:t>
+      </ns0:r>
+    </ns0:p>
+    <ns0:tbl>
+      <ns0:tblPr>
+        <ns0:tblStyle ns0:val="TableGrid"/>
+        <ns0:tblW ns0:type="auto" ns0:w="0"/>
+        <ns0:tblLook ns0:firstColumn="1" ns0:firstRow="1" ns0:lastColumn="0" ns0:lastRow="0" ns0:noHBand="0" ns0:noVBand="1" ns0:val="04A0"/>
+      </ns0:tblPr>
+      <ns0:tblGrid>
+        <ns0:gridCol ns0:w="2412"/>
+        <ns0:gridCol ns0:w="2412"/>
+        <ns0:gridCol ns0:w="2412"/>
+        <ns0:gridCol ns0:w="2412"/>
+      </ns0:tblGrid>
+      <ns0:tr>
+        <ns0:tc>
+          <ns0:tcPr>
+            <ns0:tcW ns0:type="dxa" ns0:w="2412"/>
+          </ns0:tcPr>
+          <ns0:p>
+            <ns0:r>
+              <ns0:t>列名</ns0:t>
+            </ns0:r>
+          </ns0:p>
+        </ns0:tc>
+        <ns0:tc>
+          <ns0:tcPr>
+            <ns0:tcW ns0:type="dxa" ns0:w="2412"/>
+          </ns0:tcPr>
+          <ns0:p>
+            <ns0:r>
+              <ns0:t>数据类型</ns0:t>
+            </ns0:r>
+          </ns0:p>
+        </ns0:tc>
+        <ns0:tc>
+          <ns0:tcPr>
+            <ns0:tcW ns0:type="dxa" ns0:w="2412"/>
+          </ns0:tcPr>
+          <ns0:p>
+            <ns0:r>
+              <ns0:t>是否为空</ns0:t>
+            </ns0:r>
+          </ns0:p>
+        </ns0:tc>
+        <ns0:tc>
+          <ns0:tcPr>
+            <ns0:tcW ns0:type="dxa" ns0:w="2412"/>
+          </ns0:tcPr>
+          <ns0:p>
+            <ns0:r>
+              <ns0:t>说明</ns0:t>
+            </ns0:r>
+          </ns0:p>
+        </ns0:tc>
+      </ns0:tr>
+      <ns0:tr>
+        <ns0:tc>
+          <ns0:tcPr>
+            <ns0:tcW ns0:type="dxa" ns0:w="2412"/>
+          </ns0:tcPr>
+          <ns0:p>
+            <ns0:r>
+              <ns0:t>id</ns0:t>
+            </ns0:r>
+          </ns0:p>
+        </ns0:tc>
+        <ns0:tc>
+          <ns0:tcPr>
+            <ns0:tcW ns0:type="dxa" ns0:w="2412"/>
+          </ns0:tcPr>
+          <ns0:p>
+            <ns0:r>
+              <ns0:t>Long</ns0:t>
+            </ns0:r>
+          </ns0:p>
+        </ns0:tc>
+        <ns0:tc>
+          <ns0:tcPr>
+            <ns0:tcW ns0:type="dxa" ns0:w="2412"/>
+          </ns0:tcPr>
+          <ns0:p>
+            <ns0:r>
+              <ns0:t>否</ns0:t>
+            </ns0:r>
+          </ns0:p>
+        </ns0:tc>
+        <ns0:tc>
+          <ns0:tcPr>
+            <ns0:tcW ns0:type="dxa" ns0:w="2412"/>
+          </ns0:tcPr>
+          <ns0:p>
+            <ns0:r>
+              <ns0:t>历史记录唯一标识，使用保存时间戳。</ns0:t>
+            </ns0:r>
+          </ns0:p>
+        </ns0:tc>
+      </ns0:tr>
+      <ns0:tr>
+        <ns0:tc>
+          <ns0:tcPr>
+            <ns0:tcW ns0:type="dxa" ns0:w="2412"/>
+          </ns0:tcPr>
+          <ns0:p>
+            <ns0:r>
+              <ns0:t>title</ns0:t>
+            </ns0:r>
+          </ns0:p>
+        </ns0:tc>
+        <ns0:tc>
+          <ns0:tcPr>
+            <ns0:tcW ns0:type="dxa" ns0:w="2412"/>
+          </ns0:tcPr>
+          <ns0:p>
+            <ns0:r>
+              <ns0:t>String</ns0:t>
+            </ns0:r>
+          </ns0:p>
+        </ns0:tc>
+        <ns0:tc>
+          <ns0:tcPr>
+            <ns0:tcW ns0:type="dxa" ns0:w="2412"/>
+          </ns0:tcPr>
+          <ns0:p>
+            <ns0:r>
+              <ns0:t>否</ns0:t>
+            </ns0:r>
+          </ns0:p>
+        </ns0:tc>
+        <ns0:tc>
+          <ns0:tcPr>
+            <ns0:tcW ns0:type="dxa" ns0:w="2412"/>
+          </ns0:tcPr>
+          <ns0:p>
+            <ns0:r>
+              <ns0:t>历史记录标题，默认取一句话总结前 28 个字符。</ns0:t>
+            </ns0:r>
+          </ns0:p>
+        </ns0:tc>
+      </ns0:tr>
+      <ns0:tr>
+        <ns0:tc>
+          <ns0:tcPr>
+            <ns0:tcW ns0:type="dxa" ns0:w="2412"/>
+          </ns0:tcPr>
+          <ns0:p>
+            <ns0:r>
+              <ns0:t>preview</ns0:t>
+            </ns0:r>
+          </ns0:p>
+        </ns0:tc>
+        <ns0:tc>
+          <ns0:tcPr>
+            <ns0:tcW ns0:type="dxa" ns0:w="2412"/>
+          </ns0:tcPr>
+          <ns0:p>
+            <ns0:r>
+              <ns0:t>String</ns0:t>
+            </ns0:r>
+          </ns0:p>
+        </ns0:tc>
+        <ns0:tc>
+          <ns0:tcPr>
+            <ns0:tcW ns0:type="dxa" ns0:w="2412"/>
+          </ns0:tcPr>
+          <ns0:p>
+            <ns0:r>
+              <ns0:t>否</ns0:t>
+            </ns0:r>
+          </ns0:p>
+        </ns0:tc>
+        <ns0:tc>
+          <ns0:tcPr>
+            <ns0:tcW ns0:type="dxa" ns0:w="2412"/>
+          </ns0:tcPr>
+          <ns0:p>
+            <ns0:r>
+              <ns0:t>原文预览，列表页展示使用。</ns0:t>
+            </ns0:r>
+          </ns0:p>
+        </ns0:tc>
+      </ns0:tr>
+      <ns0:tr>
+        <ns0:tc>
+          <ns0:tcPr>
+            <ns0:tcW ns0:type="dxa" ns0:w="2412"/>
+          </ns0:tcPr>
+          <ns0:p>
+            <ns0:r>
+              <ns0:t>savedAt</ns0:t>
+            </ns0:r>
+          </ns0:p>
+        </ns0:tc>
+        <ns0:tc>
+          <ns0:tcPr>
+            <ns0:tcW ns0:type="dxa" ns0:w="2412"/>
+          </ns0:tcPr>
+          <ns0:p>
+            <ns0:r>
+              <ns0:t>Long</ns0:t>
+            </ns0:r>
+          </ns0:p>
+        </ns0:tc>
+        <ns0:tc>
+          <ns0:tcPr>
+            <ns0:tcW ns0:type="dxa" ns0:w="2412"/>
+          </ns0:tcPr>
+          <ns0:p>
+            <ns0:r>
+              <ns0:t>否</ns0:t>
+            </ns0:r>
+          </ns0:p>
+        </ns0:tc>
+        <ns0:tc>
+          <ns0:tcPr>
+            <ns0:tcW ns0:type="dxa" ns0:w="2412"/>
+          </ns0:tcPr>
+          <ns0:p>
+            <ns0:r>
+              <ns0:t>保存时间戳。</ns0:t>
+            </ns0:r>
+          </ns0:p>
+        </ns0:tc>
+      </ns0:tr>
+      <ns0:tr>
+        <ns0:tc>
+          <ns0:tcPr>
+            <ns0:tcW ns0:type="dxa" ns0:w="2412"/>
+          </ns0:tcPr>
+          <ns0:p>
+            <ns0:r>
+              <ns0:t>displayTime</ns0:t>
+            </ns0:r>
+          </ns0:p>
+        </ns0:tc>
+        <ns0:tc>
+          <ns0:tcPr>
+            <ns0:tcW ns0:type="dxa" ns0:w="2412"/>
+          </ns0:tcPr>
+          <ns0:p>
+            <ns0:r>
+              <ns0:t>String</ns0:t>
+            </ns0:r>
+          </ns0:p>
+        </ns0:tc>
+        <ns0:tc>
+          <ns0:tcPr>
+            <ns0:tcW ns0:type="dxa" ns0:w="2412"/>
+          </ns0:tcPr>
+          <ns0:p>
+            <ns0:r>
+              <ns0:t>否</ns0:t>
+            </ns0:r>
+          </ns0:p>
+        </ns0:tc>
+        <ns0:tc>
+          <ns0:tcPr>
+            <ns0:tcW ns0:type="dxa" ns0:w="2412"/>
+          </ns0:tcPr>
+          <ns0:p>
+            <ns0:r>
+              <ns0:t>格式化后的展示时间。</ns0:t>
+            </ns0:r>
+          </ns0:p>
+        </ns0:tc>
+      </ns0:tr>
+      <ns0:tr>
+        <ns0:tc>
+          <ns0:tcPr>
+            <ns0:tcW ns0:type="dxa" ns0:w="2412"/>
+          </ns0:tcPr>
+          <ns0:p>
+            <ns0:r>
+              <ns0:t>originalText</ns0:t>
+            </ns0:r>
+          </ns0:p>
+        </ns0:tc>
+        <ns0:tc>
+          <ns0:tcPr>
+            <ns0:tcW ns0:type="dxa" ns0:w="2412"/>
+          </ns0:tcPr>
+          <ns0:p>
+            <ns0:r>
+              <ns0:t>String</ns0:t>
+            </ns0:r>
+          </ns0:p>
+        </ns0:tc>
+        <ns0:tc>
+          <ns0:tcPr>
+            <ns0:tcW ns0:type="dxa" ns0:w="2412"/>
+          </ns0:tcPr>
+          <ns0:p>
+            <ns0:r>
+              <ns0:t>否</ns0:t>
+            </ns0:r>
+          </ns0:p>
+        </ns0:tc>
+        <ns0:tc>
+          <ns0:tcPr>
+            <ns0:tcW ns0:type="dxa" ns0:w="2412"/>
+          </ns0:tcPr>
+          <ns0:p>
+            <ns0:r>
+              <ns0:t>原始文本，用于恢复分析。</ns0:t>
+            </ns0:r>
+          </ns0:p>
+        </ns0:tc>
+      </ns0:tr>
+      <ns0:tr>
+        <ns0:tc>
+          <ns0:tcPr>
+            <ns0:tcW ns0:type="dxa" ns0:w="2412"/>
+          </ns0:tcPr>
+          <ns0:p>
+            <ns0:r>
+              <ns0:t>oneSentenceSummary</ns0:t>
+            </ns0:r>
+          </ns0:p>
+        </ns0:tc>
+        <ns0:tc>
+          <ns0:tcPr>
+            <ns0:tcW ns0:type="dxa" ns0:w="2412"/>
+          </ns0:tcPr>
+          <ns0:p>
+            <ns0:r>
+              <ns0:t>String</ns0:t>
+            </ns0:r>
+          </ns0:p>
+        </ns0:tc>
+        <ns0:tc>
+          <ns0:tcPr>
+            <ns0:tcW ns0:type="dxa" ns0:w="2412"/>
+          </ns0:tcPr>
+          <ns0:p>
+            <ns0:r>
+              <ns0:t>否</ns0:t>
+            </ns0:r>
+          </ns0:p>
+        </ns0:tc>
+        <ns0:tc>
+          <ns0:tcPr>
+            <ns0:tcW ns0:type="dxa" ns0:w="2412"/>
+          </ns0:tcPr>
+          <ns0:p>
+            <ns0:r>
+              <ns0:t>一句话总结。</ns0:t>
+            </ns0:r>
+          </ns0:p>
+        </ns0:tc>
+      </ns0:tr>
+      <ns0:tr>
+        <ns0:tc>
+          <ns0:tcPr>
+            <ns0:tcW ns0:type="dxa" ns0:w="2412"/>
+          </ns0:tcPr>
+          <ns0:p>
+            <ns0:r>
+              <ns0:t>keywords</ns0:t>
+            </ns0:r>
+          </ns0:p>
+        </ns0:tc>
+        <ns0:tc>
+          <ns0:tcPr>
+            <ns0:tcW ns0:type="dxa" ns0:w="2412"/>
+          </ns0:tcPr>
+          <ns0:p>
+            <ns0:r>
+              <ns0:t>JSON Array</ns0:t>
+            </ns0:r>
+          </ns0:p>
+        </ns0:tc>
+        <ns0:tc>
+          <ns0:tcPr>
+            <ns0:tcW ns0:type="dxa" ns0:w="2412"/>
+          </ns0:tcPr>
+          <ns0:p>
+            <ns0:r>
+              <ns0:t>否</ns0:t>
+            </ns0:r>
+          </ns0:p>
+        </ns0:tc>
+        <ns0:tc>
+          <ns0:tcPr>
+            <ns0:tcW ns0:type="dxa" ns0:w="2412"/>
+          </ns0:tcPr>
+          <ns0:p>
+            <ns0:r>
+              <ns0:t>关键词列表。</ns0:t>
+            </ns0:r>
+          </ns0:p>
+        </ns0:tc>
+      </ns0:tr>
+      <ns0:tr>
+        <ns0:tc>
+          <ns0:tcPr>
+            <ns0:tcW ns0:type="dxa" ns0:w="2412"/>
+          </ns0:tcPr>
+          <ns0:p>
+            <ns0:r>
+              <ns0:t>sentenceCount</ns0:t>
+            </ns0:r>
+          </ns0:p>
+        </ns0:tc>
+        <ns0:tc>
+          <ns0:tcPr>
+            <ns0:tcW ns0:type="dxa" ns0:w="2412"/>
+          </ns0:tcPr>
+          <ns0:p>
+            <ns0:r>
+              <ns0:t>Int</ns0:t>
+            </ns0:r>
+          </ns0:p>
+        </ns0:tc>
+        <ns0:tc>
+          <ns0:tcPr>
+            <ns0:tcW ns0:type="dxa" ns0:w="2412"/>
+          </ns0:tcPr>
+          <ns0:p>
+            <ns0:r>
+              <ns0:t>否</ns0:t>
+            </ns0:r>
+          </ns0:p>
+        </ns0:tc>
+        <ns0:tc>
+          <ns0:tcPr>
+            <ns0:tcW ns0:type="dxa" ns0:w="2412"/>
+          </ns0:tcPr>
+          <ns0:p>
+            <ns0:r>
+              <ns0:t>句子数量。</ns0:t>
+            </ns0:r>
+          </ns0:p>
+        </ns0:tc>
+      </ns0:tr>
+      <ns0:tr>
+        <ns0:tc>
+          <ns0:tcPr>
+            <ns0:tcW ns0:type="dxa" ns0:w="2412"/>
+          </ns0:tcPr>
+          <ns0:p>
+            <ns0:r>
+              <ns0:t>characterCount</ns0:t>
+            </ns0:r>
+          </ns0:p>
+        </ns0:tc>
+        <ns0:tc>
+          <ns0:tcPr>
+            <ns0:tcW ns0:type="dxa" ns0:w="2412"/>
+          </ns0:tcPr>
+          <ns0:p>
+            <ns0:r>
+              <ns0:t>Int</ns0:t>
+            </ns0:r>
+          </ns0:p>
+        </ns0:tc>
+        <ns0:tc>
+          <ns0:tcPr>
+            <ns0:tcW ns0:type="dxa" ns0:w="2412"/>
+          </ns0:tcPr>
+          <ns0:p>
+            <ns0:r>
+              <ns0:t>否</ns0:t>
+            </ns0:r>
+          </ns0:p>
+        </ns0:tc>
+        <ns0:tc>
+          <ns0:tcPr>
+            <ns0:tcW ns0:type="dxa" ns0:w="2412"/>
+          </ns0:tcPr>
+          <ns0:p>
+            <ns0:r>
+              <ns0:t>字符数量。</ns0:t>
+            </ns0:r>
+          </ns0:p>
+        </ns0:tc>
+      </ns0:tr>
+    </ns0:tbl>
+    <ns0:p/>
+    <ns0:p>
+      <ns0:r>
+        <ns0:t>历史记录存储在 SharedPreferences，名称为 smartread_history，键为 records。每次保存时，系统把新的记录放在列表首位，并过滤相同原文的旧记录，最多保留 12 条。清空历史记录时写入空数组。</ns0:t>
+      </ns0:r>
+    </ns0:p>
+    <ns0:sectPr ns0:rsidR="00FC693F" ns0:rsidRPr="0006063C" ns0:rsidSect="00034616">
+      <ns0:pgSz ns0:w="12240" ns0:h="15840"/>
+      <ns0:pgMar ns0:top="1296" ns0:right="1296" ns0:bottom="1152" ns0:left="1296" ns0:header="720" ns0:footer="720" ns0:gutter="0"/>
+      <ns0:cols ns0:space="720"/>
+      <ns0:docGrid ns0:linePitch="360"/>
+    </ns0:sectPr>
+  </ns0:body>
+</ns0:document>
 </file>
 
 <file path=word/numbering.xml><?xml version="1.0" encoding="utf-8"?>
